--- a/lessons/7-4/downloads/7-4-notes.docx
+++ b/lessons/7-4/downloads/7-4-notes.docx
@@ -311,6 +311,610 @@
         <w:rPr>
           <w:b/>
           <w:bCs/>
+          <w:color w:val="1FA6A2"/>
+          <w:sz w:val="26"/>
+          <w:szCs w:val="26"/>
+        </w:rPr>
+        <w:t xml:space="preserve">Turn &amp; Talk — Discussion Points  (Level 1 support · Level 2)</w:t>
+      </w:r>
+    </w:p>
+    <w:p>
+      <w:pPr>
+        <w:spacing w:after="60"/>
+      </w:pPr>
+      <w:r>
+        <w:rPr>
+          <w:i/>
+          <w:iCs/>
+          <w:color w:val="5F6F80"/>
+          <w:sz w:val="19"/>
+          <w:szCs w:val="19"/>
+        </w:rPr>
+        <w:t xml:space="preserve">Talk with a partner. Use the Level 1 stems if you need help getting started; try the Level 2 question when you are ready for more.</w:t>
+      </w:r>
+    </w:p>
+    <w:p>
+      <w:pPr>
+        <w:spacing w:after="60"/>
+      </w:pPr>
+      <w:r>
+        <w:rPr>
+          <w:b/>
+          <w:bCs/>
+          <w:color w:val="12355B"/>
+          <w:sz w:val="21"/>
+          <w:szCs w:val="21"/>
+        </w:rPr>
+        <w:t xml:space="preserve">1. [Launch] </w:t>
+      </w:r>
+      <w:r>
+        <w:rPr>
+          <w:b/>
+          <w:bCs/>
+          <w:sz w:val="21"/>
+          <w:szCs w:val="21"/>
+        </w:rPr>
+        <w:t xml:space="preserve">A witness says the suspect is 'at least 18 years old,' written as a ≥ 18. Why does the detective use an inequality here instead of an equation like a = 18?</w:t>
+      </w:r>
+    </w:p>
+    <w:p>
+      <w:pPr>
+        <w:spacing w:after="60"/>
+      </w:pPr>
+      <w:r>
+        <w:rPr>
+          <w:b/>
+          <w:bCs/>
+          <w:color w:val="1FA6A2"/>
+          <w:sz w:val="20"/>
+          <w:szCs w:val="20"/>
+        </w:rPr>
+        <w:t xml:space="preserve">Level 1 — Start here: </w:t>
+      </w:r>
+      <w:r>
+        <w:rPr>
+          <w:sz w:val="20"/>
+          <w:szCs w:val="20"/>
+        </w:rPr>
+        <w:t xml:space="preserve">The age could be 18 or any number greater, so it is not a single value.</w:t>
+      </w:r>
+    </w:p>
+    <w:p>
+      <w:pPr>
+        <w:spacing w:after="60"/>
+      </w:pPr>
+      <w:r>
+        <w:rPr>
+          <w:sz w:val="21"/>
+          <w:szCs w:val="21"/>
+        </w:rPr>
+        <w:t xml:space="preserve">An inequality fits better than an equation because ___.</w:t>
+      </w:r>
+      <w:r>
+        <w:rPr>
+          <w:i/>
+          <w:iCs/>
+          <w:color w:val="5F6F80"/>
+          <w:sz w:val="19"/>
+          <w:szCs w:val="19"/>
+        </w:rPr>
+        <w:br/>
+        <w:t xml:space="preserve">
+Una desigualdad encaja mejor que una ecuación porque ___.</w:t>
+      </w:r>
+    </w:p>
+    <w:p>
+      <w:pPr>
+        <w:spacing w:after="60"/>
+      </w:pPr>
+      <w:r>
+        <w:rPr>
+          <w:sz w:val="21"/>
+          <w:szCs w:val="21"/>
+        </w:rPr>
+        <w:t xml:space="preserve">'At least 18' means the age can be ___.</w:t>
+      </w:r>
+      <w:r>
+        <w:rPr>
+          <w:i/>
+          <w:iCs/>
+          <w:color w:val="5F6F80"/>
+          <w:sz w:val="19"/>
+          <w:szCs w:val="19"/>
+        </w:rPr>
+        <w:br/>
+        <w:t xml:space="preserve">
+'Al menos 18' significa que la edad puede ser ___.</w:t>
+      </w:r>
+    </w:p>
+    <w:p>
+      <w:pPr>
+        <w:spacing w:after="60"/>
+      </w:pPr>
+      <w:r>
+        <w:rPr>
+          <w:b/>
+          <w:bCs/>
+          <w:color w:val="12355B"/>
+          <w:sz w:val="20"/>
+          <w:szCs w:val="20"/>
+        </w:rPr>
+        <w:t xml:space="preserve">Word bank: </w:t>
+      </w:r>
+      <w:r>
+        <w:rPr>
+          <w:color w:val="1FA6A2"/>
+          <w:sz w:val="20"/>
+          <w:szCs w:val="20"/>
+        </w:rPr>
+        <w:t xml:space="preserve">inequality, greater than, less than, at least / at most</w:t>
+      </w:r>
+    </w:p>
+    <w:p>
+      <w:pPr>
+        <w:spacing w:after="60"/>
+      </w:pPr>
+      <w:r>
+        <w:rPr>
+          <w:b/>
+          <w:bCs/>
+          <w:color w:val="12355B"/>
+          <w:sz w:val="19"/>
+          <w:szCs w:val="19"/>
+        </w:rPr>
+        <w:t xml:space="preserve">Listen for: </w:t>
+      </w:r>
+      <w:r>
+        <w:rPr>
+          <w:i/>
+          <w:iCs/>
+          <w:color w:val="5F6F80"/>
+          <w:sz w:val="19"/>
+          <w:szCs w:val="19"/>
+        </w:rPr>
+        <w:t xml:space="preserve">Students explain that 'at least 18' allows many values (18 and up), so an inequality with ≥ captures it while an equation would force one value.</w:t>
+      </w:r>
+    </w:p>
+    <w:p>
+      <w:pPr>
+        <w:spacing w:after="60"/>
+      </w:pPr>
+      <w:r>
+        <w:rPr>
+          <w:b/>
+          <w:bCs/>
+          <w:color w:val="9A6B12"/>
+          <w:sz w:val="20"/>
+          <w:szCs w:val="20"/>
+        </w:rPr>
+        <w:t xml:space="preserve">Level 2: </w:t>
+      </w:r>
+      <w:r>
+        <w:rPr>
+          <w:sz w:val="20"/>
+          <w:szCs w:val="20"/>
+        </w:rPr>
+        <w:t xml:space="preserve">How would the meaning change if the clue used a &gt; 18 instead of a ≥ 18? Justify whether an 18-year-old still fits.</w:t>
+      </w:r>
+    </w:p>
+    <w:p>
+      <w:pPr>
+        <w:spacing w:after="60"/>
+        <w:ind w:left="360"/>
+      </w:pPr>
+      <w:r>
+        <w:rPr>
+          <w:sz w:val="20"/>
+          <w:szCs w:val="20"/>
+        </w:rPr>
+        <w:t xml:space="preserve">• With a &gt; 18 an 18-year-old would ___ because ___.</w:t>
+      </w:r>
+    </w:p>
+    <w:p>
+      <w:pPr>
+        <w:spacing w:after="60"/>
+        <w:ind w:left="360"/>
+      </w:pPr>
+      <w:r>
+        <w:rPr>
+          <w:sz w:val="20"/>
+          <w:szCs w:val="20"/>
+        </w:rPr>
+        <w:t xml:space="preserve">• The line under the symbol means ___.</w:t>
+      </w:r>
+    </w:p>
+    <w:p>
+      <w:pPr>
+        <w:spacing w:after="60"/>
+      </w:pPr>
+      <w:r>
+        <w:rPr>
+          <w:b/>
+          <w:bCs/>
+          <w:color w:val="12355B"/>
+          <w:sz w:val="21"/>
+          <w:szCs w:val="21"/>
+        </w:rPr>
+        <w:t xml:space="preserve">2. [Explore] </w:t>
+      </w:r>
+      <w:r>
+        <w:rPr>
+          <w:b/>
+          <w:bCs/>
+          <w:sz w:val="21"/>
+          <w:szCs w:val="21"/>
+        </w:rPr>
+        <w:t xml:space="preserve">How do the phrases 'at least' and 'at most' change which inequality symbol you choose compared to 'more than' and 'fewer than'?</w:t>
+      </w:r>
+    </w:p>
+    <w:p>
+      <w:pPr>
+        <w:spacing w:after="60"/>
+      </w:pPr>
+      <w:r>
+        <w:rPr>
+          <w:b/>
+          <w:bCs/>
+          <w:color w:val="1FA6A2"/>
+          <w:sz w:val="20"/>
+          <w:szCs w:val="20"/>
+        </w:rPr>
+        <w:t xml:space="preserve">Level 1 — Start here: </w:t>
+      </w:r>
+      <w:r>
+        <w:rPr>
+          <w:sz w:val="20"/>
+          <w:szCs w:val="20"/>
+        </w:rPr>
+        <w:t xml:space="preserve">'At least' and 'at most' include the number; 'more/fewer than' do not.</w:t>
+      </w:r>
+    </w:p>
+    <w:p>
+      <w:pPr>
+        <w:spacing w:after="60"/>
+      </w:pPr>
+      <w:r>
+        <w:rPr>
+          <w:sz w:val="21"/>
+          <w:szCs w:val="21"/>
+        </w:rPr>
+        <w:t xml:space="preserve">'At least' uses ___ because it ___ the number, but 'more than' uses ___.</w:t>
+      </w:r>
+      <w:r>
+        <w:rPr>
+          <w:i/>
+          <w:iCs/>
+          <w:color w:val="5F6F80"/>
+          <w:sz w:val="19"/>
+          <w:szCs w:val="19"/>
+        </w:rPr>
+        <w:br/>
+        <w:t xml:space="preserve">
+'Al menos' usa ___ porque ___ el número, pero 'más que' usa ___.</w:t>
+      </w:r>
+    </w:p>
+    <w:p>
+      <w:pPr>
+        <w:spacing w:after="60"/>
+      </w:pPr>
+      <w:r>
+        <w:rPr>
+          <w:sz w:val="21"/>
+          <w:szCs w:val="21"/>
+        </w:rPr>
+        <w:t xml:space="preserve">My inequality is ___ because the phrase says ___.</w:t>
+      </w:r>
+      <w:r>
+        <w:rPr>
+          <w:i/>
+          <w:iCs/>
+          <w:color w:val="5F6F80"/>
+          <w:sz w:val="19"/>
+          <w:szCs w:val="19"/>
+        </w:rPr>
+        <w:br/>
+        <w:t xml:space="preserve">
+Mi desigualdad es ___ porque la frase dice ___.</w:t>
+      </w:r>
+    </w:p>
+    <w:p>
+      <w:pPr>
+        <w:spacing w:after="60"/>
+      </w:pPr>
+      <w:r>
+        <w:rPr>
+          <w:b/>
+          <w:bCs/>
+          <w:color w:val="12355B"/>
+          <w:sz w:val="20"/>
+          <w:szCs w:val="20"/>
+        </w:rPr>
+        <w:t xml:space="preserve">Word bank: </w:t>
+      </w:r>
+      <w:r>
+        <w:rPr>
+          <w:color w:val="1FA6A2"/>
+          <w:sz w:val="20"/>
+          <w:szCs w:val="20"/>
+        </w:rPr>
+        <w:t xml:space="preserve">inequality, greater than, less than, at least / at most</w:t>
+      </w:r>
+    </w:p>
+    <w:p>
+      <w:pPr>
+        <w:spacing w:after="60"/>
+      </w:pPr>
+      <w:r>
+        <w:rPr>
+          <w:b/>
+          <w:bCs/>
+          <w:color w:val="12355B"/>
+          <w:sz w:val="19"/>
+          <w:szCs w:val="19"/>
+        </w:rPr>
+        <w:t xml:space="preserve">Listen for: </w:t>
+      </w:r>
+      <w:r>
+        <w:rPr>
+          <w:i/>
+          <w:iCs/>
+          <w:color w:val="5F6F80"/>
+          <w:sz w:val="19"/>
+          <w:szCs w:val="19"/>
+        </w:rPr>
+        <w:t xml:space="preserve">Students match 'at least' to ≥ and 'at most' to ≤ (include the value), and 'more than'/'fewer than' to &gt; and &lt; (exclude the value).</w:t>
+      </w:r>
+    </w:p>
+    <w:p>
+      <w:pPr>
+        <w:spacing w:after="60"/>
+      </w:pPr>
+      <w:r>
+        <w:rPr>
+          <w:b/>
+          <w:bCs/>
+          <w:color w:val="9A6B12"/>
+          <w:sz w:val="20"/>
+          <w:szCs w:val="20"/>
+        </w:rPr>
+        <w:t xml:space="preserve">Level 2: </w:t>
+      </w:r>
+      <w:r>
+        <w:rPr>
+          <w:sz w:val="20"/>
+          <w:szCs w:val="20"/>
+        </w:rPr>
+        <w:t xml:space="preserve">Compare 'no more than 8 exits' with 'fewer than 8 exits.' Could 8 exits be allowed in each case? Justify.</w:t>
+      </w:r>
+    </w:p>
+    <w:p>
+      <w:pPr>
+        <w:spacing w:after="60"/>
+        <w:ind w:left="360"/>
+      </w:pPr>
+      <w:r>
+        <w:rPr>
+          <w:sz w:val="20"/>
+          <w:szCs w:val="20"/>
+        </w:rPr>
+        <w:t xml:space="preserve">• 8 exits is allowed with ___ but not with ___ because ___.</w:t>
+      </w:r>
+    </w:p>
+    <w:p>
+      <w:pPr>
+        <w:spacing w:after="60"/>
+        <w:ind w:left="360"/>
+      </w:pPr>
+      <w:r>
+        <w:rPr>
+          <w:sz w:val="20"/>
+          <w:szCs w:val="20"/>
+        </w:rPr>
+        <w:t xml:space="preserve">• The difference is whether the number is ___.</w:t>
+      </w:r>
+    </w:p>
+    <w:p>
+      <w:pPr>
+        <w:spacing w:after="60"/>
+      </w:pPr>
+      <w:r>
+        <w:rPr>
+          <w:b/>
+          <w:bCs/>
+          <w:color w:val="12355B"/>
+          <w:sz w:val="21"/>
+          <w:szCs w:val="21"/>
+        </w:rPr>
+        <w:t xml:space="preserve">3. [Connect] </w:t>
+      </w:r>
+      <w:r>
+        <w:rPr>
+          <w:b/>
+          <w:bCs/>
+          <w:sz w:val="21"/>
+          <w:szCs w:val="21"/>
+        </w:rPr>
+        <w:t xml:space="preserve">Where do you see inequalities in real life, such as age limits or speed limits?</w:t>
+      </w:r>
+    </w:p>
+    <w:p>
+      <w:pPr>
+        <w:spacing w:after="60"/>
+      </w:pPr>
+      <w:r>
+        <w:rPr>
+          <w:b/>
+          <w:bCs/>
+          <w:color w:val="1FA6A2"/>
+          <w:sz w:val="20"/>
+          <w:szCs w:val="20"/>
+        </w:rPr>
+        <w:t xml:space="preserve">Level 1 — Start here: </w:t>
+      </w:r>
+      <w:r>
+        <w:rPr>
+          <w:sz w:val="20"/>
+          <w:szCs w:val="20"/>
+        </w:rPr>
+        <w:t xml:space="preserve">Many real rules describe a range of allowed values, not one value.</w:t>
+      </w:r>
+    </w:p>
+    <w:p>
+      <w:pPr>
+        <w:spacing w:after="60"/>
+      </w:pPr>
+      <w:r>
+        <w:rPr>
+          <w:sz w:val="21"/>
+          <w:szCs w:val="21"/>
+        </w:rPr>
+        <w:t xml:space="preserve">I see an inequality when ___, and I would write ___.</w:t>
+      </w:r>
+      <w:r>
+        <w:rPr>
+          <w:i/>
+          <w:iCs/>
+          <w:color w:val="5F6F80"/>
+          <w:sz w:val="19"/>
+          <w:szCs w:val="19"/>
+        </w:rPr>
+        <w:br/>
+        <w:t xml:space="preserve">
+Veo una desigualdad cuando ___, y escribiría ___.</w:t>
+      </w:r>
+    </w:p>
+    <w:p>
+      <w:pPr>
+        <w:spacing w:after="60"/>
+      </w:pPr>
+      <w:r>
+        <w:rPr>
+          <w:sz w:val="21"/>
+          <w:szCs w:val="21"/>
+        </w:rPr>
+        <w:t xml:space="preserve">This is an inequality, not an equation, because ___.</w:t>
+      </w:r>
+      <w:r>
+        <w:rPr>
+          <w:i/>
+          <w:iCs/>
+          <w:color w:val="5F6F80"/>
+          <w:sz w:val="19"/>
+          <w:szCs w:val="19"/>
+        </w:rPr>
+        <w:br/>
+        <w:t xml:space="preserve">
+Esto es una desigualdad, no una ecuación, porque ___.</w:t>
+      </w:r>
+    </w:p>
+    <w:p>
+      <w:pPr>
+        <w:spacing w:after="60"/>
+      </w:pPr>
+      <w:r>
+        <w:rPr>
+          <w:b/>
+          <w:bCs/>
+          <w:color w:val="12355B"/>
+          <w:sz w:val="20"/>
+          <w:szCs w:val="20"/>
+        </w:rPr>
+        <w:t xml:space="preserve">Word bank: </w:t>
+      </w:r>
+      <w:r>
+        <w:rPr>
+          <w:color w:val="1FA6A2"/>
+          <w:sz w:val="20"/>
+          <w:szCs w:val="20"/>
+        </w:rPr>
+        <w:t xml:space="preserve">inequality, greater than, less than, at least / at most</w:t>
+      </w:r>
+    </w:p>
+    <w:p>
+      <w:pPr>
+        <w:spacing w:after="60"/>
+      </w:pPr>
+      <w:r>
+        <w:rPr>
+          <w:b/>
+          <w:bCs/>
+          <w:color w:val="12355B"/>
+          <w:sz w:val="19"/>
+          <w:szCs w:val="19"/>
+        </w:rPr>
+        <w:t xml:space="preserve">Listen for: </w:t>
+      </w:r>
+      <w:r>
+        <w:rPr>
+          <w:i/>
+          <w:iCs/>
+          <w:color w:val="5F6F80"/>
+          <w:sz w:val="19"/>
+          <w:szCs w:val="19"/>
+        </w:rPr>
+        <w:t xml:space="preserve">Students give a real example (ride height, speed limit, ticket age) and write an inequality with the correct symbol for a range of values.</w:t>
+      </w:r>
+    </w:p>
+    <w:p>
+      <w:pPr>
+        <w:spacing w:after="60"/>
+      </w:pPr>
+      <w:r>
+        <w:rPr>
+          <w:b/>
+          <w:bCs/>
+          <w:color w:val="9A6B12"/>
+          <w:sz w:val="20"/>
+          <w:szCs w:val="20"/>
+        </w:rPr>
+        <w:t xml:space="preserve">Level 2: </w:t>
+      </w:r>
+      <w:r>
+        <w:rPr>
+          <w:sz w:val="20"/>
+          <w:szCs w:val="20"/>
+        </w:rPr>
+        <w:t xml:space="preserve">Critique: 'A speed limit of 25 mph means you must drive exactly 25.' Write the correct inequality and explain the real rule.</w:t>
+      </w:r>
+    </w:p>
+    <w:p>
+      <w:pPr>
+        <w:spacing w:after="60"/>
+        <w:ind w:left="360"/>
+      </w:pPr>
+      <w:r>
+        <w:rPr>
+          <w:sz w:val="20"/>
+          <w:szCs w:val="20"/>
+        </w:rPr>
+        <w:t xml:space="preserve">• This is wrong because a speed limit means ___.</w:t>
+      </w:r>
+    </w:p>
+    <w:p>
+      <w:pPr>
+        <w:spacing w:after="60"/>
+        <w:ind w:left="360"/>
+      </w:pPr>
+      <w:r>
+        <w:rPr>
+          <w:sz w:val="20"/>
+          <w:szCs w:val="20"/>
+        </w:rPr>
+        <w:t xml:space="preserve">• The correct inequality is ___ because ___.</w:t>
+      </w:r>
+    </w:p>
+    <w:p>
+      <w:pPr>
+        <w:pStyle w:val="Heading2"/>
+        <w:pBdr>
+          <w:left w:val="single" w:color="1FA6A2" w:sz="18" w:space="8"/>
+        </w:pBdr>
+        <w:spacing w:after="100" w:before="200"/>
+      </w:pPr>
+      <w:r>
+        <w:rPr>
+          <w:b/>
+          <w:bCs/>
           <w:color w:val="9A6B12"/>
           <w:sz w:val="26"/>
           <w:szCs w:val="26"/>
@@ -883,7 +1487,7 @@
           <w:sz w:val="21"/>
           <w:szCs w:val="21"/>
         </w:rPr>
-        <w:t xml:space="preserve">An inequality means ___.</w:t>
+        <w:t xml:space="preserve">An inequality fits better than an equation because ___.</w:t>
       </w:r>
       <w:r>
         <w:rPr>
@@ -895,19 +1499,19 @@
         </w:rPr>
         <w:br/>
         <w:t xml:space="preserve">
-Una desigualdad significa ___.</w:t>
-      </w:r>
-    </w:p>
-    <w:p>
-      <w:pPr>
-        <w:spacing w:after="60"/>
-      </w:pPr>
-      <w:r>
-        <w:rPr>
-          <w:sz w:val="21"/>
-          <w:szCs w:val="21"/>
-        </w:rPr>
-        <w:t xml:space="preserve">My inequality is ___.</w:t>
+Una desigualdad encaja mejor que una ecuación porque ___.</w:t>
+      </w:r>
+    </w:p>
+    <w:p>
+      <w:pPr>
+        <w:spacing w:after="60"/>
+      </w:pPr>
+      <w:r>
+        <w:rPr>
+          <w:sz w:val="21"/>
+          <w:szCs w:val="21"/>
+        </w:rPr>
+        <w:t xml:space="preserve">'At least 18' means the age can be ___.</w:t>
       </w:r>
       <w:r>
         <w:rPr>
@@ -919,19 +1523,19 @@
         </w:rPr>
         <w:br/>
         <w:t xml:space="preserve">
-Mi desigualdad es ___.</w:t>
-      </w:r>
-    </w:p>
-    <w:p>
-      <w:pPr>
-        <w:spacing w:after="60"/>
-      </w:pPr>
-      <w:r>
-        <w:rPr>
-          <w:sz w:val="21"/>
-          <w:szCs w:val="21"/>
-        </w:rPr>
-        <w:t xml:space="preserve">I see this when ___.</w:t>
+'Al menos 18' significa que la edad puede ser ___.</w:t>
+      </w:r>
+    </w:p>
+    <w:p>
+      <w:pPr>
+        <w:spacing w:after="60"/>
+      </w:pPr>
+      <w:r>
+        <w:rPr>
+          <w:sz w:val="21"/>
+          <w:szCs w:val="21"/>
+        </w:rPr>
+        <w:t xml:space="preserve">'At least' uses ___ because it ___ the number, but 'more than' uses ___.</w:t>
       </w:r>
       <w:r>
         <w:rPr>
@@ -943,7 +1547,7 @@
         </w:rPr>
         <w:br/>
         <w:t xml:space="preserve">
-Veo esto cuando ___.</w:t>
+'Al menos' usa ___ porque ___ el número, pero 'más que' usa ___.</w:t>
       </w:r>
     </w:p>
     <w:p>

--- a/lessons/7-4/downloads/7-4-notes.docx
+++ b/lessons/7-4/downloads/7-4-notes.docx
@@ -385,6 +385,43 @@
       </w:pPr>
       <w:r>
         <w:rPr>
+          <w:b/>
+          <w:bCs/>
+          <w:color w:val="1FA6A2"/>
+          <w:sz w:val="20"/>
+          <w:szCs w:val="20"/>
+        </w:rPr>
+        <w:t xml:space="preserve">Hint (optional): </w:t>
+      </w:r>
+      <w:r>
+        <w:rPr>
+          <w:sz w:val="20"/>
+          <w:szCs w:val="20"/>
+        </w:rPr>
+        <w:t xml:space="preserve">Try starting with the word "inequality" or "greater than". Re-read the question and underline what it is asking you to compare or find. Use one number or word from the problem as your evidence.</w:t>
+      </w:r>
+    </w:p>
+    <w:p>
+      <w:pPr>
+        <w:spacing w:after="60"/>
+      </w:pPr>
+      <w:r>
+        <w:rPr>
+          <w:b/>
+          <w:bCs/>
+          <w:color w:val="12355B"/>
+          <w:sz w:val="19"/>
+          <w:szCs w:val="19"/>
+        </w:rPr>
+        <w:t xml:space="preserve">Sentence starters (optional)</w:t>
+      </w:r>
+    </w:p>
+    <w:p>
+      <w:pPr>
+        <w:spacing w:after="60"/>
+      </w:pPr>
+      <w:r>
+        <w:rPr>
           <w:sz w:val="21"/>
           <w:szCs w:val="21"/>
         </w:rPr>
@@ -575,6 +612,43 @@
       </w:pPr>
       <w:r>
         <w:rPr>
+          <w:b/>
+          <w:bCs/>
+          <w:color w:val="1FA6A2"/>
+          <w:sz w:val="20"/>
+          <w:szCs w:val="20"/>
+        </w:rPr>
+        <w:t xml:space="preserve">Hint (optional): </w:t>
+      </w:r>
+      <w:r>
+        <w:rPr>
+          <w:sz w:val="20"/>
+          <w:szCs w:val="20"/>
+        </w:rPr>
+        <w:t xml:space="preserve">Try starting with the word "inequality" or "greater than". Re-read the question and underline what it is asking you to compare or find. Use one number or word from the problem as your evidence.</w:t>
+      </w:r>
+    </w:p>
+    <w:p>
+      <w:pPr>
+        <w:spacing w:after="60"/>
+      </w:pPr>
+      <w:r>
+        <w:rPr>
+          <w:b/>
+          <w:bCs/>
+          <w:color w:val="12355B"/>
+          <w:sz w:val="19"/>
+          <w:szCs w:val="19"/>
+        </w:rPr>
+        <w:t xml:space="preserve">Sentence starters (optional)</w:t>
+      </w:r>
+    </w:p>
+    <w:p>
+      <w:pPr>
+        <w:spacing w:after="60"/>
+      </w:pPr>
+      <w:r>
+        <w:rPr>
           <w:sz w:val="21"/>
           <w:szCs w:val="21"/>
         </w:rPr>
@@ -757,6 +831,43 @@
           <w:szCs w:val="20"/>
         </w:rPr>
         <w:t xml:space="preserve">Many real rules describe a range of allowed values, not one value.</w:t>
+      </w:r>
+    </w:p>
+    <w:p>
+      <w:pPr>
+        <w:spacing w:after="60"/>
+      </w:pPr>
+      <w:r>
+        <w:rPr>
+          <w:b/>
+          <w:bCs/>
+          <w:color w:val="1FA6A2"/>
+          <w:sz w:val="20"/>
+          <w:szCs w:val="20"/>
+        </w:rPr>
+        <w:t xml:space="preserve">Hint (optional): </w:t>
+      </w:r>
+      <w:r>
+        <w:rPr>
+          <w:sz w:val="20"/>
+          <w:szCs w:val="20"/>
+        </w:rPr>
+        <w:t xml:space="preserve">Try starting with the word "inequality" or "greater than". Re-read the question and underline what it is asking you to compare or find. Use one number or word from the problem as your evidence.</w:t>
+      </w:r>
+    </w:p>
+    <w:p>
+      <w:pPr>
+        <w:spacing w:after="60"/>
+      </w:pPr>
+      <w:r>
+        <w:rPr>
+          <w:b/>
+          <w:bCs/>
+          <w:color w:val="12355B"/>
+          <w:sz w:val="19"/>
+          <w:szCs w:val="19"/>
+        </w:rPr>
+        <w:t xml:space="preserve">Sentence starters (optional)</w:t>
       </w:r>
     </w:p>
     <w:p>

--- a/lessons/7-4/downloads/7-4-notes.docx
+++ b/lessons/7-4/downloads/7-4-notes.docx
@@ -97,6 +97,69 @@
       </w:pPr>
       <w:r>
         <w:rPr>
+          <w:i/>
+          <w:iCs/>
+          <w:color w:val="5F6F80"/>
+          <w:sz w:val="19"/>
+          <w:szCs w:val="19"/>
+        </w:rPr>
+        <w:t xml:space="preserve">Picture first, then the word, then a plain-language meaning.</w:t>
+      </w:r>
+    </w:p>
+    <w:p>
+      <w:pPr>
+        <w:keepNext/>
+        <w:spacing w:after="20" w:before="120"/>
+        <w:jc w:val="center"/>
+      </w:pPr>
+      <w:r>
+        <w:drawing>
+          <wp:inline distT="0" distB="0" distL="0" distR="0">
+            <wp:extent cx="1238250" cy="933450"/>
+            <wp:effectExtent t="0" r="0" b="0" l="0"/>
+            <wp:docPr id="1" name="" descr="" title=""/>
+            <wp:cNvGraphicFramePr>
+              <a:graphicFrameLocks xmlns:a="http://schemas.openxmlformats.org/drawingml/2006/main" noChangeAspect="1"/>
+            </wp:cNvGraphicFramePr>
+            <a:graphic xmlns:a="http://schemas.openxmlformats.org/drawingml/2006/main">
+              <a:graphicData uri="http://schemas.openxmlformats.org/drawingml/2006/picture">
+                <pic:pic xmlns:pic="http://schemas.openxmlformats.org/drawingml/2006/picture">
+                  <pic:nvPicPr>
+                    <pic:cNvPr id="0" name="" descr=""/>
+                    <pic:cNvPicPr>
+                      <a:picLocks noChangeAspect="1" noChangeArrowheads="1"/>
+                    </pic:cNvPicPr>
+                  </pic:nvPicPr>
+                  <pic:blipFill>
+                    <a:blip r:embed="rId9" cstate="none"/>
+                    <a:srcRect/>
+                    <a:stretch>
+                      <a:fillRect/>
+                    </a:stretch>
+                  </pic:blipFill>
+                  <pic:spPr bwMode="auto">
+                    <a:xfrm>
+                      <a:off x="0" y="0"/>
+                      <a:ext cx="1238250" cy="933450"/>
+                    </a:xfrm>
+                    <a:prstGeom prst="rect">
+                      <a:avLst/>
+                    </a:prstGeom>
+                  </pic:spPr>
+                </pic:pic>
+              </a:graphicData>
+            </a:graphic>
+          </wp:inline>
+        </w:drawing>
+      </w:r>
+    </w:p>
+    <w:p>
+      <w:pPr>
+        <w:keepNext/>
+        <w:spacing w:after="20"/>
+      </w:pPr>
+      <w:r>
+        <w:rPr>
           <w:b/>
           <w:bCs/>
           <w:color w:val="12355B"/>
@@ -118,7 +181,7 @@
     </w:p>
     <w:p>
       <w:pPr>
-        <w:spacing w:after="60"/>
+        <w:spacing w:after="160"/>
       </w:pPr>
       <w:r>
         <w:rPr>
@@ -130,22 +193,55 @@
     </w:p>
     <w:p>
       <w:pPr>
-        <w:spacing w:after="60"/>
-      </w:pPr>
-      <w:r>
-        <w:rPr>
-          <w:i/>
-          <w:iCs/>
-          <w:color w:val="5F6F80"/>
-          <w:sz w:val="19"/>
-          <w:szCs w:val="19"/>
-        </w:rPr>
-        <w:t xml:space="preserve">x &gt; 5 means x can be 6, 7, 8, ... — any number greater than 5</w:t>
-      </w:r>
-    </w:p>
-    <w:p>
-      <w:pPr>
-        <w:spacing w:after="60"/>
+        <w:keepNext/>
+        <w:spacing w:after="20" w:before="120"/>
+        <w:jc w:val="center"/>
+      </w:pPr>
+      <w:r>
+        <w:drawing>
+          <wp:inline distT="0" distB="0" distL="0" distR="0">
+            <wp:extent cx="1238250" cy="933450"/>
+            <wp:effectExtent t="0" r="0" b="0" l="0"/>
+            <wp:docPr id="1" name="" descr="" title=""/>
+            <wp:cNvGraphicFramePr>
+              <a:graphicFrameLocks xmlns:a="http://schemas.openxmlformats.org/drawingml/2006/main" noChangeAspect="1"/>
+            </wp:cNvGraphicFramePr>
+            <a:graphic xmlns:a="http://schemas.openxmlformats.org/drawingml/2006/main">
+              <a:graphicData uri="http://schemas.openxmlformats.org/drawingml/2006/picture">
+                <pic:pic xmlns:pic="http://schemas.openxmlformats.org/drawingml/2006/picture">
+                  <pic:nvPicPr>
+                    <pic:cNvPr id="0" name="" descr=""/>
+                    <pic:cNvPicPr>
+                      <a:picLocks noChangeAspect="1" noChangeArrowheads="1"/>
+                    </pic:cNvPicPr>
+                  </pic:nvPicPr>
+                  <pic:blipFill>
+                    <a:blip r:embed="rId9" cstate="none"/>
+                    <a:srcRect/>
+                    <a:stretch>
+                      <a:fillRect/>
+                    </a:stretch>
+                  </pic:blipFill>
+                  <pic:spPr bwMode="auto">
+                    <a:xfrm>
+                      <a:off x="0" y="0"/>
+                      <a:ext cx="1238250" cy="933450"/>
+                    </a:xfrm>
+                    <a:prstGeom prst="rect">
+                      <a:avLst/>
+                    </a:prstGeom>
+                  </pic:spPr>
+                </pic:pic>
+              </a:graphicData>
+            </a:graphic>
+          </wp:inline>
+        </w:drawing>
+      </w:r>
+    </w:p>
+    <w:p>
+      <w:pPr>
+        <w:keepNext/>
+        <w:spacing w:after="20"/>
       </w:pPr>
       <w:r>
         <w:rPr>
@@ -170,7 +266,7 @@
     </w:p>
     <w:p>
       <w:pPr>
-        <w:spacing w:after="60"/>
+        <w:spacing w:after="160"/>
       </w:pPr>
       <w:r>
         <w:rPr>
@@ -182,22 +278,55 @@
     </w:p>
     <w:p>
       <w:pPr>
-        <w:spacing w:after="60"/>
-      </w:pPr>
-      <w:r>
-        <w:rPr>
-          <w:i/>
-          <w:iCs/>
-          <w:color w:val="5F6F80"/>
-          <w:sz w:val="19"/>
-          <w:szCs w:val="19"/>
-        </w:rPr>
-        <w:t xml:space="preserve">8 &gt; 3 — eight is larger than three</w:t>
-      </w:r>
-    </w:p>
-    <w:p>
-      <w:pPr>
-        <w:spacing w:after="60"/>
+        <w:keepNext/>
+        <w:spacing w:after="20" w:before="120"/>
+        <w:jc w:val="center"/>
+      </w:pPr>
+      <w:r>
+        <w:drawing>
+          <wp:inline distT="0" distB="0" distL="0" distR="0">
+            <wp:extent cx="1238250" cy="933450"/>
+            <wp:effectExtent t="0" r="0" b="0" l="0"/>
+            <wp:docPr id="1" name="" descr="" title=""/>
+            <wp:cNvGraphicFramePr>
+              <a:graphicFrameLocks xmlns:a="http://schemas.openxmlformats.org/drawingml/2006/main" noChangeAspect="1"/>
+            </wp:cNvGraphicFramePr>
+            <a:graphic xmlns:a="http://schemas.openxmlformats.org/drawingml/2006/main">
+              <a:graphicData uri="http://schemas.openxmlformats.org/drawingml/2006/picture">
+                <pic:pic xmlns:pic="http://schemas.openxmlformats.org/drawingml/2006/picture">
+                  <pic:nvPicPr>
+                    <pic:cNvPr id="0" name="" descr=""/>
+                    <pic:cNvPicPr>
+                      <a:picLocks noChangeAspect="1" noChangeArrowheads="1"/>
+                    </pic:cNvPicPr>
+                  </pic:nvPicPr>
+                  <pic:blipFill>
+                    <a:blip r:embed="rId9" cstate="none"/>
+                    <a:srcRect/>
+                    <a:stretch>
+                      <a:fillRect/>
+                    </a:stretch>
+                  </pic:blipFill>
+                  <pic:spPr bwMode="auto">
+                    <a:xfrm>
+                      <a:off x="0" y="0"/>
+                      <a:ext cx="1238250" cy="933450"/>
+                    </a:xfrm>
+                    <a:prstGeom prst="rect">
+                      <a:avLst/>
+                    </a:prstGeom>
+                  </pic:spPr>
+                </pic:pic>
+              </a:graphicData>
+            </a:graphic>
+          </wp:inline>
+        </w:drawing>
+      </w:r>
+    </w:p>
+    <w:p>
+      <w:pPr>
+        <w:keepNext/>
+        <w:spacing w:after="20"/>
       </w:pPr>
       <w:r>
         <w:rPr>
@@ -222,7 +351,7 @@
     </w:p>
     <w:p>
       <w:pPr>
-        <w:spacing w:after="60"/>
+        <w:spacing w:after="160"/>
       </w:pPr>
       <w:r>
         <w:rPr>
@@ -234,22 +363,55 @@
     </w:p>
     <w:p>
       <w:pPr>
-        <w:spacing w:after="60"/>
-      </w:pPr>
-      <w:r>
-        <w:rPr>
-          <w:i/>
-          <w:iCs/>
-          <w:color w:val="5F6F80"/>
-          <w:sz w:val="19"/>
-          <w:szCs w:val="19"/>
-        </w:rPr>
-        <w:t xml:space="preserve">2 &lt; 7 — two is smaller than seven</w:t>
-      </w:r>
-    </w:p>
-    <w:p>
-      <w:pPr>
-        <w:spacing w:after="60"/>
+        <w:keepNext/>
+        <w:spacing w:after="20" w:before="120"/>
+        <w:jc w:val="center"/>
+      </w:pPr>
+      <w:r>
+        <w:drawing>
+          <wp:inline distT="0" distB="0" distL="0" distR="0">
+            <wp:extent cx="1238250" cy="933450"/>
+            <wp:effectExtent t="0" r="0" b="0" l="0"/>
+            <wp:docPr id="1" name="" descr="" title=""/>
+            <wp:cNvGraphicFramePr>
+              <a:graphicFrameLocks xmlns:a="http://schemas.openxmlformats.org/drawingml/2006/main" noChangeAspect="1"/>
+            </wp:cNvGraphicFramePr>
+            <a:graphic xmlns:a="http://schemas.openxmlformats.org/drawingml/2006/main">
+              <a:graphicData uri="http://schemas.openxmlformats.org/drawingml/2006/picture">
+                <pic:pic xmlns:pic="http://schemas.openxmlformats.org/drawingml/2006/picture">
+                  <pic:nvPicPr>
+                    <pic:cNvPr id="0" name="" descr=""/>
+                    <pic:cNvPicPr>
+                      <a:picLocks noChangeAspect="1" noChangeArrowheads="1"/>
+                    </pic:cNvPicPr>
+                  </pic:nvPicPr>
+                  <pic:blipFill>
+                    <a:blip r:embed="rId9" cstate="none"/>
+                    <a:srcRect/>
+                    <a:stretch>
+                      <a:fillRect/>
+                    </a:stretch>
+                  </pic:blipFill>
+                  <pic:spPr bwMode="auto">
+                    <a:xfrm>
+                      <a:off x="0" y="0"/>
+                      <a:ext cx="1238250" cy="933450"/>
+                    </a:xfrm>
+                    <a:prstGeom prst="rect">
+                      <a:avLst/>
+                    </a:prstGeom>
+                  </pic:spPr>
+                </pic:pic>
+              </a:graphicData>
+            </a:graphic>
+          </wp:inline>
+        </w:drawing>
+      </w:r>
+    </w:p>
+    <w:p>
+      <w:pPr>
+        <w:keepNext/>
+        <w:spacing w:after="20"/>
       </w:pPr>
       <w:r>
         <w:rPr>
@@ -274,7 +436,7 @@
     </w:p>
     <w:p>
       <w:pPr>
-        <w:spacing w:after="60"/>
+        <w:spacing w:after="160"/>
       </w:pPr>
       <w:r>
         <w:rPr>
@@ -282,21 +444,6 @@
           <w:szCs w:val="21"/>
         </w:rPr>
         <w:t xml:space="preserve">'At least' means ≥. 'At most' means ≤.</w:t>
-      </w:r>
-    </w:p>
-    <w:p>
-      <w:pPr>
-        <w:spacing w:after="60"/>
-      </w:pPr>
-      <w:r>
-        <w:rPr>
-          <w:i/>
-          <w:iCs/>
-          <w:color w:val="5F6F80"/>
-          <w:sz w:val="19"/>
-          <w:szCs w:val="19"/>
-        </w:rPr>
-        <w:t xml:space="preserve">'At least 10 players' → p ≥ 10 (could be 10, 11, 12, ...); 'At most 5 tries' → t ≤ 5 (could be 5, 4, 3, ...)</w:t>
       </w:r>
     </w:p>
     <w:p>

--- a/lessons/7-4/downloads/7-4-notes.docx
+++ b/lessons/7-4/downloads/7-4-notes.docx
@@ -444,6 +444,176 @@
           <w:szCs w:val="21"/>
         </w:rPr>
         <w:t xml:space="preserve">'At least' means ≥. 'At most' means ≤.</w:t>
+      </w:r>
+    </w:p>
+    <w:p>
+      <w:pPr>
+        <w:keepNext/>
+        <w:spacing w:after="20" w:before="120"/>
+        <w:jc w:val="center"/>
+      </w:pPr>
+      <w:r>
+        <w:drawing>
+          <wp:inline distT="0" distB="0" distL="0" distR="0">
+            <wp:extent cx="1238250" cy="933450"/>
+            <wp:effectExtent t="0" r="0" b="0" l="0"/>
+            <wp:docPr id="1" name="" descr="" title=""/>
+            <wp:cNvGraphicFramePr>
+              <a:graphicFrameLocks xmlns:a="http://schemas.openxmlformats.org/drawingml/2006/main" noChangeAspect="1"/>
+            </wp:cNvGraphicFramePr>
+            <a:graphic xmlns:a="http://schemas.openxmlformats.org/drawingml/2006/main">
+              <a:graphicData uri="http://schemas.openxmlformats.org/drawingml/2006/picture">
+                <pic:pic xmlns:pic="http://schemas.openxmlformats.org/drawingml/2006/picture">
+                  <pic:nvPicPr>
+                    <pic:cNvPr id="0" name="" descr=""/>
+                    <pic:cNvPicPr>
+                      <a:picLocks noChangeAspect="1" noChangeArrowheads="1"/>
+                    </pic:cNvPicPr>
+                  </pic:nvPicPr>
+                  <pic:blipFill>
+                    <a:blip r:embed="rId10" cstate="none"/>
+                    <a:srcRect/>
+                    <a:stretch>
+                      <a:fillRect/>
+                    </a:stretch>
+                  </pic:blipFill>
+                  <pic:spPr bwMode="auto">
+                    <a:xfrm>
+                      <a:off x="0" y="0"/>
+                      <a:ext cx="1238250" cy="933450"/>
+                    </a:xfrm>
+                    <a:prstGeom prst="rect">
+                      <a:avLst/>
+                    </a:prstGeom>
+                  </pic:spPr>
+                </pic:pic>
+              </a:graphicData>
+            </a:graphic>
+          </wp:inline>
+        </w:drawing>
+      </w:r>
+    </w:p>
+    <w:p>
+      <w:pPr>
+        <w:keepNext/>
+        <w:spacing w:after="20"/>
+      </w:pPr>
+      <w:r>
+        <w:rPr>
+          <w:b/>
+          <w:bCs/>
+          <w:color w:val="12355B"/>
+          <w:sz w:val="23"/>
+          <w:szCs w:val="23"/>
+        </w:rPr>
+        <w:t xml:space="preserve">Variable</w:t>
+      </w:r>
+      <w:r>
+        <w:rPr>
+          <w:i/>
+          <w:iCs/>
+          <w:color w:val="5F6F80"/>
+          <w:sz w:val="20"/>
+          <w:szCs w:val="20"/>
+        </w:rPr>
+        <w:t xml:space="preserve">  ·  Variable</w:t>
+      </w:r>
+    </w:p>
+    <w:p>
+      <w:pPr>
+        <w:spacing w:after="160"/>
+      </w:pPr>
+      <w:r>
+        <w:rPr>
+          <w:sz w:val="21"/>
+          <w:szCs w:val="21"/>
+        </w:rPr>
+        <w:t xml:space="preserve">A letter that stands for an unknown number.</w:t>
+      </w:r>
+    </w:p>
+    <w:p>
+      <w:pPr>
+        <w:keepNext/>
+        <w:spacing w:after="20" w:before="120"/>
+        <w:jc w:val="center"/>
+      </w:pPr>
+      <w:r>
+        <w:drawing>
+          <wp:inline distT="0" distB="0" distL="0" distR="0">
+            <wp:extent cx="1238250" cy="933450"/>
+            <wp:effectExtent t="0" r="0" b="0" l="0"/>
+            <wp:docPr id="1" name="" descr="" title=""/>
+            <wp:cNvGraphicFramePr>
+              <a:graphicFrameLocks xmlns:a="http://schemas.openxmlformats.org/drawingml/2006/main" noChangeAspect="1"/>
+            </wp:cNvGraphicFramePr>
+            <a:graphic xmlns:a="http://schemas.openxmlformats.org/drawingml/2006/main">
+              <a:graphicData uri="http://schemas.openxmlformats.org/drawingml/2006/picture">
+                <pic:pic xmlns:pic="http://schemas.openxmlformats.org/drawingml/2006/picture">
+                  <pic:nvPicPr>
+                    <pic:cNvPr id="0" name="" descr=""/>
+                    <pic:cNvPicPr>
+                      <a:picLocks noChangeAspect="1" noChangeArrowheads="1"/>
+                    </pic:cNvPicPr>
+                  </pic:nvPicPr>
+                  <pic:blipFill>
+                    <a:blip r:embed="rId11" cstate="none"/>
+                    <a:srcRect/>
+                    <a:stretch>
+                      <a:fillRect/>
+                    </a:stretch>
+                  </pic:blipFill>
+                  <pic:spPr bwMode="auto">
+                    <a:xfrm>
+                      <a:off x="0" y="0"/>
+                      <a:ext cx="1238250" cy="933450"/>
+                    </a:xfrm>
+                    <a:prstGeom prst="rect">
+                      <a:avLst/>
+                    </a:prstGeom>
+                  </pic:spPr>
+                </pic:pic>
+              </a:graphicData>
+            </a:graphic>
+          </wp:inline>
+        </w:drawing>
+      </w:r>
+    </w:p>
+    <w:p>
+      <w:pPr>
+        <w:keepNext/>
+        <w:spacing w:after="20"/>
+      </w:pPr>
+      <w:r>
+        <w:rPr>
+          <w:b/>
+          <w:bCs/>
+          <w:color w:val="12355B"/>
+          <w:sz w:val="23"/>
+          <w:szCs w:val="23"/>
+        </w:rPr>
+        <w:t xml:space="preserve">No more than</w:t>
+      </w:r>
+      <w:r>
+        <w:rPr>
+          <w:i/>
+          <w:iCs/>
+          <w:color w:val="5F6F80"/>
+          <w:sz w:val="20"/>
+          <w:szCs w:val="20"/>
+        </w:rPr>
+        <w:t xml:space="preserve">  ·  No más de</w:t>
+      </w:r>
+    </w:p>
+    <w:p>
+      <w:pPr>
+        <w:spacing w:after="160"/>
+      </w:pPr>
+      <w:r>
+        <w:rPr>
+          <w:sz w:val="21"/>
+          <w:szCs w:val="21"/>
+        </w:rPr>
+        <w:t xml:space="preserve">A phrase meaning less than or equal to (≤).</w:t>
       </w:r>
     </w:p>
     <w:p>

--- a/lessons/7-4/downloads/7-4-notes.docx
+++ b/lessons/7-4/downloads/7-4-notes.docx
@@ -1377,7 +1377,7 @@
           <w:sz w:val="24"/>
           <w:szCs w:val="24"/>
         </w:rPr>
-        <w:t xml:space="preserve">Try the Model</w:t>
+        <w:t xml:space="preserve">Solved Example</w:t>
       </w:r>
       <w:r>
         <w:rPr>
@@ -1387,90 +1387,130 @@
           <w:sz w:val="19"/>
           <w:szCs w:val="19"/>
         </w:rPr>
-        <w:t xml:space="preserve">   step through it together</w:t>
-      </w:r>
-    </w:p>
-    <w:p>
-      <w:pPr>
-        <w:spacing w:after="80"/>
-      </w:pPr>
-      <w:r>
-        <w:rPr>
-          <w:sz w:val="21"/>
-          <w:szCs w:val="21"/>
-        </w:rPr>
-        <w:t xml:space="preserve">Match each phrase to the correct inequality symbol. Drag each phrase card into the matching symbol category.</w:t>
-      </w:r>
-    </w:p>
-    <w:p>
-      <w:pPr>
+        <w:t xml:space="preserve">   I Do — watch each step</w:t>
+      </w:r>
+    </w:p>
+    <w:p>
+      <w:pPr>
+        <w:keepNext/>
         <w:spacing w:after="40"/>
       </w:pPr>
       <w:r>
-        <w:t xml:space="preserve"/>
-      </w:r>
-    </w:p>
-    <w:tbl>
-      <w:tblPr>
-        <w:tblW w:type="pct" w:w="100%"/>
-        <w:tblBorders>
-          <w:top w:val="single" w:color="C7D2DD" w:sz="6"/>
-          <w:left w:val="single" w:color="C7D2DD" w:sz="6"/>
-          <w:bottom w:val="single" w:color="C7D2DD" w:sz="6"/>
-          <w:right w:val="single" w:color="C7D2DD" w:sz="6"/>
-          <w:insideH w:val="single" w:color="auto" w:sz="4"/>
-          <w:insideV w:val="single" w:color="auto" w:sz="4"/>
-        </w:tblBorders>
-      </w:tblPr>
-      <w:tblGrid>
-        <w:gridCol w:w="100"/>
-      </w:tblGrid>
-      <w:tr>
-        <w:tc>
-          <w:tcPr>
-            <w:shd w:fill="E6F4F3" w:color="auto" w:val="clear"/>
-            <w:tcMar>
-              <w:top w:type="dxa" w:w="60"/>
-              <w:left w:type="dxa" w:w="120"/>
-              <w:bottom w:type="dxa" w:w="60"/>
-              <w:right w:type="dxa" w:w="120"/>
-            </w:tcMar>
-          </w:tcPr>
-          <w:p>
-            <w:pPr>
-              <w:spacing w:after="0" w:line="320"/>
-            </w:pPr>
-            <w:r>
-              <w:t xml:space="preserve"/>
-            </w:r>
-          </w:p>
-          <w:p>
-            <w:pPr>
-              <w:spacing w:after="0" w:line="320"/>
-            </w:pPr>
-            <w:r>
-              <w:t xml:space="preserve"/>
-            </w:r>
-          </w:p>
-          <w:p>
-            <w:pPr>
-              <w:spacing w:after="0" w:line="320"/>
-            </w:pPr>
-            <w:r>
-              <w:t xml:space="preserve"/>
-            </w:r>
-          </w:p>
-          <w:p>
-            <w:pPr>
-              <w:spacing w:after="0" w:line="320"/>
-            </w:pPr>
-            <w:r>
-              <w:t xml:space="preserve"/>
-            </w:r>
-          </w:p>
-        </w:tc>
-      </w:tr>
-    </w:tbl>
+        <w:rPr>
+          <w:b/>
+          <w:bCs/>
+          <w:color w:val="12355B"/>
+          <w:sz w:val="21"/>
+          <w:szCs w:val="21"/>
+        </w:rPr>
+        <w:t xml:space="preserve">Problem:  </w:t>
+      </w:r>
+      <w:r>
+        <w:rPr>
+          <w:sz w:val="21"/>
+          <w:szCs w:val="21"/>
+        </w:rPr>
+        <w:t xml:space="preserve">Which inequality represents: 'The temperature is less than 40 degrees'?</w:t>
+      </w:r>
+    </w:p>
+    <w:p>
+      <w:pPr>
+        <w:spacing w:after="30"/>
+        <w:ind w:left="420"/>
+      </w:pPr>
+      <w:r>
+        <w:rPr>
+          <w:sz w:val="20"/>
+          <w:szCs w:val="20"/>
+        </w:rPr>
+        <w:t xml:space="preserve">A)  t &lt; 40</w:t>
+      </w:r>
+    </w:p>
+    <w:p>
+      <w:pPr>
+        <w:spacing w:after="30"/>
+        <w:ind w:left="420"/>
+      </w:pPr>
+      <w:r>
+        <w:rPr>
+          <w:sz w:val="20"/>
+          <w:szCs w:val="20"/>
+        </w:rPr>
+        <w:t xml:space="preserve">B)  t &gt; 40</w:t>
+      </w:r>
+    </w:p>
+    <w:p>
+      <w:pPr>
+        <w:spacing w:after="30"/>
+        <w:ind w:left="420"/>
+      </w:pPr>
+      <w:r>
+        <w:rPr>
+          <w:sz w:val="20"/>
+          <w:szCs w:val="20"/>
+        </w:rPr>
+        <w:t xml:space="preserve">C)  t ≤ 40</w:t>
+      </w:r>
+    </w:p>
+    <w:p>
+      <w:pPr>
+        <w:spacing w:after="30"/>
+        <w:ind w:left="420"/>
+      </w:pPr>
+      <w:r>
+        <w:rPr>
+          <w:sz w:val="20"/>
+          <w:szCs w:val="20"/>
+        </w:rPr>
+        <w:t xml:space="preserve">D)  t = 40</w:t>
+      </w:r>
+    </w:p>
+    <w:p>
+      <w:pPr>
+        <w:spacing w:after="20" w:before="50"/>
+      </w:pPr>
+      <w:r>
+        <w:rPr>
+          <w:b/>
+          <w:bCs/>
+          <w:color w:val="1FA6A2"/>
+          <w:sz w:val="21"/>
+          <w:szCs w:val="21"/>
+        </w:rPr>
+        <w:t xml:space="preserve">Step 1:  </w:t>
+      </w:r>
+      <w:r>
+        <w:rPr>
+          <w:sz w:val="21"/>
+          <w:szCs w:val="21"/>
+        </w:rPr>
+        <w:t xml:space="preserve">'Less than' means &lt;, so the inequality is t &lt; 40.</w:t>
+      </w:r>
+    </w:p>
+    <w:p>
+      <w:pPr>
+        <w:spacing w:after="40" w:before="60"/>
+      </w:pPr>
+      <w:r>
+        <w:rPr>
+          <w:b/>
+          <w:bCs/>
+          <w:color w:val="12355B"/>
+          <w:sz w:val="21"/>
+          <w:szCs w:val="21"/>
+        </w:rPr>
+        <w:t xml:space="preserve">Answer:  </w:t>
+      </w:r>
+      <w:r>
+        <w:rPr>
+          <w:b/>
+          <w:bCs/>
+          <w:sz w:val="21"/>
+          <w:szCs w:val="21"/>
+        </w:rPr>
+        <w:t xml:space="preserve">A. t &lt; 40</w:t>
+      </w:r>
+    </w:p>
     <w:p>
       <w:pPr>
         <w:pStyle w:val="Heading1"/>
@@ -1515,6 +1555,170 @@
           <w:szCs w:val="19"/>
         </w:rPr>
         <w:t xml:space="preserve">   We Do — work with your class</w:t>
+      </w:r>
+    </w:p>
+    <w:p>
+      <w:pPr>
+        <w:keepNext/>
+        <w:spacing w:after="40" w:before="40"/>
+      </w:pPr>
+      <w:r>
+        <w:rPr>
+          <w:b/>
+          <w:bCs/>
+          <w:color w:val="12355B"/>
+          <w:sz w:val="21"/>
+          <w:szCs w:val="21"/>
+        </w:rPr>
+        <w:t xml:space="preserve">Problem:  </w:t>
+      </w:r>
+      <w:r>
+        <w:rPr>
+          <w:sz w:val="21"/>
+          <w:szCs w:val="21"/>
+        </w:rPr>
+        <w:t xml:space="preserve">Which inequality represents: 'You must be at least 48 inches tall to ride'?</w:t>
+      </w:r>
+    </w:p>
+    <w:p>
+      <w:pPr>
+        <w:spacing w:after="30"/>
+        <w:ind w:left="420"/>
+      </w:pPr>
+      <w:r>
+        <w:rPr>
+          <w:sz w:val="20"/>
+          <w:szCs w:val="20"/>
+        </w:rPr>
+        <w:t xml:space="preserve">A)  h ≥ 48</w:t>
+      </w:r>
+    </w:p>
+    <w:p>
+      <w:pPr>
+        <w:spacing w:after="30"/>
+        <w:ind w:left="420"/>
+      </w:pPr>
+      <w:r>
+        <w:rPr>
+          <w:sz w:val="20"/>
+          <w:szCs w:val="20"/>
+        </w:rPr>
+        <w:t xml:space="preserve">B)  h &gt; 48</w:t>
+      </w:r>
+    </w:p>
+    <w:p>
+      <w:pPr>
+        <w:spacing w:after="30"/>
+        <w:ind w:left="420"/>
+      </w:pPr>
+      <w:r>
+        <w:rPr>
+          <w:sz w:val="20"/>
+          <w:szCs w:val="20"/>
+        </w:rPr>
+        <w:t xml:space="preserve">C)  h &lt; 48</w:t>
+      </w:r>
+    </w:p>
+    <w:p>
+      <w:pPr>
+        <w:spacing w:after="30"/>
+        <w:ind w:left="420"/>
+      </w:pPr>
+      <w:r>
+        <w:rPr>
+          <w:sz w:val="20"/>
+          <w:szCs w:val="20"/>
+        </w:rPr>
+        <w:t xml:space="preserve">D)  h ≤ 48</w:t>
+      </w:r>
+    </w:p>
+    <w:p>
+      <w:pPr>
+        <w:keepNext/>
+        <w:spacing w:after="0" w:before="50"/>
+      </w:pPr>
+      <w:r>
+        <w:rPr>
+          <w:b/>
+          <w:bCs/>
+          <w:color w:val="6B4FA0"/>
+          <w:sz w:val="21"/>
+          <w:szCs w:val="21"/>
+        </w:rPr>
+        <w:t xml:space="preserve">Step 1:</w:t>
+      </w:r>
+    </w:p>
+    <w:p>
+      <w:pPr>
+        <w:pBdr>
+          <w:bottom w:val="single" w:color="AFBECC" w:sz="6"/>
+        </w:pBdr>
+        <w:spacing w:after="30" w:before="150"/>
+      </w:pPr>
+      <w:r>
+        <w:t xml:space="preserve"/>
+      </w:r>
+    </w:p>
+    <w:p>
+      <w:pPr>
+        <w:keepNext/>
+        <w:spacing w:after="0" w:before="50"/>
+      </w:pPr>
+      <w:r>
+        <w:rPr>
+          <w:b/>
+          <w:bCs/>
+          <w:color w:val="6B4FA0"/>
+          <w:sz w:val="21"/>
+          <w:szCs w:val="21"/>
+        </w:rPr>
+        <w:t xml:space="preserve">Step 2:</w:t>
+      </w:r>
+    </w:p>
+    <w:p>
+      <w:pPr>
+        <w:pBdr>
+          <w:bottom w:val="single" w:color="AFBECC" w:sz="6"/>
+        </w:pBdr>
+        <w:spacing w:after="30" w:before="150"/>
+      </w:pPr>
+      <w:r>
+        <w:t xml:space="preserve"/>
+      </w:r>
+    </w:p>
+    <w:p>
+      <w:pPr>
+        <w:keepNext/>
+        <w:spacing w:after="0" w:before="60"/>
+      </w:pPr>
+      <w:r>
+        <w:rPr>
+          <w:b/>
+          <w:bCs/>
+          <w:color w:val="12355B"/>
+          <w:sz w:val="21"/>
+          <w:szCs w:val="21"/>
+        </w:rPr>
+        <w:t xml:space="preserve">Answer:</w:t>
+      </w:r>
+    </w:p>
+    <w:p>
+      <w:pPr>
+        <w:pBdr>
+          <w:bottom w:val="single" w:color="AFBECC" w:sz="6"/>
+        </w:pBdr>
+        <w:spacing w:after="30" w:before="150"/>
+      </w:pPr>
+      <w:r>
+        <w:t xml:space="preserve"/>
+      </w:r>
+    </w:p>
+    <w:p>
+      <w:pPr>
+        <w:spacing w:after="80"/>
+      </w:pPr>
+      <w:r>
+        <w:t xml:space="preserve"/>
       </w:r>
     </w:p>
     <w:tbl>
@@ -2034,7 +2238,7 @@
           <w:sz w:val="21"/>
           <w:szCs w:val="21"/>
         </w:rPr>
-        <w:t xml:space="preserve">Which inequality represents: 'The temperature is less than 40 degrees'?</w:t>
+        <w:t xml:space="preserve">Which inequality represents: 'A store can hold no more than 75 people'?</w:t>
       </w:r>
     </w:p>
     <w:p>
@@ -2047,7 +2251,7 @@
           <w:sz w:val="20"/>
           <w:szCs w:val="20"/>
         </w:rPr>
-        <w:t xml:space="preserve">A)  t &lt; 40</w:t>
+        <w:t xml:space="preserve">A)  p ≤ 75</w:t>
       </w:r>
     </w:p>
     <w:p>
@@ -2060,7 +2264,7 @@
           <w:sz w:val="20"/>
           <w:szCs w:val="20"/>
         </w:rPr>
-        <w:t xml:space="preserve">B)  t &gt; 40</w:t>
+        <w:t xml:space="preserve">B)  p &lt; 75</w:t>
       </w:r>
     </w:p>
     <w:p>
@@ -2073,7 +2277,7 @@
           <w:sz w:val="20"/>
           <w:szCs w:val="20"/>
         </w:rPr>
-        <w:t xml:space="preserve">C)  t ≤ 40</w:t>
+        <w:t xml:space="preserve">C)  p ≥ 75</w:t>
       </w:r>
     </w:p>
     <w:p>
@@ -2086,7 +2290,7 @@
           <w:sz w:val="20"/>
           <w:szCs w:val="20"/>
         </w:rPr>
-        <w:t xml:space="preserve">D)  t = 40</w:t>
+        <w:t xml:space="preserve">D)  p &gt; 75</w:t>
       </w:r>
     </w:p>
     <w:p>
@@ -2164,7 +2368,7 @@
           <w:sz w:val="21"/>
           <w:szCs w:val="21"/>
         </w:rPr>
-        <w:t xml:space="preserve">Which inequality represents: 'You must be at least 48 inches tall to ride'?</w:t>
+        <w:t xml:space="preserve">Which inequality represents: 'The speed limit is more than 25 mph'?</w:t>
       </w:r>
     </w:p>
     <w:p>
@@ -2177,7 +2381,7 @@
           <w:sz w:val="20"/>
           <w:szCs w:val="20"/>
         </w:rPr>
-        <w:t xml:space="preserve">A)  h ≥ 48</w:t>
+        <w:t xml:space="preserve">A)  s &gt; 25</w:t>
       </w:r>
     </w:p>
     <w:p>
@@ -2190,7 +2394,7 @@
           <w:sz w:val="20"/>
           <w:szCs w:val="20"/>
         </w:rPr>
-        <w:t xml:space="preserve">B)  h &gt; 48</w:t>
+        <w:t xml:space="preserve">B)  s ≥ 25</w:t>
       </w:r>
     </w:p>
     <w:p>
@@ -2203,7 +2407,7 @@
           <w:sz w:val="20"/>
           <w:szCs w:val="20"/>
         </w:rPr>
-        <w:t xml:space="preserve">C)  h &lt; 48</w:t>
+        <w:t xml:space="preserve">C)  s &lt; 25</w:t>
       </w:r>
     </w:p>
     <w:p>
@@ -2216,7 +2420,7 @@
           <w:sz w:val="20"/>
           <w:szCs w:val="20"/>
         </w:rPr>
-        <w:t xml:space="preserve">D)  h ≤ 48</w:t>
+        <w:t xml:space="preserve">D)  s = 25</w:t>
       </w:r>
     </w:p>
     <w:p>
@@ -2294,7 +2498,7 @@
           <w:sz w:val="21"/>
           <w:szCs w:val="21"/>
         </w:rPr>
-        <w:t xml:space="preserve">Which inequality represents: 'A store can hold no more than 75 people'?</w:t>
+        <w:t xml:space="preserve">A parking garage charges if your stay is more than 2 hours. Which inequality represents times t that are charged?</w:t>
       </w:r>
     </w:p>
     <w:p>
@@ -2307,7 +2511,7 @@
           <w:sz w:val="20"/>
           <w:szCs w:val="20"/>
         </w:rPr>
-        <w:t xml:space="preserve">A)  p ≤ 75</w:t>
+        <w:t xml:space="preserve">A)  t &gt; 2</w:t>
       </w:r>
     </w:p>
     <w:p>
@@ -2320,7 +2524,7 @@
           <w:sz w:val="20"/>
           <w:szCs w:val="20"/>
         </w:rPr>
-        <w:t xml:space="preserve">B)  p &lt; 75</w:t>
+        <w:t xml:space="preserve">B)  t ≥ 2</w:t>
       </w:r>
     </w:p>
     <w:p>
@@ -2333,7 +2537,7 @@
           <w:sz w:val="20"/>
           <w:szCs w:val="20"/>
         </w:rPr>
-        <w:t xml:space="preserve">C)  p ≥ 75</w:t>
+        <w:t xml:space="preserve">C)  t &lt; 2</w:t>
       </w:r>
     </w:p>
     <w:p>
@@ -2346,7 +2550,7 @@
           <w:sz w:val="20"/>
           <w:szCs w:val="20"/>
         </w:rPr>
-        <w:t xml:space="preserve">D)  p &gt; 75</w:t>
+        <w:t xml:space="preserve">D)  t ≤ 2</w:t>
       </w:r>
     </w:p>
     <w:p>
@@ -2424,7 +2628,7 @@
           <w:sz w:val="21"/>
           <w:szCs w:val="21"/>
         </w:rPr>
-        <w:t xml:space="preserve">Which inequality represents: 'The speed limit is more than 25 mph'?</w:t>
+        <w:t xml:space="preserve">Which inequality means 'a number x is at least 10'?</w:t>
       </w:r>
     </w:p>
     <w:p>
@@ -2437,7 +2641,7 @@
           <w:sz w:val="20"/>
           <w:szCs w:val="20"/>
         </w:rPr>
-        <w:t xml:space="preserve">A)  s &gt; 25</w:t>
+        <w:t xml:space="preserve">A)  x ≥ 10</w:t>
       </w:r>
     </w:p>
     <w:p>
@@ -2450,7 +2654,7 @@
           <w:sz w:val="20"/>
           <w:szCs w:val="20"/>
         </w:rPr>
-        <w:t xml:space="preserve">B)  s ≥ 25</w:t>
+        <w:t xml:space="preserve">B)  x &gt; 10</w:t>
       </w:r>
     </w:p>
     <w:p>
@@ -2463,7 +2667,7 @@
           <w:sz w:val="20"/>
           <w:szCs w:val="20"/>
         </w:rPr>
-        <w:t xml:space="preserve">C)  s &lt; 25</w:t>
+        <w:t xml:space="preserve">C)  x ≤ 10</w:t>
       </w:r>
     </w:p>
     <w:p>
@@ -2476,7 +2680,7 @@
           <w:sz w:val="20"/>
           <w:szCs w:val="20"/>
         </w:rPr>
-        <w:t xml:space="preserve">D)  s = 25</w:t>
+        <w:t xml:space="preserve">D)  x &lt; 10</w:t>
       </w:r>
     </w:p>
     <w:p>
@@ -3189,6 +3393,64 @@
           <w:sz w:val="24"/>
           <w:szCs w:val="24"/>
         </w:rPr>
+        <w:t xml:space="preserve">Worked Notes (I Do / We Do)</w:t>
+      </w:r>
+    </w:p>
+    <w:p>
+      <w:pPr>
+        <w:spacing w:after="80"/>
+      </w:pPr>
+      <w:r>
+        <w:rPr>
+          <w:b/>
+          <w:bCs/>
+          <w:sz w:val="21"/>
+          <w:szCs w:val="21"/>
+        </w:rPr>
+        <w:t xml:space="preserve">I Do:  </w:t>
+      </w:r>
+      <w:r>
+        <w:rPr>
+          <w:sz w:val="21"/>
+          <w:szCs w:val="21"/>
+        </w:rPr>
+        <w:t xml:space="preserve">A. t &lt; 40</w:t>
+      </w:r>
+    </w:p>
+    <w:p>
+      <w:pPr>
+        <w:spacing w:after="80"/>
+      </w:pPr>
+      <w:r>
+        <w:rPr>
+          <w:b/>
+          <w:bCs/>
+          <w:sz w:val="21"/>
+          <w:szCs w:val="21"/>
+        </w:rPr>
+        <w:t xml:space="preserve">We Do:  </w:t>
+      </w:r>
+      <w:r>
+        <w:rPr>
+          <w:sz w:val="21"/>
+          <w:szCs w:val="21"/>
+        </w:rPr>
+        <w:t xml:space="preserve">A. h ≥ 48</w:t>
+      </w:r>
+    </w:p>
+    <w:p>
+      <w:pPr>
+        <w:pStyle w:val="Heading2"/>
+        <w:spacing w:after="80" w:before="180"/>
+      </w:pPr>
+      <w:r>
+        <w:rPr>
+          <w:b/>
+          <w:bCs/>
+          <w:color w:val="12355B"/>
+          <w:sz w:val="24"/>
+          <w:szCs w:val="24"/>
+        </w:rPr>
         <w:t xml:space="preserve">Independent Practice</w:t>
       </w:r>
     </w:p>
@@ -3210,7 +3472,7 @@
           <w:sz w:val="21"/>
           <w:szCs w:val="21"/>
         </w:rPr>
-        <w:t xml:space="preserve">A)  t &lt; 40</w:t>
+        <w:t xml:space="preserve">A)  p ≤ 75</w:t>
       </w:r>
       <w:r>
         <w:rPr>
@@ -3220,7 +3482,7 @@
           <w:sz w:val="19"/>
           <w:szCs w:val="19"/>
         </w:rPr>
-        <w:t xml:space="preserve">  — 'Less than' means &lt;, so the inequality is t &lt; 40.</w:t>
+        <w:t xml:space="preserve">  — 'No more than' means less than or equal to, so p ≤ 75.</w:t>
       </w:r>
     </w:p>
     <w:p>
@@ -3241,7 +3503,7 @@
           <w:sz w:val="21"/>
           <w:szCs w:val="21"/>
         </w:rPr>
-        <w:t xml:space="preserve">A)  h ≥ 48</w:t>
+        <w:t xml:space="preserve">A)  s &gt; 25</w:t>
       </w:r>
       <w:r>
         <w:rPr>
@@ -3251,7 +3513,7 @@
           <w:sz w:val="19"/>
           <w:szCs w:val="19"/>
         </w:rPr>
-        <w:t xml:space="preserve">  — 'At least' means greater than or equal to, so h ≥ 48.</w:t>
+        <w:t xml:space="preserve">  — 'More than' means strictly greater than, so s &gt; 25.</w:t>
       </w:r>
     </w:p>
     <w:p>
@@ -3272,7 +3534,7 @@
           <w:sz w:val="21"/>
           <w:szCs w:val="21"/>
         </w:rPr>
-        <w:t xml:space="preserve">A)  p ≤ 75</w:t>
+        <w:t xml:space="preserve">A)  t &gt; 2</w:t>
       </w:r>
       <w:r>
         <w:rPr>
@@ -3282,7 +3544,7 @@
           <w:sz w:val="19"/>
           <w:szCs w:val="19"/>
         </w:rPr>
-        <w:t xml:space="preserve">  — 'No more than' means less than or equal to, so p ≤ 75.</w:t>
+        <w:t xml:space="preserve">  — 'More than 2 hours' means strictly greater than: t &gt; 2. Exactly 2 hours is not charged.</w:t>
       </w:r>
     </w:p>
     <w:p>
@@ -3303,7 +3565,7 @@
           <w:sz w:val="21"/>
           <w:szCs w:val="21"/>
         </w:rPr>
-        <w:t xml:space="preserve">A)  s &gt; 25</w:t>
+        <w:t xml:space="preserve">A)  x ≥ 10</w:t>
       </w:r>
       <w:r>
         <w:rPr>
@@ -3313,7 +3575,7 @@
           <w:sz w:val="19"/>
           <w:szCs w:val="19"/>
         </w:rPr>
-        <w:t xml:space="preserve">  — 'More than' means strictly greater than, so s &gt; 25.</w:t>
+        <w:t xml:space="preserve">  — 'At least 10' means 10 or more: x ≥ 10.</w:t>
       </w:r>
     </w:p>
     <w:p>

--- a/lessons/7-4/downloads/7-4-notes.docx
+++ b/lessons/7-4/downloads/7-4-notes.docx
@@ -1177,6 +1177,238 @@
     <w:p>
       <w:pPr>
         <w:pStyle w:val="Heading1"/>
+        <w:pBdr>
+          <w:bottom w:val="single" w:color="1FA6A2" w:sz="14" w:space="6"/>
+        </w:pBdr>
+        <w:spacing w:after="140" w:before="260"/>
+      </w:pPr>
+      <w:r>
+        <w:rPr>
+          <w:b/>
+          <w:bCs/>
+          <w:color w:val="12355B"/>
+          <w:sz w:val="30"/>
+          <w:szCs w:val="30"/>
+        </w:rPr>
+        <w:t xml:space="preserve">Guided Notes</w:t>
+      </w:r>
+    </w:p>
+    <w:p>
+      <w:pPr>
+        <w:spacing w:after="100"/>
+      </w:pPr>
+      <w:r>
+        <w:rPr>
+          <w:i/>
+          <w:iCs/>
+          <w:color w:val="5F6F80"/>
+          <w:sz w:val="19"/>
+          <w:szCs w:val="19"/>
+        </w:rPr>
+        <w:t xml:space="preserve">Fill in each blank as we go. Use the Word Bank to help you.</w:t>
+      </w:r>
+    </w:p>
+    <w:tbl>
+      <w:tblPr>
+        <w:tblW w:type="pct" w:w="100%"/>
+        <w:tblBorders>
+          <w:top w:val="single" w:color="BBD0DE" w:sz="8"/>
+          <w:left w:val="single" w:color="BBD0DE" w:sz="8"/>
+          <w:bottom w:val="single" w:color="BBD0DE" w:sz="8"/>
+          <w:right w:val="single" w:color="BBD0DE" w:sz="8"/>
+          <w:insideH w:val="single" w:color="auto" w:sz="4"/>
+          <w:insideV w:val="single" w:color="auto" w:sz="4"/>
+        </w:tblBorders>
+      </w:tblPr>
+      <w:tblGrid>
+        <w:gridCol w:w="100"/>
+      </w:tblGrid>
+      <w:tr>
+        <w:tc>
+          <w:tcPr>
+            <w:shd w:fill="EEF4F8" w:color="auto" w:val="clear"/>
+            <w:tcMar>
+              <w:top w:type="dxa" w:w="120"/>
+              <w:left w:type="dxa" w:w="180"/>
+              <w:bottom w:type="dxa" w:w="120"/>
+              <w:right w:type="dxa" w:w="180"/>
+            </w:tcMar>
+          </w:tcPr>
+          <w:p>
+            <w:pPr>
+              <w:spacing w:after="40"/>
+            </w:pPr>
+            <w:r>
+              <w:rPr>
+                <w:b/>
+                <w:bCs/>
+                <w:color w:val="1FA6A2"/>
+                <w:sz w:val="18"/>
+                <w:szCs w:val="18"/>
+              </w:rPr>
+              <w:t xml:space="preserve">WORD BANK</w:t>
+            </w:r>
+          </w:p>
+          <w:p>
+            <w:pPr>
+              <w:spacing w:after="80"/>
+            </w:pPr>
+            <w:r>
+              <w:rPr>
+                <w:b/>
+                <w:bCs/>
+                <w:sz w:val="21"/>
+                <w:szCs w:val="21"/>
+              </w:rPr>
+              <w:t xml:space="preserve">Inequality      •      Greater than      •      Less than      •      At least / At most      •      Variable      •      No more than</w:t>
+            </w:r>
+          </w:p>
+        </w:tc>
+      </w:tr>
+    </w:tbl>
+    <w:p>
+      <w:pPr>
+        <w:spacing w:after="80"/>
+      </w:pPr>
+      <w:r>
+        <w:t xml:space="preserve"/>
+      </w:r>
+    </w:p>
+    <w:p>
+      <w:pPr>
+        <w:spacing w:after="120" w:before="80"/>
+      </w:pPr>
+      <w:r>
+        <w:rPr>
+          <w:b/>
+          <w:bCs/>
+          <w:color w:val="12355B"/>
+          <w:sz w:val="22"/>
+          <w:szCs w:val="22"/>
+        </w:rPr>
+        <w:t xml:space="preserve">1.  </w:t>
+      </w:r>
+      <w:r>
+        <w:rPr>
+          <w:sz w:val="22"/>
+          <w:szCs w:val="22"/>
+        </w:rPr>
+        <w:t xml:space="preserve">A math sentence comparing values with &lt;, &gt;, ≤, or ≥ is an ___.</w:t>
+      </w:r>
+    </w:p>
+    <w:p>
+      <w:pPr>
+        <w:spacing w:after="120" w:before="80"/>
+      </w:pPr>
+      <w:r>
+        <w:rPr>
+          <w:b/>
+          <w:bCs/>
+          <w:color w:val="12355B"/>
+          <w:sz w:val="22"/>
+          <w:szCs w:val="22"/>
+        </w:rPr>
+        <w:t xml:space="preserve">2.  </w:t>
+      </w:r>
+      <w:r>
+        <w:rPr>
+          <w:sz w:val="22"/>
+          <w:szCs w:val="22"/>
+        </w:rPr>
+        <w:t xml:space="preserve">The symbol &gt; that means one value is larger than another means ___.</w:t>
+      </w:r>
+    </w:p>
+    <w:p>
+      <w:pPr>
+        <w:spacing w:after="120" w:before="80"/>
+      </w:pPr>
+      <w:r>
+        <w:rPr>
+          <w:b/>
+          <w:bCs/>
+          <w:color w:val="12355B"/>
+          <w:sz w:val="22"/>
+          <w:szCs w:val="22"/>
+        </w:rPr>
+        <w:t xml:space="preserve">3.  </w:t>
+      </w:r>
+      <w:r>
+        <w:rPr>
+          <w:sz w:val="22"/>
+          <w:szCs w:val="22"/>
+        </w:rPr>
+        <w:t xml:space="preserve">The symbol &lt; that means one value is smaller than another means ___.</w:t>
+      </w:r>
+    </w:p>
+    <w:p>
+      <w:pPr>
+        <w:spacing w:after="120" w:before="80"/>
+      </w:pPr>
+      <w:r>
+        <w:rPr>
+          <w:b/>
+          <w:bCs/>
+          <w:color w:val="12355B"/>
+          <w:sz w:val="22"/>
+          <w:szCs w:val="22"/>
+        </w:rPr>
+        <w:t xml:space="preserve">4.  </w:t>
+      </w:r>
+      <w:r>
+        <w:rPr>
+          <w:sz w:val="22"/>
+          <w:szCs w:val="22"/>
+        </w:rPr>
+        <w:t xml:space="preserve">'At least' means greater than or equal to, and 'at most' means ___ than or equal to.</w:t>
+      </w:r>
+    </w:p>
+    <w:p>
+      <w:pPr>
+        <w:spacing w:after="120" w:before="80"/>
+      </w:pPr>
+      <w:r>
+        <w:rPr>
+          <w:b/>
+          <w:bCs/>
+          <w:color w:val="12355B"/>
+          <w:sz w:val="22"/>
+          <w:szCs w:val="22"/>
+        </w:rPr>
+        <w:t xml:space="preserve">5.  </w:t>
+      </w:r>
+      <w:r>
+        <w:rPr>
+          <w:sz w:val="22"/>
+          <w:szCs w:val="22"/>
+        </w:rPr>
+        <w:t xml:space="preserve">A letter that stands for an unknown number is a ___.</w:t>
+      </w:r>
+    </w:p>
+    <w:p>
+      <w:pPr>
+        <w:spacing w:after="120" w:before="80"/>
+      </w:pPr>
+      <w:r>
+        <w:rPr>
+          <w:b/>
+          <w:bCs/>
+          <w:color w:val="12355B"/>
+          <w:sz w:val="22"/>
+          <w:szCs w:val="22"/>
+        </w:rPr>
+        <w:t xml:space="preserve">6.  </w:t>
+      </w:r>
+      <w:r>
+        <w:rPr>
+          <w:sz w:val="22"/>
+          <w:szCs w:val="22"/>
+        </w:rPr>
+        <w:t xml:space="preserve">The phrase that means less than or equal to is "no more than," written with the ___ symbol.</w:t>
+      </w:r>
+    </w:p>
+    <w:p>
+      <w:pPr>
+        <w:pStyle w:val="Heading1"/>
         <w:pageBreakBefore/>
         <w:pBdr>
           <w:bottom w:val="single" w:color="1FA6A2" w:sz="14" w:space="6"/>
@@ -2157,6 +2389,87 @@
     </w:p>
     <w:p>
       <w:pPr>
+        <w:spacing w:after="40" w:before="80"/>
+      </w:pPr>
+      <w:r>
+        <w:rPr>
+          <w:b/>
+          <w:bCs/>
+          <w:color w:val="12355B"/>
+          <w:sz w:val="21"/>
+          <w:szCs w:val="21"/>
+        </w:rPr>
+        <w:t xml:space="preserve">4. </w:t>
+      </w:r>
+      <w:r>
+        <w:rPr>
+          <w:b/>
+          <w:bCs/>
+          <w:color w:val="6B4FA0"/>
+          <w:sz w:val="19"/>
+          <w:szCs w:val="19"/>
+        </w:rPr>
+        <w:t xml:space="preserve">[Practice] </w:t>
+      </w:r>
+      <w:r>
+        <w:rPr>
+          <w:b/>
+          <w:bCs/>
+          <w:sz w:val="21"/>
+          <w:szCs w:val="21"/>
+        </w:rPr>
+        <w:t xml:space="preserve">During practice on Write Inequalities, what strategy did you use when a problem felt tricky?</w:t>
+      </w:r>
+    </w:p>
+    <w:p>
+      <w:pPr>
+        <w:spacing w:after="60"/>
+      </w:pPr>
+      <w:r>
+        <w:rPr>
+          <w:color w:val="1A2733"/>
+          <w:sz w:val="21"/>
+          <w:szCs w:val="21"/>
+        </w:rPr>
+        <w:t xml:space="preserve">Start with:  'At least' uses ___ because it ___ the number, but 'more than' uses ___.</w:t>
+      </w:r>
+      <w:r>
+        <w:rPr>
+          <w:i/>
+          <w:iCs/>
+          <w:color w:val="5F6F80"/>
+          <w:sz w:val="19"/>
+          <w:szCs w:val="19"/>
+        </w:rPr>
+        <w:br/>
+        <w:t xml:space="preserve">'Al menos' usa ___ porque ___ el número, pero 'más que' usa ___.</w:t>
+      </w:r>
+    </w:p>
+    <w:p>
+      <w:pPr>
+        <w:spacing w:after="80"/>
+      </w:pPr>
+      <w:r>
+        <w:rPr>
+          <w:b/>
+          <w:bCs/>
+          <w:color w:val="12355B"/>
+          <w:sz w:val="19"/>
+          <w:szCs w:val="19"/>
+        </w:rPr>
+        <w:t xml:space="preserve">Word bank:  </w:t>
+      </w:r>
+      <w:r>
+        <w:rPr>
+          <w:color w:val="1FA6A2"/>
+          <w:sz w:val="19"/>
+          <w:szCs w:val="19"/>
+        </w:rPr>
+        <w:t xml:space="preserve">Inequality,  Greater than,  Less than,  At least / At most</w:t>
+      </w:r>
+    </w:p>
+    <w:p>
+      <w:pPr>
         <w:pStyle w:val="Heading1"/>
         <w:pageBreakBefore/>
         <w:pBdr>
@@ -2628,7 +2941,7 @@
           <w:sz w:val="21"/>
           <w:szCs w:val="21"/>
         </w:rPr>
-        <w:t xml:space="preserve">Which inequality means 'a number x is at least 10'?</w:t>
+        <w:t xml:space="preserve">A clue says the suspect carried at least 12 stolen gems. Which inequality shows the number g of gems?</w:t>
       </w:r>
     </w:p>
     <w:p>
@@ -2641,7 +2954,7 @@
           <w:sz w:val="20"/>
           <w:szCs w:val="20"/>
         </w:rPr>
-        <w:t xml:space="preserve">A)  x ≥ 10</w:t>
+        <w:t xml:space="preserve">A)  g ≥ 12</w:t>
       </w:r>
     </w:p>
     <w:p>
@@ -2654,7 +2967,7 @@
           <w:sz w:val="20"/>
           <w:szCs w:val="20"/>
         </w:rPr>
-        <w:t xml:space="preserve">B)  x &gt; 10</w:t>
+        <w:t xml:space="preserve">B)  g &gt; 12</w:t>
       </w:r>
     </w:p>
     <w:p>
@@ -2667,7 +2980,7 @@
           <w:sz w:val="20"/>
           <w:szCs w:val="20"/>
         </w:rPr>
-        <w:t xml:space="preserve">C)  x ≤ 10</w:t>
+        <w:t xml:space="preserve">C)  g ≤ 12</w:t>
       </w:r>
     </w:p>
     <w:p>
@@ -2680,7 +2993,7 @@
           <w:sz w:val="20"/>
           <w:szCs w:val="20"/>
         </w:rPr>
-        <w:t xml:space="preserve">D)  x &lt; 10</w:t>
+        <w:t xml:space="preserve">D)  g &lt; 12</w:t>
       </w:r>
     </w:p>
     <w:p>
@@ -2753,33 +3066,7 @@
           <w:sz w:val="30"/>
           <w:szCs w:val="30"/>
         </w:rPr>
-        <w:t xml:space="preserve">Write About the Math</w:t>
-      </w:r>
-    </w:p>
-    <w:p>
-      <w:pPr>
-        <w:pStyle w:val="Heading2"/>
-        <w:spacing w:after="80" w:before="180"/>
-      </w:pPr>
-      <w:r>
-        <w:rPr>
-          <w:b/>
-          <w:bCs/>
-          <w:color w:val="12355B"/>
-          <w:sz w:val="24"/>
-          <w:szCs w:val="24"/>
-        </w:rPr>
-        <w:t xml:space="preserve">Build Strong Sentences</w:t>
-      </w:r>
-      <w:r>
-        <w:rPr>
-          <w:i/>
-          <w:iCs/>
-          <w:color w:val="B97A12"/>
-          <w:sz w:val="19"/>
-          <w:szCs w:val="19"/>
-        </w:rPr>
-        <w:t xml:space="preserve">   The Writing Revolution</w:t>
+        <w:t xml:space="preserve">Exit Ticket</w:t>
       </w:r>
     </w:p>
     <w:p>
@@ -2794,435 +3081,86 @@
           <w:sz w:val="19"/>
           <w:szCs w:val="19"/>
         </w:rPr>
-        <w:t xml:space="preserve">I can explain my inequality using the words inequality, greater than, less than, and at least / at most.</w:t>
-      </w:r>
-    </w:p>
-    <w:p>
-      <w:pPr>
-        <w:pStyle w:val="Heading2"/>
-        <w:spacing w:after="80" w:before="180"/>
-      </w:pPr>
-      <w:r>
-        <w:rPr>
-          <w:b/>
-          <w:bCs/>
-          <w:color w:val="12355B"/>
-          <w:sz w:val="24"/>
-          <w:szCs w:val="24"/>
-        </w:rPr>
-        <w:t xml:space="preserve">1. Kernel Sentence</w:t>
-      </w:r>
-      <w:r>
-        <w:rPr>
-          <w:i/>
-          <w:iCs/>
-          <w:color w:val="1FA6A2"/>
-          <w:sz w:val="19"/>
-          <w:szCs w:val="19"/>
-        </w:rPr>
-        <w:t xml:space="preserve">   subject + verb</w:t>
-      </w:r>
-    </w:p>
-    <w:tbl>
-      <w:tblPr>
-        <w:tblW w:type="pct" w:w="100%"/>
-        <w:tblBorders>
-          <w:top w:val="single" w:color="B97A12" w:sz="8"/>
-          <w:left w:val="single" w:color="B97A12" w:sz="8"/>
-          <w:bottom w:val="single" w:color="B97A12" w:sz="8"/>
-          <w:right w:val="single" w:color="B97A12" w:sz="8"/>
-          <w:insideH w:val="single" w:color="auto" w:sz="4"/>
-          <w:insideV w:val="single" w:color="auto" w:sz="4"/>
-        </w:tblBorders>
-      </w:tblPr>
-      <w:tblGrid>
-        <w:gridCol w:w="100"/>
-      </w:tblGrid>
-      <w:tr>
-        <w:tc>
-          <w:tcPr>
-            <w:shd w:fill="FBF3E2" w:color="auto" w:val="clear"/>
-            <w:tcMar>
-              <w:top w:type="dxa" w:w="120"/>
-              <w:left w:type="dxa" w:w="180"/>
-              <w:bottom w:type="dxa" w:w="120"/>
-              <w:right w:type="dxa" w:w="180"/>
-            </w:tcMar>
-          </w:tcPr>
-          <w:p>
-            <w:pPr>
-              <w:spacing w:after="0"/>
-            </w:pPr>
-            <w:r>
-              <w:rPr>
-                <w:b/>
-                <w:bCs/>
-                <w:color w:val="1FA6A2"/>
-                <w:sz w:val="20"/>
-                <w:szCs w:val="20"/>
-              </w:rPr>
-              <w:t xml:space="preserve">Model:  </w:t>
-            </w:r>
-            <w:r>
-              <w:rPr>
-                <w:sz w:val="20"/>
-                <w:szCs w:val="20"/>
-              </w:rPr>
-              <w:t xml:space="preserve">Inequality is a math sentence that compares two sides with &lt;, &gt;, ≤, or ≥.</w:t>
-            </w:r>
-          </w:p>
-        </w:tc>
-      </w:tr>
-    </w:tbl>
+        <w:t xml:space="preserve">Answer on your own. This shows what you learned today.</w:t>
+      </w:r>
+    </w:p>
+    <w:p>
+      <w:pPr>
+        <w:spacing w:after="80" w:before="80"/>
+      </w:pPr>
+      <w:r>
+        <w:rPr>
+          <w:color w:val="B97A12"/>
+          <w:sz w:val="22"/>
+          <w:szCs w:val="22"/>
+        </w:rPr>
+        <w:t xml:space="preserve">★  </w:t>
+      </w:r>
+      <w:r>
+        <w:rPr>
+          <w:b/>
+          <w:bCs/>
+          <w:sz w:val="22"/>
+          <w:szCs w:val="22"/>
+        </w:rPr>
+        <w:t xml:space="preserve">Which inequality represents: 'A number n is at least 14'?</w:t>
+      </w:r>
+    </w:p>
+    <w:p>
+      <w:pPr>
+        <w:spacing w:after="60"/>
+        <w:ind w:left="420"/>
+      </w:pPr>
+      <w:r>
+        <w:rPr>
+          <w:sz w:val="21"/>
+          <w:szCs w:val="21"/>
+        </w:rPr>
+        <w:t xml:space="preserve">A)  n ≥ 14</w:t>
+      </w:r>
+    </w:p>
+    <w:p>
+      <w:pPr>
+        <w:spacing w:after="60"/>
+        <w:ind w:left="420"/>
+      </w:pPr>
+      <w:r>
+        <w:rPr>
+          <w:sz w:val="21"/>
+          <w:szCs w:val="21"/>
+        </w:rPr>
+        <w:t xml:space="preserve">B)  n &gt; 14</w:t>
+      </w:r>
+    </w:p>
+    <w:p>
+      <w:pPr>
+        <w:spacing w:after="60"/>
+        <w:ind w:left="420"/>
+      </w:pPr>
+      <w:r>
+        <w:rPr>
+          <w:sz w:val="21"/>
+          <w:szCs w:val="21"/>
+        </w:rPr>
+        <w:t xml:space="preserve">C)  n ≤ 14</w:t>
+      </w:r>
+    </w:p>
+    <w:p>
+      <w:pPr>
+        <w:spacing w:after="60"/>
+        <w:ind w:left="420"/>
+      </w:pPr>
+      <w:r>
+        <w:rPr>
+          <w:sz w:val="21"/>
+          <w:szCs w:val="21"/>
+        </w:rPr>
+        <w:t xml:space="preserve">D)  n &lt; 14</w:t>
+      </w:r>
+    </w:p>
     <w:p>
       <w:pPr>
         <w:spacing w:after="40"/>
-      </w:pPr>
-      <w:r>
-        <w:t xml:space="preserve"/>
-      </w:r>
-    </w:p>
-    <w:p>
-      <w:pPr>
-        <w:spacing w:after="60"/>
-      </w:pPr>
-      <w:r>
-        <w:rPr>
-          <w:color w:val="1A2733"/>
-          <w:sz w:val="21"/>
-          <w:szCs w:val="21"/>
-        </w:rPr>
-        <w:t xml:space="preserve">Write a kernel sentence about inequality. Use a subject and a verb.</w:t>
-      </w:r>
-      <w:r>
-        <w:rPr>
-          <w:i/>
-          <w:iCs/>
-          <w:color w:val="5F6F80"/>
-          <w:sz w:val="19"/>
-          <w:szCs w:val="19"/>
-        </w:rPr>
-        <w:br/>
-        <w:t xml:space="preserve">Escribe una oración base sobre desigualdad. Usa un sujeto y un verbo.</w:t>
-      </w:r>
-    </w:p>
-    <w:p>
-      <w:pPr>
-        <w:pBdr>
-          <w:bottom w:val="single" w:color="AFBECC" w:sz="6"/>
-        </w:pBdr>
-        <w:spacing w:after="30" w:before="150"/>
-      </w:pPr>
-      <w:r>
-        <w:t xml:space="preserve"/>
-      </w:r>
-    </w:p>
-    <w:p>
-      <w:pPr>
-        <w:pBdr>
-          <w:bottom w:val="single" w:color="AFBECC" w:sz="6"/>
-        </w:pBdr>
-        <w:spacing w:after="30" w:before="150"/>
-      </w:pPr>
-      <w:r>
-        <w:t xml:space="preserve"/>
-      </w:r>
-    </w:p>
-    <w:p>
-      <w:pPr>
-        <w:pStyle w:val="Heading2"/>
-        <w:spacing w:after="80" w:before="180"/>
-      </w:pPr>
-      <w:r>
-        <w:rPr>
-          <w:b/>
-          <w:bCs/>
-          <w:color w:val="12355B"/>
-          <w:sz w:val="24"/>
-          <w:szCs w:val="24"/>
-        </w:rPr>
-        <w:t xml:space="preserve">2. Sentence Expansion</w:t>
-      </w:r>
-      <w:r>
-        <w:rPr>
-          <w:i/>
-          <w:iCs/>
-          <w:color w:val="1FA6A2"/>
-          <w:sz w:val="19"/>
-          <w:szCs w:val="19"/>
-        </w:rPr>
-        <w:t xml:space="preserve">   because · but · so</w:t>
-      </w:r>
-    </w:p>
-    <w:p>
-      <w:pPr>
-        <w:spacing w:after="80"/>
-      </w:pPr>
-      <w:r>
-        <w:rPr>
-          <w:b/>
-          <w:bCs/>
-          <w:color w:val="1FA6A2"/>
-          <w:sz w:val="20"/>
-          <w:szCs w:val="20"/>
-        </w:rPr>
-        <w:t xml:space="preserve">Kernel:  </w:t>
-      </w:r>
-      <w:r>
-        <w:rPr>
-          <w:sz w:val="20"/>
-          <w:szCs w:val="20"/>
-        </w:rPr>
-        <w:t xml:space="preserve">Inequality matters in math</w:t>
-      </w:r>
-    </w:p>
-    <w:p>
-      <w:pPr>
-        <w:spacing w:after="80"/>
-      </w:pPr>
-      <w:r>
-        <w:rPr>
-          <w:b/>
-          <w:bCs/>
-          <w:color w:val="12355B"/>
-          <w:sz w:val="21"/>
-          <w:szCs w:val="21"/>
-        </w:rPr>
-        <w:t xml:space="preserve">because  </w:t>
-      </w:r>
-      <w:r>
-        <w:rPr>
-          <w:sz w:val="21"/>
-          <w:szCs w:val="21"/>
-        </w:rPr>
-        <w:t xml:space="preserve">Inequality matters in math because ___.</w:t>
-      </w:r>
-      <w:r>
-        <w:rPr>
-          <w:i/>
-          <w:iCs/>
-          <w:color w:val="5F6F80"/>
-          <w:sz w:val="19"/>
-          <w:szCs w:val="19"/>
-        </w:rPr>
-        <w:br/>
-        <w:t xml:space="preserve">Desigualdad importa en matemáticas porque ___.</w:t>
-      </w:r>
-    </w:p>
-    <w:p>
-      <w:pPr>
-        <w:pBdr>
-          <w:bottom w:val="single" w:color="AFBECC" w:sz="6"/>
-        </w:pBdr>
-        <w:spacing w:after="30" w:before="150"/>
-      </w:pPr>
-      <w:r>
-        <w:t xml:space="preserve"/>
-      </w:r>
-    </w:p>
-    <w:p>
-      <w:pPr>
-        <w:spacing w:after="80"/>
-      </w:pPr>
-      <w:r>
-        <w:rPr>
-          <w:b/>
-          <w:bCs/>
-          <w:color w:val="12355B"/>
-          <w:sz w:val="21"/>
-          <w:szCs w:val="21"/>
-        </w:rPr>
-        <w:t xml:space="preserve">but  </w:t>
-      </w:r>
-      <w:r>
-        <w:rPr>
-          <w:sz w:val="21"/>
-          <w:szCs w:val="21"/>
-        </w:rPr>
-        <w:t xml:space="preserve">Inequality matters in math, but ___.</w:t>
-      </w:r>
-      <w:r>
-        <w:rPr>
-          <w:i/>
-          <w:iCs/>
-          <w:color w:val="5F6F80"/>
-          <w:sz w:val="19"/>
-          <w:szCs w:val="19"/>
-        </w:rPr>
-        <w:br/>
-        <w:t xml:space="preserve">Desigualdad importa en matemáticas, pero ___.</w:t>
-      </w:r>
-    </w:p>
-    <w:p>
-      <w:pPr>
-        <w:pBdr>
-          <w:bottom w:val="single" w:color="AFBECC" w:sz="6"/>
-        </w:pBdr>
-        <w:spacing w:after="30" w:before="150"/>
-      </w:pPr>
-      <w:r>
-        <w:t xml:space="preserve"/>
-      </w:r>
-    </w:p>
-    <w:p>
-      <w:pPr>
-        <w:spacing w:after="80"/>
-      </w:pPr>
-      <w:r>
-        <w:rPr>
-          <w:b/>
-          <w:bCs/>
-          <w:color w:val="12355B"/>
-          <w:sz w:val="21"/>
-          <w:szCs w:val="21"/>
-        </w:rPr>
-        <w:t xml:space="preserve">so  </w:t>
-      </w:r>
-      <w:r>
-        <w:rPr>
-          <w:sz w:val="21"/>
-          <w:szCs w:val="21"/>
-        </w:rPr>
-        <w:t xml:space="preserve">Inequality matters in math, so ___.</w:t>
-      </w:r>
-      <w:r>
-        <w:rPr>
-          <w:i/>
-          <w:iCs/>
-          <w:color w:val="5F6F80"/>
-          <w:sz w:val="19"/>
-          <w:szCs w:val="19"/>
-        </w:rPr>
-        <w:br/>
-        <w:t xml:space="preserve">Desigualdad importa en matemáticas, entonces ___.</w:t>
-      </w:r>
-    </w:p>
-    <w:p>
-      <w:pPr>
-        <w:pBdr>
-          <w:bottom w:val="single" w:color="AFBECC" w:sz="6"/>
-        </w:pBdr>
-        <w:spacing w:after="30" w:before="150"/>
-      </w:pPr>
-      <w:r>
-        <w:t xml:space="preserve"/>
-      </w:r>
-    </w:p>
-    <w:p>
-      <w:pPr>
-        <w:pStyle w:val="Heading2"/>
-        <w:spacing w:after="80" w:before="180"/>
-      </w:pPr>
-      <w:r>
-        <w:rPr>
-          <w:b/>
-          <w:bCs/>
-          <w:color w:val="12355B"/>
-          <w:sz w:val="24"/>
-          <w:szCs w:val="24"/>
-        </w:rPr>
-        <w:t xml:space="preserve">3. Explain Your Reasoning</w:t>
-      </w:r>
-      <w:r>
-        <w:rPr>
-          <w:i/>
-          <w:iCs/>
-          <w:color w:val="1FA6A2"/>
-          <w:sz w:val="19"/>
-          <w:szCs w:val="19"/>
-        </w:rPr>
-        <w:t xml:space="preserve">   use a sentence starter</w:t>
-      </w:r>
-    </w:p>
-    <w:p>
-      <w:pPr>
-        <w:spacing w:after="60"/>
-      </w:pPr>
-      <w:r>
-        <w:rPr>
-          <w:color w:val="1A2733"/>
-          <w:sz w:val="21"/>
-          <w:szCs w:val="21"/>
-        </w:rPr>
-        <w:t xml:space="preserve">An inequality fits better than an equation because ___.</w:t>
-      </w:r>
-      <w:r>
-        <w:rPr>
-          <w:i/>
-          <w:iCs/>
-          <w:color w:val="5F6F80"/>
-          <w:sz w:val="19"/>
-          <w:szCs w:val="19"/>
-        </w:rPr>
-        <w:br/>
-        <w:t xml:space="preserve">Una desigualdad encaja mejor que una ecuación porque ___.</w:t>
-      </w:r>
-    </w:p>
-    <w:p>
-      <w:pPr>
-        <w:spacing w:after="60"/>
-      </w:pPr>
-      <w:r>
-        <w:rPr>
-          <w:color w:val="1A2733"/>
-          <w:sz w:val="21"/>
-          <w:szCs w:val="21"/>
-        </w:rPr>
-        <w:t xml:space="preserve">'At least 18' means the age can be ___.</w:t>
-      </w:r>
-      <w:r>
-        <w:rPr>
-          <w:i/>
-          <w:iCs/>
-          <w:color w:val="5F6F80"/>
-          <w:sz w:val="19"/>
-          <w:szCs w:val="19"/>
-        </w:rPr>
-        <w:br/>
-        <w:t xml:space="preserve">'Al menos 18' significa que la edad puede ser ___.</w:t>
-      </w:r>
-    </w:p>
-    <w:p>
-      <w:pPr>
-        <w:spacing w:after="60"/>
-      </w:pPr>
-      <w:r>
-        <w:rPr>
-          <w:color w:val="1A2733"/>
-          <w:sz w:val="21"/>
-          <w:szCs w:val="21"/>
-        </w:rPr>
-        <w:t xml:space="preserve">'At least' uses ___ because it ___ the number, but 'more than' uses ___.</w:t>
-      </w:r>
-      <w:r>
-        <w:rPr>
-          <w:i/>
-          <w:iCs/>
-          <w:color w:val="5F6F80"/>
-          <w:sz w:val="19"/>
-          <w:szCs w:val="19"/>
-        </w:rPr>
-        <w:br/>
-        <w:t xml:space="preserve">'Al menos' usa ___ porque ___ el número, pero 'más que' usa ___.</w:t>
-      </w:r>
-    </w:p>
-    <w:p>
-      <w:pPr>
-        <w:pBdr>
-          <w:bottom w:val="single" w:color="AFBECC" w:sz="6"/>
-        </w:pBdr>
-        <w:spacing w:after="30" w:before="150"/>
-      </w:pPr>
-      <w:r>
-        <w:t xml:space="preserve"/>
-      </w:r>
-    </w:p>
-    <w:p>
-      <w:pPr>
-        <w:pBdr>
-          <w:bottom w:val="single" w:color="AFBECC" w:sz="6"/>
-        </w:pBdr>
-        <w:spacing w:after="30" w:before="150"/>
       </w:pPr>
       <w:r>
         <w:t xml:space="preserve"/>
@@ -3245,7 +3183,7 @@
           <w:sz w:val="30"/>
           <w:szCs w:val="30"/>
         </w:rPr>
-        <w:t xml:space="preserve">Exit Ticket</w:t>
+        <w:t xml:space="preserve">Answer Key &amp; Teacher Guide</w:t>
       </w:r>
     </w:p>
     <w:p>
@@ -3260,115 +3198,245 @@
           <w:sz w:val="19"/>
           <w:szCs w:val="19"/>
         </w:rPr>
-        <w:t xml:space="preserve">Answer on your own. This shows what you learned today.</w:t>
-      </w:r>
-    </w:p>
-    <w:p>
-      <w:pPr>
-        <w:spacing w:after="80" w:before="80"/>
-      </w:pPr>
-      <w:r>
-        <w:rPr>
-          <w:color w:val="B97A12"/>
-          <w:sz w:val="22"/>
-          <w:szCs w:val="22"/>
-        </w:rPr>
-        <w:t xml:space="preserve">★  </w:t>
-      </w:r>
-      <w:r>
-        <w:rPr>
-          <w:b/>
-          <w:bCs/>
-          <w:sz w:val="22"/>
-          <w:szCs w:val="22"/>
-        </w:rPr>
-        <w:t xml:space="preserve">Which inequality represents: 'A number n is at least 14'?</w:t>
-      </w:r>
-    </w:p>
-    <w:p>
-      <w:pPr>
-        <w:spacing w:after="60"/>
-        <w:ind w:left="420"/>
-      </w:pPr>
-      <w:r>
-        <w:rPr>
-          <w:sz w:val="21"/>
-          <w:szCs w:val="21"/>
-        </w:rPr>
-        <w:t xml:space="preserve">A)  n ≥ 14</w:t>
-      </w:r>
-    </w:p>
-    <w:p>
-      <w:pPr>
-        <w:spacing w:after="60"/>
-        <w:ind w:left="420"/>
-      </w:pPr>
-      <w:r>
-        <w:rPr>
-          <w:sz w:val="21"/>
-          <w:szCs w:val="21"/>
-        </w:rPr>
-        <w:t xml:space="preserve">B)  n &gt; 14</w:t>
-      </w:r>
-    </w:p>
-    <w:p>
-      <w:pPr>
-        <w:spacing w:after="60"/>
-        <w:ind w:left="420"/>
-      </w:pPr>
-      <w:r>
-        <w:rPr>
-          <w:sz w:val="21"/>
-          <w:szCs w:val="21"/>
-        </w:rPr>
-        <w:t xml:space="preserve">C)  n ≤ 14</w:t>
-      </w:r>
-    </w:p>
-    <w:p>
-      <w:pPr>
-        <w:spacing w:after="60"/>
-        <w:ind w:left="420"/>
-      </w:pPr>
-      <w:r>
-        <w:rPr>
-          <w:sz w:val="21"/>
-          <w:szCs w:val="21"/>
-        </w:rPr>
-        <w:t xml:space="preserve">D)  n &lt; 14</w:t>
-      </w:r>
-    </w:p>
-    <w:p>
-      <w:pPr>
-        <w:spacing w:after="40"/>
-      </w:pPr>
-      <w:r>
-        <w:t xml:space="preserve"/>
-      </w:r>
-    </w:p>
-    <w:p>
-      <w:pPr>
-        <w:pStyle w:val="Heading1"/>
-        <w:pageBreakBefore/>
-        <w:pBdr>
-          <w:bottom w:val="single" w:color="1FA6A2" w:sz="14" w:space="6"/>
-        </w:pBdr>
-        <w:spacing w:after="140" w:before="0"/>
-      </w:pPr>
-      <w:r>
-        <w:rPr>
-          <w:b/>
-          <w:bCs/>
-          <w:color w:val="12355B"/>
-          <w:sz w:val="30"/>
-          <w:szCs w:val="30"/>
-        </w:rPr>
-        <w:t xml:space="preserve">Answer Key &amp; Teacher Guide</w:t>
-      </w:r>
-    </w:p>
-    <w:p>
-      <w:pPr>
-        <w:spacing w:after="100"/>
-      </w:pPr>
+        <w:t xml:space="preserve">Teacher reference — remove or fold back before distributing to students.</w:t>
+      </w:r>
+    </w:p>
+    <w:p>
+      <w:pPr>
+        <w:pStyle w:val="Heading2"/>
+        <w:spacing w:after="80" w:before="180"/>
+      </w:pPr>
+      <w:r>
+        <w:rPr>
+          <w:b/>
+          <w:bCs/>
+          <w:color w:val="12355B"/>
+          <w:sz w:val="24"/>
+          <w:szCs w:val="24"/>
+        </w:rPr>
+        <w:t xml:space="preserve">Guided Notes (Fill-in)</w:t>
+      </w:r>
+    </w:p>
+    <w:p>
+      <w:pPr>
+        <w:spacing w:after="80"/>
+      </w:pPr>
+      <w:r>
+        <w:rPr>
+          <w:b/>
+          <w:bCs/>
+          <w:sz w:val="21"/>
+          <w:szCs w:val="21"/>
+        </w:rPr>
+        <w:t xml:space="preserve">Notes 1:  </w:t>
+      </w:r>
+      <w:r>
+        <w:rPr>
+          <w:sz w:val="21"/>
+          <w:szCs w:val="21"/>
+        </w:rPr>
+        <w:t xml:space="preserve">Inequality</w:t>
+      </w:r>
+    </w:p>
+    <w:p>
+      <w:pPr>
+        <w:spacing w:after="80"/>
+      </w:pPr>
+      <w:r>
+        <w:rPr>
+          <w:b/>
+          <w:bCs/>
+          <w:sz w:val="21"/>
+          <w:szCs w:val="21"/>
+        </w:rPr>
+        <w:t xml:space="preserve">Notes 2:  </w:t>
+      </w:r>
+      <w:r>
+        <w:rPr>
+          <w:sz w:val="21"/>
+          <w:szCs w:val="21"/>
+        </w:rPr>
+        <w:t xml:space="preserve">Greater than</w:t>
+      </w:r>
+    </w:p>
+    <w:p>
+      <w:pPr>
+        <w:spacing w:after="80"/>
+      </w:pPr>
+      <w:r>
+        <w:rPr>
+          <w:b/>
+          <w:bCs/>
+          <w:sz w:val="21"/>
+          <w:szCs w:val="21"/>
+        </w:rPr>
+        <w:t xml:space="preserve">Notes 3:  </w:t>
+      </w:r>
+      <w:r>
+        <w:rPr>
+          <w:sz w:val="21"/>
+          <w:szCs w:val="21"/>
+        </w:rPr>
+        <w:t xml:space="preserve">Less than</w:t>
+      </w:r>
+    </w:p>
+    <w:p>
+      <w:pPr>
+        <w:spacing w:after="80"/>
+      </w:pPr>
+      <w:r>
+        <w:rPr>
+          <w:b/>
+          <w:bCs/>
+          <w:sz w:val="21"/>
+          <w:szCs w:val="21"/>
+        </w:rPr>
+        <w:t xml:space="preserve">Notes 4:  </w:t>
+      </w:r>
+      <w:r>
+        <w:rPr>
+          <w:sz w:val="21"/>
+          <w:szCs w:val="21"/>
+        </w:rPr>
+        <w:t xml:space="preserve">At least / At most</w:t>
+      </w:r>
+    </w:p>
+    <w:p>
+      <w:pPr>
+        <w:spacing w:after="80"/>
+      </w:pPr>
+      <w:r>
+        <w:rPr>
+          <w:b/>
+          <w:bCs/>
+          <w:sz w:val="21"/>
+          <w:szCs w:val="21"/>
+        </w:rPr>
+        <w:t xml:space="preserve">Notes 5:  </w:t>
+      </w:r>
+      <w:r>
+        <w:rPr>
+          <w:sz w:val="21"/>
+          <w:szCs w:val="21"/>
+        </w:rPr>
+        <w:t xml:space="preserve">Variable</w:t>
+      </w:r>
+    </w:p>
+    <w:p>
+      <w:pPr>
+        <w:spacing w:after="80"/>
+      </w:pPr>
+      <w:r>
+        <w:rPr>
+          <w:b/>
+          <w:bCs/>
+          <w:sz w:val="21"/>
+          <w:szCs w:val="21"/>
+        </w:rPr>
+        <w:t xml:space="preserve">Notes 6:  </w:t>
+      </w:r>
+      <w:r>
+        <w:rPr>
+          <w:sz w:val="21"/>
+          <w:szCs w:val="21"/>
+        </w:rPr>
+        <w:t xml:space="preserve">No more than</w:t>
+      </w:r>
+    </w:p>
+    <w:p>
+      <w:pPr>
+        <w:pStyle w:val="Heading2"/>
+        <w:spacing w:after="80" w:before="180"/>
+      </w:pPr>
+      <w:r>
+        <w:rPr>
+          <w:b/>
+          <w:bCs/>
+          <w:color w:val="12355B"/>
+          <w:sz w:val="24"/>
+          <w:szCs w:val="24"/>
+        </w:rPr>
+        <w:t xml:space="preserve">Worked Notes (I Do / We Do)</w:t>
+      </w:r>
+    </w:p>
+    <w:p>
+      <w:pPr>
+        <w:spacing w:after="80"/>
+      </w:pPr>
+      <w:r>
+        <w:rPr>
+          <w:b/>
+          <w:bCs/>
+          <w:sz w:val="21"/>
+          <w:szCs w:val="21"/>
+        </w:rPr>
+        <w:t xml:space="preserve">I Do:  </w:t>
+      </w:r>
+      <w:r>
+        <w:rPr>
+          <w:sz w:val="21"/>
+          <w:szCs w:val="21"/>
+        </w:rPr>
+        <w:t xml:space="preserve">A. t &lt; 40</w:t>
+      </w:r>
+    </w:p>
+    <w:p>
+      <w:pPr>
+        <w:spacing w:after="80"/>
+      </w:pPr>
+      <w:r>
+        <w:rPr>
+          <w:b/>
+          <w:bCs/>
+          <w:sz w:val="21"/>
+          <w:szCs w:val="21"/>
+        </w:rPr>
+        <w:t xml:space="preserve">We Do:  </w:t>
+      </w:r>
+      <w:r>
+        <w:rPr>
+          <w:sz w:val="21"/>
+          <w:szCs w:val="21"/>
+        </w:rPr>
+        <w:t xml:space="preserve">A. h ≥ 48</w:t>
+      </w:r>
+    </w:p>
+    <w:p>
+      <w:pPr>
+        <w:pStyle w:val="Heading2"/>
+        <w:spacing w:after="80" w:before="180"/>
+      </w:pPr>
+      <w:r>
+        <w:rPr>
+          <w:b/>
+          <w:bCs/>
+          <w:color w:val="12355B"/>
+          <w:sz w:val="24"/>
+          <w:szCs w:val="24"/>
+        </w:rPr>
+        <w:t xml:space="preserve">Independent Practice</w:t>
+      </w:r>
+    </w:p>
+    <w:p>
+      <w:pPr>
+        <w:spacing w:after="80"/>
+      </w:pPr>
+      <w:r>
+        <w:rPr>
+          <w:b/>
+          <w:bCs/>
+          <w:sz w:val="21"/>
+          <w:szCs w:val="21"/>
+        </w:rPr>
+        <w:t xml:space="preserve">1.  </w:t>
+      </w:r>
+      <w:r>
+        <w:rPr>
+          <w:sz w:val="21"/>
+          <w:szCs w:val="21"/>
+        </w:rPr>
+        <w:t xml:space="preserve">A)  p ≤ 75</w:t>
+      </w:r>
       <w:r>
         <w:rPr>
           <w:i/>
@@ -3377,23 +3445,7 @@
           <w:sz w:val="19"/>
           <w:szCs w:val="19"/>
         </w:rPr>
-        <w:t xml:space="preserve">Teacher reference — remove or fold back before distributing to students.</w:t>
-      </w:r>
-    </w:p>
-    <w:p>
-      <w:pPr>
-        <w:pStyle w:val="Heading2"/>
-        <w:spacing w:after="80" w:before="180"/>
-      </w:pPr>
-      <w:r>
-        <w:rPr>
-          <w:b/>
-          <w:bCs/>
-          <w:color w:val="12355B"/>
-          <w:sz w:val="24"/>
-          <w:szCs w:val="24"/>
-        </w:rPr>
-        <w:t xml:space="preserve">Worked Notes (I Do / We Do)</w:t>
+        <w:t xml:space="preserve">  — 'No more than' means less than or equal to, so p ≤ 75.</w:t>
       </w:r>
     </w:p>
     <w:p>
@@ -3407,72 +3459,14 @@
           <w:sz w:val="21"/>
           <w:szCs w:val="21"/>
         </w:rPr>
-        <w:t xml:space="preserve">I Do:  </w:t>
-      </w:r>
-      <w:r>
-        <w:rPr>
-          <w:sz w:val="21"/>
-          <w:szCs w:val="21"/>
-        </w:rPr>
-        <w:t xml:space="preserve">A. t &lt; 40</w:t>
-      </w:r>
-    </w:p>
-    <w:p>
-      <w:pPr>
-        <w:spacing w:after="80"/>
-      </w:pPr>
-      <w:r>
-        <w:rPr>
-          <w:b/>
-          <w:bCs/>
-          <w:sz w:val="21"/>
-          <w:szCs w:val="21"/>
-        </w:rPr>
-        <w:t xml:space="preserve">We Do:  </w:t>
-      </w:r>
-      <w:r>
-        <w:rPr>
-          <w:sz w:val="21"/>
-          <w:szCs w:val="21"/>
-        </w:rPr>
-        <w:t xml:space="preserve">A. h ≥ 48</w:t>
-      </w:r>
-    </w:p>
-    <w:p>
-      <w:pPr>
-        <w:pStyle w:val="Heading2"/>
-        <w:spacing w:after="80" w:before="180"/>
-      </w:pPr>
-      <w:r>
-        <w:rPr>
-          <w:b/>
-          <w:bCs/>
-          <w:color w:val="12355B"/>
-          <w:sz w:val="24"/>
-          <w:szCs w:val="24"/>
-        </w:rPr>
-        <w:t xml:space="preserve">Independent Practice</w:t>
-      </w:r>
-    </w:p>
-    <w:p>
-      <w:pPr>
-        <w:spacing w:after="80"/>
-      </w:pPr>
-      <w:r>
-        <w:rPr>
-          <w:b/>
-          <w:bCs/>
-          <w:sz w:val="21"/>
-          <w:szCs w:val="21"/>
-        </w:rPr>
-        <w:t xml:space="preserve">1.  </w:t>
-      </w:r>
-      <w:r>
-        <w:rPr>
-          <w:sz w:val="21"/>
-          <w:szCs w:val="21"/>
-        </w:rPr>
-        <w:t xml:space="preserve">A)  p ≤ 75</w:t>
+        <w:t xml:space="preserve">2.  </w:t>
+      </w:r>
+      <w:r>
+        <w:rPr>
+          <w:sz w:val="21"/>
+          <w:szCs w:val="21"/>
+        </w:rPr>
+        <w:t xml:space="preserve">A)  s &gt; 25</w:t>
       </w:r>
       <w:r>
         <w:rPr>
@@ -3482,7 +3476,7 @@
           <w:sz w:val="19"/>
           <w:szCs w:val="19"/>
         </w:rPr>
-        <w:t xml:space="preserve">  — 'No more than' means less than or equal to, so p ≤ 75.</w:t>
+        <w:t xml:space="preserve">  — 'More than' means strictly greater than, so s &gt; 25.</w:t>
       </w:r>
     </w:p>
     <w:p>
@@ -3496,14 +3490,14 @@
           <w:sz w:val="21"/>
           <w:szCs w:val="21"/>
         </w:rPr>
-        <w:t xml:space="preserve">2.  </w:t>
-      </w:r>
-      <w:r>
-        <w:rPr>
-          <w:sz w:val="21"/>
-          <w:szCs w:val="21"/>
-        </w:rPr>
-        <w:t xml:space="preserve">A)  s &gt; 25</w:t>
+        <w:t xml:space="preserve">3.  </w:t>
+      </w:r>
+      <w:r>
+        <w:rPr>
+          <w:sz w:val="21"/>
+          <w:szCs w:val="21"/>
+        </w:rPr>
+        <w:t xml:space="preserve">A)  t &gt; 2</w:t>
       </w:r>
       <w:r>
         <w:rPr>
@@ -3513,7 +3507,7 @@
           <w:sz w:val="19"/>
           <w:szCs w:val="19"/>
         </w:rPr>
-        <w:t xml:space="preserve">  — 'More than' means strictly greater than, so s &gt; 25.</w:t>
+        <w:t xml:space="preserve">  — 'More than 2 hours' means strictly greater than: t &gt; 2. Exactly 2 hours is not charged.</w:t>
       </w:r>
     </w:p>
     <w:p>
@@ -3527,14 +3521,14 @@
           <w:sz w:val="21"/>
           <w:szCs w:val="21"/>
         </w:rPr>
-        <w:t xml:space="preserve">3.  </w:t>
-      </w:r>
-      <w:r>
-        <w:rPr>
-          <w:sz w:val="21"/>
-          <w:szCs w:val="21"/>
-        </w:rPr>
-        <w:t xml:space="preserve">A)  t &gt; 2</w:t>
+        <w:t xml:space="preserve">4.  </w:t>
+      </w:r>
+      <w:r>
+        <w:rPr>
+          <w:sz w:val="21"/>
+          <w:szCs w:val="21"/>
+        </w:rPr>
+        <w:t xml:space="preserve">A)  g ≥ 12</w:t>
       </w:r>
       <w:r>
         <w:rPr>
@@ -3544,7 +3538,23 @@
           <w:sz w:val="19"/>
           <w:szCs w:val="19"/>
         </w:rPr>
-        <w:t xml:space="preserve">  — 'More than 2 hours' means strictly greater than: t &gt; 2. Exactly 2 hours is not charged.</w:t>
+        <w:t xml:space="preserve">  — 'At least 12' includes 12 and any number above it, so g ≥ 12.</w:t>
+      </w:r>
+    </w:p>
+    <w:p>
+      <w:pPr>
+        <w:pStyle w:val="Heading2"/>
+        <w:spacing w:after="80" w:before="180"/>
+      </w:pPr>
+      <w:r>
+        <w:rPr>
+          <w:b/>
+          <w:bCs/>
+          <w:color w:val="12355B"/>
+          <w:sz w:val="24"/>
+          <w:szCs w:val="24"/>
+        </w:rPr>
+        <w:t xml:space="preserve">Exit Ticket</w:t>
       </w:r>
     </w:p>
     <w:p>
@@ -3553,19 +3563,10 @@
       </w:pPr>
       <w:r>
         <w:rPr>
-          <w:b/>
-          <w:bCs/>
-          <w:sz w:val="21"/>
-          <w:szCs w:val="21"/>
-        </w:rPr>
-        <w:t xml:space="preserve">4.  </w:t>
-      </w:r>
-      <w:r>
-        <w:rPr>
-          <w:sz w:val="21"/>
-          <w:szCs w:val="21"/>
-        </w:rPr>
-        <w:t xml:space="preserve">A)  x ≥ 10</w:t>
+          <w:sz w:val="21"/>
+          <w:szCs w:val="21"/>
+        </w:rPr>
+        <w:t xml:space="preserve">A)  n ≥ 14</w:t>
       </w:r>
       <w:r>
         <w:rPr>
@@ -3575,173 +3576,7 @@
           <w:sz w:val="19"/>
           <w:szCs w:val="19"/>
         </w:rPr>
-        <w:t xml:space="preserve">  — 'At least 10' means 10 or more: x ≥ 10.</w:t>
-      </w:r>
-    </w:p>
-    <w:p>
-      <w:pPr>
-        <w:pStyle w:val="Heading2"/>
-        <w:spacing w:after="80" w:before="180"/>
-      </w:pPr>
-      <w:r>
-        <w:rPr>
-          <w:b/>
-          <w:bCs/>
-          <w:color w:val="12355B"/>
-          <w:sz w:val="24"/>
-          <w:szCs w:val="24"/>
-        </w:rPr>
-        <w:t xml:space="preserve">Exit Ticket</w:t>
-      </w:r>
-    </w:p>
-    <w:p>
-      <w:pPr>
-        <w:spacing w:after="80"/>
-      </w:pPr>
-      <w:r>
-        <w:rPr>
-          <w:sz w:val="21"/>
-          <w:szCs w:val="21"/>
-        </w:rPr>
-        <w:t xml:space="preserve">A)  n ≥ 14</w:t>
-      </w:r>
-      <w:r>
-        <w:rPr>
-          <w:i/>
-          <w:iCs/>
-          <w:color w:val="5F6F80"/>
-          <w:sz w:val="19"/>
-          <w:szCs w:val="19"/>
-        </w:rPr>
         <w:t xml:space="preserve">  — 'At least 14' means 14 or greater, so n ≥ 14.</w:t>
-      </w:r>
-    </w:p>
-    <w:p>
-      <w:pPr>
-        <w:pStyle w:val="Heading2"/>
-        <w:spacing w:after="80" w:before="180"/>
-      </w:pPr>
-      <w:r>
-        <w:rPr>
-          <w:b/>
-          <w:bCs/>
-          <w:color w:val="12355B"/>
-          <w:sz w:val="24"/>
-          <w:szCs w:val="24"/>
-        </w:rPr>
-        <w:t xml:space="preserve">Writing (TWR) — what to look for</w:t>
-      </w:r>
-    </w:p>
-    <w:p>
-      <w:pPr>
-        <w:spacing w:after="80"/>
-      </w:pPr>
-      <w:r>
-        <w:rPr>
-          <w:sz w:val="20"/>
-          <w:szCs w:val="20"/>
-        </w:rPr>
-        <w:t xml:space="preserve">Kernel sentence: a complete sentence needs a subject and a verb. Example: Inequality is a math sentence that compares two sides with &lt;, &gt;, ≤, or ≥.</w:t>
-      </w:r>
-    </w:p>
-    <w:p>
-      <w:pPr>
-        <w:spacing w:after="80"/>
-      </w:pPr>
-      <w:r>
-        <w:rPr>
-          <w:sz w:val="20"/>
-          <w:szCs w:val="20"/>
-        </w:rPr>
-        <w:t xml:space="preserve">Expansion: because = reason, but = contrast/exception, so = result. Answers vary; each must keep the kernel idea.</w:t>
-      </w:r>
-    </w:p>
-    <w:p>
-      <w:pPr>
-        <w:pStyle w:val="Heading2"/>
-        <w:spacing w:after="80" w:before="180"/>
-      </w:pPr>
-      <w:r>
-        <w:rPr>
-          <w:b/>
-          <w:bCs/>
-          <w:color w:val="12355B"/>
-          <w:sz w:val="24"/>
-          <w:szCs w:val="24"/>
-        </w:rPr>
-        <w:t xml:space="preserve">Turn &amp; Talk — listen for</w:t>
-      </w:r>
-    </w:p>
-    <w:p>
-      <w:pPr>
-        <w:spacing w:after="80"/>
-      </w:pPr>
-      <w:r>
-        <w:rPr>
-          <w:b/>
-          <w:bCs/>
-          <w:sz w:val="19"/>
-          <w:szCs w:val="19"/>
-        </w:rPr>
-        <w:t xml:space="preserve">1.  </w:t>
-      </w:r>
-      <w:r>
-        <w:rPr>
-          <w:i/>
-          <w:iCs/>
-          <w:color w:val="5F6F80"/>
-          <w:sz w:val="19"/>
-          <w:szCs w:val="19"/>
-        </w:rPr>
-        <w:t xml:space="preserve">Students explain that 'at least 18' allows many values (18 and up), so an inequality with ≥ captures it while an equation would force one value.</w:t>
-      </w:r>
-    </w:p>
-    <w:p>
-      <w:pPr>
-        <w:spacing w:after="80"/>
-      </w:pPr>
-      <w:r>
-        <w:rPr>
-          <w:b/>
-          <w:bCs/>
-          <w:sz w:val="19"/>
-          <w:szCs w:val="19"/>
-        </w:rPr>
-        <w:t xml:space="preserve">2.  </w:t>
-      </w:r>
-      <w:r>
-        <w:rPr>
-          <w:i/>
-          <w:iCs/>
-          <w:color w:val="5F6F80"/>
-          <w:sz w:val="19"/>
-          <w:szCs w:val="19"/>
-        </w:rPr>
-        <w:t xml:space="preserve">Students match 'at least' to ≥ and 'at most' to ≤ (include the value), and 'more than'/'fewer than' to &gt; and &lt; (exclude the value).</w:t>
-      </w:r>
-    </w:p>
-    <w:p>
-      <w:pPr>
-        <w:spacing w:after="80"/>
-      </w:pPr>
-      <w:r>
-        <w:rPr>
-          <w:b/>
-          <w:bCs/>
-          <w:sz w:val="19"/>
-          <w:szCs w:val="19"/>
-        </w:rPr>
-        <w:t xml:space="preserve">3.  </w:t>
-      </w:r>
-      <w:r>
-        <w:rPr>
-          <w:i/>
-          <w:iCs/>
-          <w:color w:val="5F6F80"/>
-          <w:sz w:val="19"/>
-          <w:szCs w:val="19"/>
-        </w:rPr>
-        <w:t xml:space="preserve">Students give a real example (ride height, speed limit, ticket age) and write an inequality with the correct symbol for a range of values.</w:t>
       </w:r>
     </w:p>
     <w:sectPr>

--- a/lessons/7-4/downloads/7-4-notes.docx
+++ b/lessons/7-4/downloads/7-4-notes.docx
@@ -3164,419 +3164,6 @@
       </w:pPr>
       <w:r>
         <w:t xml:space="preserve"/>
-      </w:r>
-    </w:p>
-    <w:p>
-      <w:pPr>
-        <w:pStyle w:val="Heading1"/>
-        <w:pageBreakBefore/>
-        <w:pBdr>
-          <w:bottom w:val="single" w:color="1FA6A2" w:sz="14" w:space="6"/>
-        </w:pBdr>
-        <w:spacing w:after="140" w:before="0"/>
-      </w:pPr>
-      <w:r>
-        <w:rPr>
-          <w:b/>
-          <w:bCs/>
-          <w:color w:val="12355B"/>
-          <w:sz w:val="30"/>
-          <w:szCs w:val="30"/>
-        </w:rPr>
-        <w:t xml:space="preserve">Answer Key &amp; Teacher Guide</w:t>
-      </w:r>
-    </w:p>
-    <w:p>
-      <w:pPr>
-        <w:spacing w:after="100"/>
-      </w:pPr>
-      <w:r>
-        <w:rPr>
-          <w:i/>
-          <w:iCs/>
-          <w:color w:val="5F6F80"/>
-          <w:sz w:val="19"/>
-          <w:szCs w:val="19"/>
-        </w:rPr>
-        <w:t xml:space="preserve">Teacher reference — remove or fold back before distributing to students.</w:t>
-      </w:r>
-    </w:p>
-    <w:p>
-      <w:pPr>
-        <w:pStyle w:val="Heading2"/>
-        <w:spacing w:after="80" w:before="180"/>
-      </w:pPr>
-      <w:r>
-        <w:rPr>
-          <w:b/>
-          <w:bCs/>
-          <w:color w:val="12355B"/>
-          <w:sz w:val="24"/>
-          <w:szCs w:val="24"/>
-        </w:rPr>
-        <w:t xml:space="preserve">Guided Notes (Fill-in)</w:t>
-      </w:r>
-    </w:p>
-    <w:p>
-      <w:pPr>
-        <w:spacing w:after="80"/>
-      </w:pPr>
-      <w:r>
-        <w:rPr>
-          <w:b/>
-          <w:bCs/>
-          <w:sz w:val="21"/>
-          <w:szCs w:val="21"/>
-        </w:rPr>
-        <w:t xml:space="preserve">Notes 1:  </w:t>
-      </w:r>
-      <w:r>
-        <w:rPr>
-          <w:sz w:val="21"/>
-          <w:szCs w:val="21"/>
-        </w:rPr>
-        <w:t xml:space="preserve">Inequality</w:t>
-      </w:r>
-    </w:p>
-    <w:p>
-      <w:pPr>
-        <w:spacing w:after="80"/>
-      </w:pPr>
-      <w:r>
-        <w:rPr>
-          <w:b/>
-          <w:bCs/>
-          <w:sz w:val="21"/>
-          <w:szCs w:val="21"/>
-        </w:rPr>
-        <w:t xml:space="preserve">Notes 2:  </w:t>
-      </w:r>
-      <w:r>
-        <w:rPr>
-          <w:sz w:val="21"/>
-          <w:szCs w:val="21"/>
-        </w:rPr>
-        <w:t xml:space="preserve">Greater than</w:t>
-      </w:r>
-    </w:p>
-    <w:p>
-      <w:pPr>
-        <w:spacing w:after="80"/>
-      </w:pPr>
-      <w:r>
-        <w:rPr>
-          <w:b/>
-          <w:bCs/>
-          <w:sz w:val="21"/>
-          <w:szCs w:val="21"/>
-        </w:rPr>
-        <w:t xml:space="preserve">Notes 3:  </w:t>
-      </w:r>
-      <w:r>
-        <w:rPr>
-          <w:sz w:val="21"/>
-          <w:szCs w:val="21"/>
-        </w:rPr>
-        <w:t xml:space="preserve">Less than</w:t>
-      </w:r>
-    </w:p>
-    <w:p>
-      <w:pPr>
-        <w:spacing w:after="80"/>
-      </w:pPr>
-      <w:r>
-        <w:rPr>
-          <w:b/>
-          <w:bCs/>
-          <w:sz w:val="21"/>
-          <w:szCs w:val="21"/>
-        </w:rPr>
-        <w:t xml:space="preserve">Notes 4:  </w:t>
-      </w:r>
-      <w:r>
-        <w:rPr>
-          <w:sz w:val="21"/>
-          <w:szCs w:val="21"/>
-        </w:rPr>
-        <w:t xml:space="preserve">At least / At most</w:t>
-      </w:r>
-    </w:p>
-    <w:p>
-      <w:pPr>
-        <w:spacing w:after="80"/>
-      </w:pPr>
-      <w:r>
-        <w:rPr>
-          <w:b/>
-          <w:bCs/>
-          <w:sz w:val="21"/>
-          <w:szCs w:val="21"/>
-        </w:rPr>
-        <w:t xml:space="preserve">Notes 5:  </w:t>
-      </w:r>
-      <w:r>
-        <w:rPr>
-          <w:sz w:val="21"/>
-          <w:szCs w:val="21"/>
-        </w:rPr>
-        <w:t xml:space="preserve">Variable</w:t>
-      </w:r>
-    </w:p>
-    <w:p>
-      <w:pPr>
-        <w:spacing w:after="80"/>
-      </w:pPr>
-      <w:r>
-        <w:rPr>
-          <w:b/>
-          <w:bCs/>
-          <w:sz w:val="21"/>
-          <w:szCs w:val="21"/>
-        </w:rPr>
-        <w:t xml:space="preserve">Notes 6:  </w:t>
-      </w:r>
-      <w:r>
-        <w:rPr>
-          <w:sz w:val="21"/>
-          <w:szCs w:val="21"/>
-        </w:rPr>
-        <w:t xml:space="preserve">No more than</w:t>
-      </w:r>
-    </w:p>
-    <w:p>
-      <w:pPr>
-        <w:pStyle w:val="Heading2"/>
-        <w:spacing w:after="80" w:before="180"/>
-      </w:pPr>
-      <w:r>
-        <w:rPr>
-          <w:b/>
-          <w:bCs/>
-          <w:color w:val="12355B"/>
-          <w:sz w:val="24"/>
-          <w:szCs w:val="24"/>
-        </w:rPr>
-        <w:t xml:space="preserve">Worked Notes (I Do / We Do)</w:t>
-      </w:r>
-    </w:p>
-    <w:p>
-      <w:pPr>
-        <w:spacing w:after="80"/>
-      </w:pPr>
-      <w:r>
-        <w:rPr>
-          <w:b/>
-          <w:bCs/>
-          <w:sz w:val="21"/>
-          <w:szCs w:val="21"/>
-        </w:rPr>
-        <w:t xml:space="preserve">I Do:  </w:t>
-      </w:r>
-      <w:r>
-        <w:rPr>
-          <w:sz w:val="21"/>
-          <w:szCs w:val="21"/>
-        </w:rPr>
-        <w:t xml:space="preserve">A. t &lt; 40</w:t>
-      </w:r>
-    </w:p>
-    <w:p>
-      <w:pPr>
-        <w:spacing w:after="80"/>
-      </w:pPr>
-      <w:r>
-        <w:rPr>
-          <w:b/>
-          <w:bCs/>
-          <w:sz w:val="21"/>
-          <w:szCs w:val="21"/>
-        </w:rPr>
-        <w:t xml:space="preserve">We Do:  </w:t>
-      </w:r>
-      <w:r>
-        <w:rPr>
-          <w:sz w:val="21"/>
-          <w:szCs w:val="21"/>
-        </w:rPr>
-        <w:t xml:space="preserve">A. h ≥ 48</w:t>
-      </w:r>
-    </w:p>
-    <w:p>
-      <w:pPr>
-        <w:pStyle w:val="Heading2"/>
-        <w:spacing w:after="80" w:before="180"/>
-      </w:pPr>
-      <w:r>
-        <w:rPr>
-          <w:b/>
-          <w:bCs/>
-          <w:color w:val="12355B"/>
-          <w:sz w:val="24"/>
-          <w:szCs w:val="24"/>
-        </w:rPr>
-        <w:t xml:space="preserve">Independent Practice</w:t>
-      </w:r>
-    </w:p>
-    <w:p>
-      <w:pPr>
-        <w:spacing w:after="80"/>
-      </w:pPr>
-      <w:r>
-        <w:rPr>
-          <w:b/>
-          <w:bCs/>
-          <w:sz w:val="21"/>
-          <w:szCs w:val="21"/>
-        </w:rPr>
-        <w:t xml:space="preserve">1.  </w:t>
-      </w:r>
-      <w:r>
-        <w:rPr>
-          <w:sz w:val="21"/>
-          <w:szCs w:val="21"/>
-        </w:rPr>
-        <w:t xml:space="preserve">A)  p ≤ 75</w:t>
-      </w:r>
-      <w:r>
-        <w:rPr>
-          <w:i/>
-          <w:iCs/>
-          <w:color w:val="5F6F80"/>
-          <w:sz w:val="19"/>
-          <w:szCs w:val="19"/>
-        </w:rPr>
-        <w:t xml:space="preserve">  — 'No more than' means less than or equal to, so p ≤ 75.</w:t>
-      </w:r>
-    </w:p>
-    <w:p>
-      <w:pPr>
-        <w:spacing w:after="80"/>
-      </w:pPr>
-      <w:r>
-        <w:rPr>
-          <w:b/>
-          <w:bCs/>
-          <w:sz w:val="21"/>
-          <w:szCs w:val="21"/>
-        </w:rPr>
-        <w:t xml:space="preserve">2.  </w:t>
-      </w:r>
-      <w:r>
-        <w:rPr>
-          <w:sz w:val="21"/>
-          <w:szCs w:val="21"/>
-        </w:rPr>
-        <w:t xml:space="preserve">A)  s &gt; 25</w:t>
-      </w:r>
-      <w:r>
-        <w:rPr>
-          <w:i/>
-          <w:iCs/>
-          <w:color w:val="5F6F80"/>
-          <w:sz w:val="19"/>
-          <w:szCs w:val="19"/>
-        </w:rPr>
-        <w:t xml:space="preserve">  — 'More than' means strictly greater than, so s &gt; 25.</w:t>
-      </w:r>
-    </w:p>
-    <w:p>
-      <w:pPr>
-        <w:spacing w:after="80"/>
-      </w:pPr>
-      <w:r>
-        <w:rPr>
-          <w:b/>
-          <w:bCs/>
-          <w:sz w:val="21"/>
-          <w:szCs w:val="21"/>
-        </w:rPr>
-        <w:t xml:space="preserve">3.  </w:t>
-      </w:r>
-      <w:r>
-        <w:rPr>
-          <w:sz w:val="21"/>
-          <w:szCs w:val="21"/>
-        </w:rPr>
-        <w:t xml:space="preserve">A)  t &gt; 2</w:t>
-      </w:r>
-      <w:r>
-        <w:rPr>
-          <w:i/>
-          <w:iCs/>
-          <w:color w:val="5F6F80"/>
-          <w:sz w:val="19"/>
-          <w:szCs w:val="19"/>
-        </w:rPr>
-        <w:t xml:space="preserve">  — 'More than 2 hours' means strictly greater than: t &gt; 2. Exactly 2 hours is not charged.</w:t>
-      </w:r>
-    </w:p>
-    <w:p>
-      <w:pPr>
-        <w:spacing w:after="80"/>
-      </w:pPr>
-      <w:r>
-        <w:rPr>
-          <w:b/>
-          <w:bCs/>
-          <w:sz w:val="21"/>
-          <w:szCs w:val="21"/>
-        </w:rPr>
-        <w:t xml:space="preserve">4.  </w:t>
-      </w:r>
-      <w:r>
-        <w:rPr>
-          <w:sz w:val="21"/>
-          <w:szCs w:val="21"/>
-        </w:rPr>
-        <w:t xml:space="preserve">A)  g ≥ 12</w:t>
-      </w:r>
-      <w:r>
-        <w:rPr>
-          <w:i/>
-          <w:iCs/>
-          <w:color w:val="5F6F80"/>
-          <w:sz w:val="19"/>
-          <w:szCs w:val="19"/>
-        </w:rPr>
-        <w:t xml:space="preserve">  — 'At least 12' includes 12 and any number above it, so g ≥ 12.</w:t>
-      </w:r>
-    </w:p>
-    <w:p>
-      <w:pPr>
-        <w:pStyle w:val="Heading2"/>
-        <w:spacing w:after="80" w:before="180"/>
-      </w:pPr>
-      <w:r>
-        <w:rPr>
-          <w:b/>
-          <w:bCs/>
-          <w:color w:val="12355B"/>
-          <w:sz w:val="24"/>
-          <w:szCs w:val="24"/>
-        </w:rPr>
-        <w:t xml:space="preserve">Exit Ticket</w:t>
-      </w:r>
-    </w:p>
-    <w:p>
-      <w:pPr>
-        <w:spacing w:after="80"/>
-      </w:pPr>
-      <w:r>
-        <w:rPr>
-          <w:sz w:val="21"/>
-          <w:szCs w:val="21"/>
-        </w:rPr>
-        <w:t xml:space="preserve">A)  n ≥ 14</w:t>
-      </w:r>
-      <w:r>
-        <w:rPr>
-          <w:i/>
-          <w:iCs/>
-          <w:color w:val="5F6F80"/>
-          <w:sz w:val="19"/>
-          <w:szCs w:val="19"/>
-        </w:rPr>
-        <w:t xml:space="preserve">  — 'At least 14' means 14 or greater, so n ≥ 14.</w:t>
       </w:r>
     </w:p>
     <w:sectPr>

--- a/lessons/7-4/downloads/7-4-notes.docx
+++ b/lessons/7-4/downloads/7-4-notes.docx
@@ -14,7 +14,7 @@
           <w:sz w:val="18"/>
           <w:szCs w:val="18"/>
         </w:rPr>
-        <w:t xml:space="preserve">UNIT 7  ·  LESSON 4      STANDARD 6.EE.8</w:t>
+        <w:t xml:space="preserve">UNIT 7  ·  LESSON 4      STANDARD 6.AT.9</w:t>
       </w:r>
     </w:p>
     <w:p>
@@ -1075,7 +1075,7 @@
                           </pic:cNvPicPr>
                         </pic:nvPicPr>
                         <pic:blipFill>
-                          <a:blip r:embed="rId11" cstate="none"/>
+                          <a:blip r:embed="rId9" cstate="none"/>
                           <a:srcRect/>
                           <a:stretch>
                             <a:fillRect/>
@@ -2531,6 +2531,32 @@
     </w:p>
     <w:p>
       <w:pPr>
+        <w:pStyle w:val="Heading2"/>
+        <w:spacing w:after="80" w:before="180"/>
+      </w:pPr>
+      <w:r>
+        <w:rPr>
+          <w:b/>
+          <w:bCs/>
+          <w:color w:val="12355B"/>
+          <w:sz w:val="24"/>
+          <w:szCs w:val="24"/>
+        </w:rPr>
+        <w:t xml:space="preserve">Level 1 Support</w:t>
+      </w:r>
+      <w:r>
+        <w:rPr>
+          <w:i/>
+          <w:iCs/>
+          <w:color w:val="1FA6A2"/>
+          <w:sz w:val="19"/>
+          <w:szCs w:val="19"/>
+        </w:rPr>
+        <w:t xml:space="preserve">   extra scaffolding</w:t>
+      </w:r>
+    </w:p>
+    <w:p>
+      <w:pPr>
         <w:keepNext/>
         <w:spacing w:after="60" w:before="160"/>
       </w:pPr>
@@ -2791,6 +2817,32 @@
     </w:tbl>
     <w:p>
       <w:pPr>
+        <w:pStyle w:val="Heading2"/>
+        <w:spacing w:after="80" w:before="180"/>
+      </w:pPr>
+      <w:r>
+        <w:rPr>
+          <w:b/>
+          <w:bCs/>
+          <w:color w:val="12355B"/>
+          <w:sz w:val="24"/>
+          <w:szCs w:val="24"/>
+        </w:rPr>
+        <w:t xml:space="preserve">On Level</w:t>
+      </w:r>
+      <w:r>
+        <w:rPr>
+          <w:i/>
+          <w:iCs/>
+          <w:color w:val="12355B"/>
+          <w:sz w:val="19"/>
+          <w:szCs w:val="19"/>
+        </w:rPr>
+        <w:t xml:space="preserve">   grade-level practice</w:t>
+      </w:r>
+    </w:p>
+    <w:p>
+      <w:pPr>
         <w:keepNext/>
         <w:spacing w:after="60" w:before="160"/>
       </w:pPr>
@@ -2864,136 +2916,6 @@
           <w:szCs w:val="20"/>
         </w:rPr>
         <w:t xml:space="preserve">D)  t ≤ 2</w:t>
-      </w:r>
-    </w:p>
-    <w:p>
-      <w:pPr>
-        <w:spacing w:after="20"/>
-      </w:pPr>
-      <w:r>
-        <w:t xml:space="preserve"/>
-      </w:r>
-    </w:p>
-    <w:tbl>
-      <w:tblPr>
-        <w:tblW w:type="pct" w:w="100%"/>
-        <w:tblBorders>
-          <w:top w:val="single" w:color="C7D2DD" w:sz="6"/>
-          <w:left w:val="single" w:color="C7D2DD" w:sz="6"/>
-          <w:bottom w:val="single" w:color="C7D2DD" w:sz="6"/>
-          <w:right w:val="single" w:color="C7D2DD" w:sz="6"/>
-          <w:insideH w:val="single" w:color="auto" w:sz="4"/>
-          <w:insideV w:val="single" w:color="auto" w:sz="4"/>
-        </w:tblBorders>
-      </w:tblPr>
-      <w:tblGrid>
-        <w:gridCol w:w="100"/>
-      </w:tblGrid>
-      <w:tr>
-        <w:tc>
-          <w:tcPr>
-            <w:shd w:fill="FBF3E2" w:color="auto" w:val="clear"/>
-            <w:tcMar>
-              <w:top w:type="dxa" w:w="60"/>
-              <w:left w:type="dxa" w:w="120"/>
-              <w:bottom w:type="dxa" w:w="60"/>
-              <w:right w:type="dxa" w:w="120"/>
-            </w:tcMar>
-          </w:tcPr>
-          <w:p>
-            <w:pPr>
-              <w:spacing w:after="0" w:line="320"/>
-            </w:pPr>
-            <w:r>
-              <w:t xml:space="preserve"/>
-            </w:r>
-          </w:p>
-          <w:p>
-            <w:pPr>
-              <w:spacing w:after="0" w:line="320"/>
-            </w:pPr>
-            <w:r>
-              <w:t xml:space="preserve"/>
-            </w:r>
-          </w:p>
-        </w:tc>
-      </w:tr>
-    </w:tbl>
-    <w:p>
-      <w:pPr>
-        <w:keepNext/>
-        <w:spacing w:after="60" w:before="160"/>
-      </w:pPr>
-      <w:r>
-        <w:rPr>
-          <w:b/>
-          <w:bCs/>
-          <w:color w:val="12355B"/>
-          <w:sz w:val="22"/>
-          <w:szCs w:val="22"/>
-        </w:rPr>
-        <w:t xml:space="preserve">4.  </w:t>
-      </w:r>
-      <w:r>
-        <w:rPr>
-          <w:b/>
-          <w:bCs/>
-          <w:sz w:val="21"/>
-          <w:szCs w:val="21"/>
-        </w:rPr>
-        <w:t xml:space="preserve">A clue says the suspect carried at least 12 stolen gems. Which inequality shows the number g of gems?</w:t>
-      </w:r>
-    </w:p>
-    <w:p>
-      <w:pPr>
-        <w:spacing w:after="40"/>
-        <w:ind w:left="420"/>
-      </w:pPr>
-      <w:r>
-        <w:rPr>
-          <w:sz w:val="20"/>
-          <w:szCs w:val="20"/>
-        </w:rPr>
-        <w:t xml:space="preserve">A)  g ≥ 12</w:t>
-      </w:r>
-    </w:p>
-    <w:p>
-      <w:pPr>
-        <w:spacing w:after="40"/>
-        <w:ind w:left="420"/>
-      </w:pPr>
-      <w:r>
-        <w:rPr>
-          <w:sz w:val="20"/>
-          <w:szCs w:val="20"/>
-        </w:rPr>
-        <w:t xml:space="preserve">B)  g &gt; 12</w:t>
-      </w:r>
-    </w:p>
-    <w:p>
-      <w:pPr>
-        <w:spacing w:after="40"/>
-        <w:ind w:left="420"/>
-      </w:pPr>
-      <w:r>
-        <w:rPr>
-          <w:sz w:val="20"/>
-          <w:szCs w:val="20"/>
-        </w:rPr>
-        <w:t xml:space="preserve">C)  g ≤ 12</w:t>
-      </w:r>
-    </w:p>
-    <w:p>
-      <w:pPr>
-        <w:spacing w:after="40"/>
-        <w:ind w:left="420"/>
-      </w:pPr>
-      <w:r>
-        <w:rPr>
-          <w:sz w:val="20"/>
-          <w:szCs w:val="20"/>
-        </w:rPr>
-        <w:t xml:space="preserve">D)  g &lt; 12</w:t>
       </w:r>
     </w:p>
     <w:p>

--- a/lessons/7-4/downloads/7-4-notes.docx
+++ b/lessons/7-4/downloads/7-4-notes.docx
@@ -1404,6 +1404,1302 @@
           <w:szCs w:val="22"/>
         </w:rPr>
         <w:t xml:space="preserve">The phrase that means less than or equal to is "no more than," written with the ___ symbol.</w:t>
+      </w:r>
+    </w:p>
+    <w:p>
+      <w:pPr>
+        <w:pStyle w:val="Heading1"/>
+        <w:pageBreakBefore/>
+        <w:pBdr>
+          <w:bottom w:val="single" w:color="1FA6A2" w:sz="14" w:space="6"/>
+        </w:pBdr>
+        <w:spacing w:after="140" w:before="0"/>
+      </w:pPr>
+      <w:r>
+        <w:rPr>
+          <w:b/>
+          <w:bCs/>
+          <w:color w:val="12355B"/>
+          <w:sz w:val="30"/>
+          <w:szCs w:val="30"/>
+        </w:rPr>
+        <w:t xml:space="preserve">Write About the Math</w:t>
+      </w:r>
+    </w:p>
+    <w:p>
+      <w:pPr>
+        <w:spacing w:after="100"/>
+      </w:pPr>
+      <w:r>
+        <w:rPr>
+          <w:i/>
+          <w:iCs/>
+          <w:color w:val="5F6F80"/>
+          <w:sz w:val="19"/>
+          <w:szCs w:val="19"/>
+        </w:rPr>
+        <w:t xml:space="preserve">Use the support level you need. Every level answers the same math question.</w:t>
+      </w:r>
+    </w:p>
+    <w:p>
+      <w:pPr>
+        <w:pStyle w:val="Heading2"/>
+        <w:spacing w:after="80" w:before="180"/>
+      </w:pPr>
+      <w:r>
+        <w:rPr>
+          <w:b/>
+          <w:bCs/>
+          <w:color w:val="12355B"/>
+          <w:sz w:val="24"/>
+          <w:szCs w:val="24"/>
+        </w:rPr>
+        <w:t xml:space="preserve">1. Understand the Question</w:t>
+      </w:r>
+      <w:r>
+        <w:rPr>
+          <w:i/>
+          <w:iCs/>
+          <w:color w:val="B97A12"/>
+          <w:sz w:val="19"/>
+          <w:szCs w:val="19"/>
+        </w:rPr>
+        <w:t xml:space="preserve">   compare</w:t>
+      </w:r>
+    </w:p>
+    <w:tbl>
+      <w:tblPr>
+        <w:tblW w:type="pct" w:w="100%"/>
+        <w:tblBorders>
+          <w:top w:val="single" w:color="1FA6A2" w:sz="8"/>
+          <w:left w:val="single" w:color="1FA6A2" w:sz="8"/>
+          <w:bottom w:val="single" w:color="1FA6A2" w:sz="8"/>
+          <w:right w:val="single" w:color="1FA6A2" w:sz="8"/>
+          <w:insideH w:val="single" w:color="auto" w:sz="4"/>
+          <w:insideV w:val="single" w:color="auto" w:sz="4"/>
+        </w:tblBorders>
+      </w:tblPr>
+      <w:tblGrid>
+        <w:gridCol w:w="100"/>
+      </w:tblGrid>
+      <w:tr>
+        <w:tc>
+          <w:tcPr>
+            <w:shd w:fill="E6F4F3" w:color="auto" w:val="clear"/>
+            <w:tcMar>
+              <w:top w:type="dxa" w:w="120"/>
+              <w:left w:type="dxa" w:w="180"/>
+              <w:bottom w:type="dxa" w:w="120"/>
+              <w:right w:type="dxa" w:w="180"/>
+            </w:tcMar>
+          </w:tcPr>
+          <w:p>
+            <w:pPr>
+              <w:spacing w:after="60"/>
+            </w:pPr>
+            <w:r>
+              <w:rPr>
+                <w:color w:val="1A2733"/>
+                <w:sz w:val="21"/>
+                <w:szCs w:val="21"/>
+              </w:rPr>
+              <w:t xml:space="preserve">How do the phrases 'at least' and 'at most' change which inequality symbol you choose compared to 'more than' and 'fewer than'?</w:t>
+            </w:r>
+          </w:p>
+          <w:p>
+            <w:pPr>
+              <w:spacing w:after="0"/>
+            </w:pPr>
+            <w:r>
+              <w:rPr>
+                <w:b/>
+                <w:bCs/>
+                <w:color w:val="12355B"/>
+                <w:sz w:val="20"/>
+                <w:szCs w:val="20"/>
+              </w:rPr>
+              <w:t xml:space="preserve">Your job:  </w:t>
+            </w:r>
+            <w:r>
+              <w:rPr>
+                <w:sz w:val="20"/>
+                <w:szCs w:val="20"/>
+              </w:rPr>
+              <w:t xml:space="preserve">Answer the question. Use math evidence. Explain how the evidence proves your answer.</w:t>
+            </w:r>
+            <w:r>
+              <w:rPr>
+                <w:i/>
+                <w:iCs/>
+                <w:color w:val="5F6F80"/>
+                <w:sz w:val="18"/>
+                <w:szCs w:val="18"/>
+              </w:rPr>
+              <w:br/>
+              <w:t xml:space="preserve">Responde la pregunta. Usa evidencia matemática. Explica cómo la evidencia demuestra tu respuesta.</w:t>
+            </w:r>
+          </w:p>
+        </w:tc>
+      </w:tr>
+    </w:tbl>
+    <w:p>
+      <w:pPr>
+        <w:pStyle w:val="Heading2"/>
+        <w:spacing w:after="80" w:before="180"/>
+      </w:pPr>
+      <w:r>
+        <w:rPr>
+          <w:b/>
+          <w:bCs/>
+          <w:color w:val="12355B"/>
+          <w:sz w:val="24"/>
+          <w:szCs w:val="24"/>
+        </w:rPr>
+        <w:t xml:space="preserve">2. Plan Your Math Words</w:t>
+      </w:r>
+      <w:r>
+        <w:rPr>
+          <w:i/>
+          <w:iCs/>
+          <w:color w:val="1FA6A2"/>
+          <w:sz w:val="19"/>
+          <w:szCs w:val="19"/>
+        </w:rPr>
+        <w:t xml:space="preserve">   check at least two</w:t>
+      </w:r>
+    </w:p>
+    <w:p>
+      <w:pPr>
+        <w:spacing w:after="60"/>
+      </w:pPr>
+      <w:r>
+        <w:rPr>
+          <w:b/>
+          <w:bCs/>
+          <w:color w:val="1FA6A2"/>
+          <w:sz w:val="22"/>
+          <w:szCs w:val="22"/>
+        </w:rPr>
+        <w:t xml:space="preserve">☐  </w:t>
+      </w:r>
+      <w:r>
+        <w:rPr>
+          <w:b/>
+          <w:bCs/>
+          <w:color w:val="12355B"/>
+          <w:sz w:val="20"/>
+          <w:szCs w:val="20"/>
+        </w:rPr>
+        <w:t xml:space="preserve">Inequality — </w:t>
+      </w:r>
+      <w:r>
+        <w:rPr>
+          <w:sz w:val="20"/>
+          <w:szCs w:val="20"/>
+        </w:rPr>
+        <w:t xml:space="preserve">A math sentence that compares two sides with &lt;, &gt;, ≤, or ≥.</w:t>
+      </w:r>
+      <w:r>
+        <w:rPr>
+          <w:i/>
+          <w:iCs/>
+          <w:color w:val="5F6F80"/>
+          <w:sz w:val="18"/>
+          <w:szCs w:val="18"/>
+        </w:rPr>
+        <w:br/>
+        <w:t xml:space="preserve">Desigualdad — Una oración matemática que compara dos lados con &lt;, &gt;, ≤ o ≥.</w:t>
+      </w:r>
+    </w:p>
+    <w:p>
+      <w:pPr>
+        <w:spacing w:after="60"/>
+      </w:pPr>
+      <w:r>
+        <w:rPr>
+          <w:b/>
+          <w:bCs/>
+          <w:color w:val="1FA6A2"/>
+          <w:sz w:val="22"/>
+          <w:szCs w:val="22"/>
+        </w:rPr>
+        <w:t xml:space="preserve">☐  </w:t>
+      </w:r>
+      <w:r>
+        <w:rPr>
+          <w:b/>
+          <w:bCs/>
+          <w:color w:val="12355B"/>
+          <w:sz w:val="20"/>
+          <w:szCs w:val="20"/>
+        </w:rPr>
+        <w:t xml:space="preserve">Greater than — </w:t>
+      </w:r>
+      <w:r>
+        <w:rPr>
+          <w:sz w:val="20"/>
+          <w:szCs w:val="20"/>
+        </w:rPr>
+        <w:t xml:space="preserve">The &gt; sign, showing one number is bigger.</w:t>
+      </w:r>
+      <w:r>
+        <w:rPr>
+          <w:i/>
+          <w:iCs/>
+          <w:color w:val="5F6F80"/>
+          <w:sz w:val="18"/>
+          <w:szCs w:val="18"/>
+        </w:rPr>
+        <w:br/>
+        <w:t xml:space="preserve">Mayor que — El signo &gt;, que muestra que un número es mayor.</w:t>
+      </w:r>
+    </w:p>
+    <w:p>
+      <w:pPr>
+        <w:spacing w:after="60"/>
+      </w:pPr>
+      <w:r>
+        <w:rPr>
+          <w:b/>
+          <w:bCs/>
+          <w:color w:val="1FA6A2"/>
+          <w:sz w:val="22"/>
+          <w:szCs w:val="22"/>
+        </w:rPr>
+        <w:t xml:space="preserve">☐  </w:t>
+      </w:r>
+      <w:r>
+        <w:rPr>
+          <w:b/>
+          <w:bCs/>
+          <w:color w:val="12355B"/>
+          <w:sz w:val="20"/>
+          <w:szCs w:val="20"/>
+        </w:rPr>
+        <w:t xml:space="preserve">Less than — </w:t>
+      </w:r>
+      <w:r>
+        <w:rPr>
+          <w:sz w:val="20"/>
+          <w:szCs w:val="20"/>
+        </w:rPr>
+        <w:t xml:space="preserve">The &lt; sign, showing one number is smaller.</w:t>
+      </w:r>
+      <w:r>
+        <w:rPr>
+          <w:i/>
+          <w:iCs/>
+          <w:color w:val="5F6F80"/>
+          <w:sz w:val="18"/>
+          <w:szCs w:val="18"/>
+        </w:rPr>
+        <w:br/>
+        <w:t xml:space="preserve">Menor que — El signo &lt;, que muestra que un número es menor.</w:t>
+      </w:r>
+    </w:p>
+    <w:p>
+      <w:pPr>
+        <w:spacing w:after="60"/>
+      </w:pPr>
+      <w:r>
+        <w:rPr>
+          <w:b/>
+          <w:bCs/>
+          <w:color w:val="1FA6A2"/>
+          <w:sz w:val="22"/>
+          <w:szCs w:val="22"/>
+        </w:rPr>
+        <w:t xml:space="preserve">☐  </w:t>
+      </w:r>
+      <w:r>
+        <w:rPr>
+          <w:b/>
+          <w:bCs/>
+          <w:color w:val="12355B"/>
+          <w:sz w:val="20"/>
+          <w:szCs w:val="20"/>
+        </w:rPr>
+        <w:t xml:space="preserve">At least / At most — </w:t>
+      </w:r>
+      <w:r>
+        <w:rPr>
+          <w:sz w:val="20"/>
+          <w:szCs w:val="20"/>
+        </w:rPr>
+        <w:t xml:space="preserve">'At least' means ≥. 'At most' means ≤.</w:t>
+      </w:r>
+      <w:r>
+        <w:rPr>
+          <w:i/>
+          <w:iCs/>
+          <w:color w:val="5F6F80"/>
+          <w:sz w:val="18"/>
+          <w:szCs w:val="18"/>
+        </w:rPr>
+        <w:br/>
+        <w:t xml:space="preserve">Al menos / A lo más — 'Al menos' significa ≥. 'Como máximo' significa ≤.</w:t>
+      </w:r>
+    </w:p>
+    <w:p>
+      <w:pPr>
+        <w:spacing w:after="60"/>
+      </w:pPr>
+      <w:r>
+        <w:rPr>
+          <w:b/>
+          <w:bCs/>
+          <w:color w:val="1FA6A2"/>
+          <w:sz w:val="22"/>
+          <w:szCs w:val="22"/>
+        </w:rPr>
+        <w:t xml:space="preserve">☐  </w:t>
+      </w:r>
+      <w:r>
+        <w:rPr>
+          <w:b/>
+          <w:bCs/>
+          <w:color w:val="12355B"/>
+          <w:sz w:val="20"/>
+          <w:szCs w:val="20"/>
+        </w:rPr>
+        <w:t xml:space="preserve">Variable — </w:t>
+      </w:r>
+      <w:r>
+        <w:rPr>
+          <w:sz w:val="20"/>
+          <w:szCs w:val="20"/>
+        </w:rPr>
+        <w:t xml:space="preserve">A letter that stands for an unknown number.</w:t>
+      </w:r>
+      <w:r>
+        <w:rPr>
+          <w:i/>
+          <w:iCs/>
+          <w:color w:val="5F6F80"/>
+          <w:sz w:val="18"/>
+          <w:szCs w:val="18"/>
+        </w:rPr>
+        <w:br/>
+        <w:t xml:space="preserve">Variable — Una letra que representa un número desconocido.</w:t>
+      </w:r>
+    </w:p>
+    <w:tbl>
+      <w:tblPr>
+        <w:tblW w:type="pct" w:w="100%"/>
+        <w:tblBorders>
+          <w:top w:val="single" w:color="1FA6A2" w:sz="8"/>
+          <w:left w:val="single" w:color="1FA6A2" w:sz="8"/>
+          <w:bottom w:val="single" w:color="1FA6A2" w:sz="8"/>
+          <w:right w:val="single" w:color="1FA6A2" w:sz="8"/>
+          <w:insideH w:val="single" w:color="auto" w:sz="4"/>
+          <w:insideV w:val="single" w:color="auto" w:sz="4"/>
+        </w:tblBorders>
+      </w:tblPr>
+      <w:tblGrid>
+        <w:gridCol w:w="100"/>
+      </w:tblGrid>
+      <w:tr>
+        <w:tc>
+          <w:tcPr>
+            <w:shd w:fill="F7FFFD" w:color="auto" w:val="clear"/>
+            <w:tcMar>
+              <w:top w:type="dxa" w:w="120"/>
+              <w:left w:type="dxa" w:w="180"/>
+              <w:bottom w:type="dxa" w:w="120"/>
+              <w:right w:type="dxa" w:w="180"/>
+            </w:tcMar>
+          </w:tcPr>
+          <w:p>
+            <w:pPr>
+              <w:spacing w:after="50"/>
+            </w:pPr>
+            <w:r>
+              <w:rPr>
+                <w:b/>
+                <w:bCs/>
+                <w:color w:val="1FA6A2"/>
+                <w:sz w:val="20"/>
+                <w:szCs w:val="20"/>
+              </w:rPr>
+              <w:t xml:space="preserve">Say it first:  </w:t>
+            </w:r>
+            <w:r>
+              <w:rPr>
+                <w:sz w:val="20"/>
+                <w:szCs w:val="20"/>
+              </w:rPr>
+              <w:t xml:space="preserve">Say your idea to a partner or quietly to yourself before you write.</w:t>
+            </w:r>
+          </w:p>
+          <w:p>
+            <w:pPr>
+              <w:spacing w:after="60"/>
+            </w:pPr>
+            <w:r>
+              <w:rPr>
+                <w:color w:val="1A2733"/>
+                <w:sz w:val="21"/>
+                <w:szCs w:val="21"/>
+              </w:rPr>
+              <w:t xml:space="preserve">'At least' uses ___ because it ___ the number, but 'more than' uses ___.</w:t>
+            </w:r>
+            <w:r>
+              <w:rPr>
+                <w:i/>
+                <w:iCs/>
+                <w:color w:val="5F6F80"/>
+                <w:sz w:val="19"/>
+                <w:szCs w:val="19"/>
+              </w:rPr>
+              <w:br/>
+              <w:t xml:space="preserve">'Al menos' usa ___ porque ___ el número, pero 'más que' usa ___.</w:t>
+            </w:r>
+          </w:p>
+        </w:tc>
+      </w:tr>
+    </w:tbl>
+    <w:p>
+      <w:pPr>
+        <w:pStyle w:val="Heading2"/>
+        <w:spacing w:after="80" w:before="180"/>
+      </w:pPr>
+      <w:r>
+        <w:rPr>
+          <w:b/>
+          <w:bCs/>
+          <w:color w:val="12355B"/>
+          <w:sz w:val="24"/>
+          <w:szCs w:val="24"/>
+        </w:rPr>
+        <w:t xml:space="preserve">3. Build Your Explanation</w:t>
+      </w:r>
+      <w:r>
+        <w:rPr>
+          <w:i/>
+          <w:iCs/>
+          <w:color w:val="B97A12"/>
+          <w:sz w:val="19"/>
+          <w:szCs w:val="19"/>
+        </w:rPr>
+        <w:t xml:space="preserve">   choose your support</w:t>
+      </w:r>
+    </w:p>
+    <w:tbl>
+      <w:tblPr>
+        <w:tblW w:type="pct" w:w="100%"/>
+        <w:tblBorders>
+          <w:top w:val="single" w:color="BBD0DE" w:sz="8"/>
+          <w:left w:val="single" w:color="BBD0DE" w:sz="8"/>
+          <w:bottom w:val="single" w:color="BBD0DE" w:sz="8"/>
+          <w:right w:val="single" w:color="BBD0DE" w:sz="8"/>
+          <w:insideH w:val="single" w:color="auto" w:sz="4"/>
+          <w:insideV w:val="single" w:color="auto" w:sz="4"/>
+        </w:tblBorders>
+      </w:tblPr>
+      <w:tblGrid>
+        <w:gridCol w:w="100"/>
+      </w:tblGrid>
+      <w:tr>
+        <w:tc>
+          <w:tcPr>
+            <w:shd w:fill="EEF4F8" w:color="auto" w:val="clear"/>
+            <w:tcMar>
+              <w:top w:type="dxa" w:w="120"/>
+              <w:left w:type="dxa" w:w="180"/>
+              <w:bottom w:type="dxa" w:w="120"/>
+              <w:right w:type="dxa" w:w="180"/>
+            </w:tcMar>
+          </w:tcPr>
+          <w:p>
+            <w:pPr>
+              <w:spacing w:after="50"/>
+            </w:pPr>
+            <w:r>
+              <w:rPr>
+                <w:i/>
+                <w:iCs/>
+                <w:color w:val="5F6F80"/>
+                <w:sz w:val="19"/>
+                <w:szCs w:val="19"/>
+              </w:rPr>
+              <w:t xml:space="preserve">This model shows the parts of an explanation. It does not answer your writing question.</w:t>
+            </w:r>
+          </w:p>
+          <w:p>
+            <w:pPr>
+              <w:spacing w:after="80"/>
+            </w:pPr>
+            <w:r>
+              <w:rPr>
+                <w:b/>
+                <w:bCs/>
+                <w:color w:val="12355B"/>
+                <w:sz w:val="19"/>
+                <w:szCs w:val="19"/>
+              </w:rPr>
+              <w:t xml:space="preserve">Claim:  </w:t>
+            </w:r>
+            <w:r>
+              <w:rPr>
+                <w:sz w:val="19"/>
+                <w:szCs w:val="19"/>
+              </w:rPr>
+              <w:t xml:space="preserve">The age could be 18 or any number greater, so it is not a single value.</w:t>
+            </w:r>
+          </w:p>
+          <w:p>
+            <w:pPr>
+              <w:spacing w:after="80"/>
+            </w:pPr>
+            <w:r>
+              <w:rPr>
+                <w:b/>
+                <w:bCs/>
+                <w:color w:val="12355B"/>
+                <w:sz w:val="19"/>
+                <w:szCs w:val="19"/>
+              </w:rPr>
+              <w:t xml:space="preserve">Evidence:  </w:t>
+            </w:r>
+            <w:r>
+              <w:rPr>
+                <w:sz w:val="19"/>
+                <w:szCs w:val="19"/>
+              </w:rPr>
+              <w:t xml:space="preserve">Students explain that 'at least 18' allows many values (18 and up), so an inequality with ≥ captures it while an equation would force one value.</w:t>
+            </w:r>
+          </w:p>
+          <w:p>
+            <w:pPr>
+              <w:spacing w:after="80"/>
+            </w:pPr>
+            <w:r>
+              <w:rPr>
+                <w:b/>
+                <w:bCs/>
+                <w:color w:val="12355B"/>
+                <w:sz w:val="19"/>
+                <w:szCs w:val="19"/>
+              </w:rPr>
+              <w:t xml:space="preserve">Reasoning:  </w:t>
+            </w:r>
+            <w:r>
+              <w:rPr>
+                <w:sz w:val="19"/>
+                <w:szCs w:val="19"/>
+              </w:rPr>
+              <w:t xml:space="preserve">This evidence connects the definition of inequality to the mathematical claim.</w:t>
+            </w:r>
+          </w:p>
+        </w:tc>
+      </w:tr>
+    </w:tbl>
+    <w:p>
+      <w:pPr>
+        <w:pStyle w:val="Heading2"/>
+        <w:spacing w:after="80" w:before="180"/>
+      </w:pPr>
+      <w:r>
+        <w:rPr>
+          <w:b/>
+          <w:bCs/>
+          <w:color w:val="12355B"/>
+          <w:sz w:val="24"/>
+          <w:szCs w:val="24"/>
+        </w:rPr>
+        <w:t xml:space="preserve">Start</w:t>
+      </w:r>
+      <w:r>
+        <w:rPr>
+          <w:i/>
+          <w:iCs/>
+          <w:color w:val="1FA6A2"/>
+          <w:sz w:val="19"/>
+          <w:szCs w:val="19"/>
+        </w:rPr>
+        <w:t xml:space="preserve">   Most language support</w:t>
+      </w:r>
+    </w:p>
+    <w:p>
+      <w:pPr>
+        <w:spacing w:after="60"/>
+      </w:pPr>
+      <w:r>
+        <w:rPr>
+          <w:color w:val="1A2733"/>
+          <w:sz w:val="21"/>
+          <w:szCs w:val="21"/>
+        </w:rPr>
+        <w:t xml:space="preserve">Complete the frames. Use the word bank.</w:t>
+      </w:r>
+      <w:r>
+        <w:rPr>
+          <w:i/>
+          <w:iCs/>
+          <w:color w:val="5F6F80"/>
+          <w:sz w:val="19"/>
+          <w:szCs w:val="19"/>
+        </w:rPr>
+        <w:br/>
+        <w:t xml:space="preserve">Completa las oraciones. Usa el banco de palabras.</w:t>
+      </w:r>
+    </w:p>
+    <w:p>
+      <w:pPr>
+        <w:spacing w:after="60"/>
+      </w:pPr>
+      <w:r>
+        <w:rPr>
+          <w:color w:val="1A2733"/>
+          <w:sz w:val="21"/>
+          <w:szCs w:val="21"/>
+        </w:rPr>
+        <w:t xml:space="preserve">'At least' uses ___ because it ___ the number, but 'more than' uses ___.</w:t>
+      </w:r>
+      <w:r>
+        <w:rPr>
+          <w:i/>
+          <w:iCs/>
+          <w:color w:val="5F6F80"/>
+          <w:sz w:val="19"/>
+          <w:szCs w:val="19"/>
+        </w:rPr>
+        <w:br/>
+        <w:t xml:space="preserve">'Al menos' usa ___ porque ___ el número, pero 'más que' usa ___.</w:t>
+      </w:r>
+    </w:p>
+    <w:p>
+      <w:pPr>
+        <w:spacing w:after="60"/>
+      </w:pPr>
+      <w:r>
+        <w:rPr>
+          <w:color w:val="1A2733"/>
+          <w:sz w:val="21"/>
+          <w:szCs w:val="21"/>
+        </w:rPr>
+        <w:t xml:space="preserve">My inequality is ___ because the phrase says ___.</w:t>
+      </w:r>
+      <w:r>
+        <w:rPr>
+          <w:i/>
+          <w:iCs/>
+          <w:color w:val="5F6F80"/>
+          <w:sz w:val="19"/>
+          <w:szCs w:val="19"/>
+        </w:rPr>
+        <w:br/>
+        <w:t xml:space="preserve">Mi desigualdad es ___ porque la frase dice ___.</w:t>
+      </w:r>
+    </w:p>
+    <w:tbl>
+      <w:tblPr>
+        <w:tblW w:type="pct" w:w="100%"/>
+        <w:tblBorders>
+          <w:top w:val="single" w:color="C7D2DD" w:sz="6"/>
+          <w:left w:val="single" w:color="C7D2DD" w:sz="6"/>
+          <w:bottom w:val="single" w:color="C7D2DD" w:sz="6"/>
+          <w:right w:val="single" w:color="C7D2DD" w:sz="6"/>
+          <w:insideH w:val="single" w:color="auto" w:sz="4"/>
+          <w:insideV w:val="single" w:color="auto" w:sz="4"/>
+        </w:tblBorders>
+      </w:tblPr>
+      <w:tblGrid>
+        <w:gridCol w:w="100"/>
+      </w:tblGrid>
+      <w:tr>
+        <w:tc>
+          <w:tcPr>
+            <w:shd w:fill="FBF3E2" w:color="auto" w:val="clear"/>
+            <w:tcMar>
+              <w:top w:type="dxa" w:w="60"/>
+              <w:left w:type="dxa" w:w="120"/>
+              <w:bottom w:type="dxa" w:w="60"/>
+              <w:right w:type="dxa" w:w="120"/>
+            </w:tcMar>
+          </w:tcPr>
+          <w:p>
+            <w:pPr>
+              <w:spacing w:after="0" w:line="320"/>
+            </w:pPr>
+            <w:r>
+              <w:t xml:space="preserve"/>
+            </w:r>
+          </w:p>
+          <w:p>
+            <w:pPr>
+              <w:spacing w:after="0" w:line="320"/>
+            </w:pPr>
+            <w:r>
+              <w:t xml:space="preserve"/>
+            </w:r>
+          </w:p>
+          <w:p>
+            <w:pPr>
+              <w:spacing w:after="0" w:line="320"/>
+            </w:pPr>
+            <w:r>
+              <w:t xml:space="preserve"/>
+            </w:r>
+          </w:p>
+        </w:tc>
+      </w:tr>
+    </w:tbl>
+    <w:p>
+      <w:pPr>
+        <w:pStyle w:val="Heading2"/>
+        <w:spacing w:after="80" w:before="180"/>
+      </w:pPr>
+      <w:r>
+        <w:rPr>
+          <w:b/>
+          <w:bCs/>
+          <w:color w:val="12355B"/>
+          <w:sz w:val="24"/>
+          <w:szCs w:val="24"/>
+        </w:rPr>
+        <w:t xml:space="preserve">Build</w:t>
+      </w:r>
+      <w:r>
+        <w:rPr>
+          <w:i/>
+          <w:iCs/>
+          <w:color w:val="B97A12"/>
+          <w:sz w:val="19"/>
+          <w:szCs w:val="19"/>
+        </w:rPr>
+        <w:t xml:space="preserve">   Some language support</w:t>
+      </w:r>
+    </w:p>
+    <w:p>
+      <w:pPr>
+        <w:spacing w:after="60"/>
+      </w:pPr>
+      <w:r>
+        <w:rPr>
+          <w:color w:val="1A2733"/>
+          <w:sz w:val="21"/>
+          <w:szCs w:val="21"/>
+        </w:rPr>
+        <w:t xml:space="preserve">Write two connected sentences. Use because, so, or but.</w:t>
+      </w:r>
+      <w:r>
+        <w:rPr>
+          <w:i/>
+          <w:iCs/>
+          <w:color w:val="5F6F80"/>
+          <w:sz w:val="19"/>
+          <w:szCs w:val="19"/>
+        </w:rPr>
+        <w:br/>
+        <w:t xml:space="preserve">Escribe dos oraciones conectadas. Usa porque, entonces o pero.</w:t>
+      </w:r>
+    </w:p>
+    <w:p>
+      <w:pPr>
+        <w:spacing w:after="60"/>
+      </w:pPr>
+      <w:r>
+        <w:rPr>
+          <w:color w:val="1A2733"/>
+          <w:sz w:val="21"/>
+          <w:szCs w:val="21"/>
+        </w:rPr>
+        <w:t xml:space="preserve">My claim is ___.</w:t>
+      </w:r>
+      <w:r>
+        <w:rPr>
+          <w:i/>
+          <w:iCs/>
+          <w:color w:val="5F6F80"/>
+          <w:sz w:val="19"/>
+          <w:szCs w:val="19"/>
+        </w:rPr>
+        <w:br/>
+        <w:t xml:space="preserve">Mi afirmación es ___.</w:t>
+      </w:r>
+    </w:p>
+    <w:p>
+      <w:pPr>
+        <w:spacing w:after="60"/>
+      </w:pPr>
+      <w:r>
+        <w:rPr>
+          <w:color w:val="1A2733"/>
+          <w:sz w:val="21"/>
+          <w:szCs w:val="21"/>
+        </w:rPr>
+        <w:t xml:space="preserve">I know because ___.</w:t>
+      </w:r>
+      <w:r>
+        <w:rPr>
+          <w:i/>
+          <w:iCs/>
+          <w:color w:val="5F6F80"/>
+          <w:sz w:val="19"/>
+          <w:szCs w:val="19"/>
+        </w:rPr>
+        <w:br/>
+        <w:t xml:space="preserve">Lo sé porque ___.</w:t>
+      </w:r>
+    </w:p>
+    <w:p>
+      <w:pPr>
+        <w:spacing w:after="60"/>
+      </w:pPr>
+      <w:r>
+        <w:rPr>
+          <w:color w:val="1A2733"/>
+          <w:sz w:val="21"/>
+          <w:szCs w:val="21"/>
+        </w:rPr>
+        <w:t xml:space="preserve">So ___.</w:t>
+      </w:r>
+      <w:r>
+        <w:rPr>
+          <w:i/>
+          <w:iCs/>
+          <w:color w:val="5F6F80"/>
+          <w:sz w:val="19"/>
+          <w:szCs w:val="19"/>
+        </w:rPr>
+        <w:br/>
+        <w:t xml:space="preserve">Entonces ___.</w:t>
+      </w:r>
+    </w:p>
+    <w:tbl>
+      <w:tblPr>
+        <w:tblW w:type="pct" w:w="100%"/>
+        <w:tblBorders>
+          <w:top w:val="single" w:color="C7D2DD" w:sz="6"/>
+          <w:left w:val="single" w:color="C7D2DD" w:sz="6"/>
+          <w:bottom w:val="single" w:color="C7D2DD" w:sz="6"/>
+          <w:right w:val="single" w:color="C7D2DD" w:sz="6"/>
+          <w:insideH w:val="single" w:color="auto" w:sz="4"/>
+          <w:insideV w:val="single" w:color="auto" w:sz="4"/>
+        </w:tblBorders>
+      </w:tblPr>
+      <w:tblGrid>
+        <w:gridCol w:w="100"/>
+      </w:tblGrid>
+      <w:tr>
+        <w:tc>
+          <w:tcPr>
+            <w:shd w:fill="FBF3E2" w:color="auto" w:val="clear"/>
+            <w:tcMar>
+              <w:top w:type="dxa" w:w="60"/>
+              <w:left w:type="dxa" w:w="120"/>
+              <w:bottom w:type="dxa" w:w="60"/>
+              <w:right w:type="dxa" w:w="120"/>
+            </w:tcMar>
+          </w:tcPr>
+          <w:p>
+            <w:pPr>
+              <w:spacing w:after="0" w:line="320"/>
+            </w:pPr>
+            <w:r>
+              <w:t xml:space="preserve"/>
+            </w:r>
+          </w:p>
+          <w:p>
+            <w:pPr>
+              <w:spacing w:after="0" w:line="320"/>
+            </w:pPr>
+            <w:r>
+              <w:t xml:space="preserve"/>
+            </w:r>
+          </w:p>
+          <w:p>
+            <w:pPr>
+              <w:spacing w:after="0" w:line="320"/>
+            </w:pPr>
+            <w:r>
+              <w:t xml:space="preserve"/>
+            </w:r>
+          </w:p>
+        </w:tc>
+      </w:tr>
+    </w:tbl>
+    <w:p>
+      <w:pPr>
+        <w:pStyle w:val="Heading2"/>
+        <w:spacing w:after="80" w:before="180"/>
+      </w:pPr>
+      <w:r>
+        <w:rPr>
+          <w:b/>
+          <w:bCs/>
+          <w:color w:val="12355B"/>
+          <w:sz w:val="24"/>
+          <w:szCs w:val="24"/>
+        </w:rPr>
+        <w:t xml:space="preserve">Explain</w:t>
+      </w:r>
+      <w:r>
+        <w:rPr>
+          <w:i/>
+          <w:iCs/>
+          <w:color w:val="B97A12"/>
+          <w:sz w:val="19"/>
+          <w:szCs w:val="19"/>
+        </w:rPr>
+        <w:t xml:space="preserve">   Light language support</w:t>
+      </w:r>
+    </w:p>
+    <w:p>
+      <w:pPr>
+        <w:spacing w:after="60"/>
+      </w:pPr>
+      <w:r>
+        <w:rPr>
+          <w:color w:val="1A2733"/>
+          <w:sz w:val="21"/>
+          <w:szCs w:val="21"/>
+        </w:rPr>
+        <w:t xml:space="preserve">Write a claim, give math evidence, and explain your reasoning.</w:t>
+      </w:r>
+      <w:r>
+        <w:rPr>
+          <w:i/>
+          <w:iCs/>
+          <w:color w:val="5F6F80"/>
+          <w:sz w:val="19"/>
+          <w:szCs w:val="19"/>
+        </w:rPr>
+        <w:br/>
+        <w:t xml:space="preserve">Escribe una afirmación, da evidencia matemática y explica tu razonamiento.</w:t>
+      </w:r>
+    </w:p>
+    <w:p>
+      <w:pPr>
+        <w:spacing w:after="60"/>
+      </w:pPr>
+      <w:r>
+        <w:rPr>
+          <w:color w:val="1A2733"/>
+          <w:sz w:val="21"/>
+          <w:szCs w:val="21"/>
+        </w:rPr>
+        <w:t xml:space="preserve">My claim is ___.</w:t>
+      </w:r>
+      <w:r>
+        <w:rPr>
+          <w:i/>
+          <w:iCs/>
+          <w:color w:val="5F6F80"/>
+          <w:sz w:val="19"/>
+          <w:szCs w:val="19"/>
+        </w:rPr>
+        <w:br/>
+        <w:t xml:space="preserve">Mi afirmación es ___.</w:t>
+      </w:r>
+    </w:p>
+    <w:p>
+      <w:pPr>
+        <w:spacing w:after="60"/>
+      </w:pPr>
+      <w:r>
+        <w:rPr>
+          <w:color w:val="1A2733"/>
+          <w:sz w:val="21"/>
+          <w:szCs w:val="21"/>
+        </w:rPr>
+        <w:t xml:space="preserve">My math evidence is ___.</w:t>
+      </w:r>
+      <w:r>
+        <w:rPr>
+          <w:i/>
+          <w:iCs/>
+          <w:color w:val="5F6F80"/>
+          <w:sz w:val="19"/>
+          <w:szCs w:val="19"/>
+        </w:rPr>
+        <w:br/>
+        <w:t xml:space="preserve">Mi evidencia matemática es ___.</w:t>
+      </w:r>
+    </w:p>
+    <w:p>
+      <w:pPr>
+        <w:spacing w:after="60"/>
+      </w:pPr>
+      <w:r>
+        <w:rPr>
+          <w:color w:val="1A2733"/>
+          <w:sz w:val="21"/>
+          <w:szCs w:val="21"/>
+        </w:rPr>
+        <w:t xml:space="preserve">This proves ___ because ___.</w:t>
+      </w:r>
+      <w:r>
+        <w:rPr>
+          <w:i/>
+          <w:iCs/>
+          <w:color w:val="5F6F80"/>
+          <w:sz w:val="19"/>
+          <w:szCs w:val="19"/>
+        </w:rPr>
+        <w:br/>
+        <w:t xml:space="preserve">Esto demuestra ___ porque ___.</w:t>
+      </w:r>
+    </w:p>
+    <w:tbl>
+      <w:tblPr>
+        <w:tblW w:type="pct" w:w="100%"/>
+        <w:tblBorders>
+          <w:top w:val="single" w:color="C7D2DD" w:sz="6"/>
+          <w:left w:val="single" w:color="C7D2DD" w:sz="6"/>
+          <w:bottom w:val="single" w:color="C7D2DD" w:sz="6"/>
+          <w:right w:val="single" w:color="C7D2DD" w:sz="6"/>
+          <w:insideH w:val="single" w:color="auto" w:sz="4"/>
+          <w:insideV w:val="single" w:color="auto" w:sz="4"/>
+        </w:tblBorders>
+      </w:tblPr>
+      <w:tblGrid>
+        <w:gridCol w:w="100"/>
+      </w:tblGrid>
+      <w:tr>
+        <w:tc>
+          <w:tcPr>
+            <w:shd w:fill="FBF3E2" w:color="auto" w:val="clear"/>
+            <w:tcMar>
+              <w:top w:type="dxa" w:w="60"/>
+              <w:left w:type="dxa" w:w="120"/>
+              <w:bottom w:type="dxa" w:w="60"/>
+              <w:right w:type="dxa" w:w="120"/>
+            </w:tcMar>
+          </w:tcPr>
+          <w:p>
+            <w:pPr>
+              <w:spacing w:after="0" w:line="320"/>
+            </w:pPr>
+            <w:r>
+              <w:t xml:space="preserve"/>
+            </w:r>
+          </w:p>
+          <w:p>
+            <w:pPr>
+              <w:spacing w:after="0" w:line="320"/>
+            </w:pPr>
+            <w:r>
+              <w:t xml:space="preserve"/>
+            </w:r>
+          </w:p>
+          <w:p>
+            <w:pPr>
+              <w:spacing w:after="0" w:line="320"/>
+            </w:pPr>
+            <w:r>
+              <w:t xml:space="preserve"/>
+            </w:r>
+          </w:p>
+          <w:p>
+            <w:pPr>
+              <w:spacing w:after="0" w:line="320"/>
+            </w:pPr>
+            <w:r>
+              <w:t xml:space="preserve"/>
+            </w:r>
+          </w:p>
+          <w:p>
+            <w:pPr>
+              <w:spacing w:after="0" w:line="320"/>
+            </w:pPr>
+            <w:r>
+              <w:t xml:space="preserve"/>
+            </w:r>
+          </w:p>
+        </w:tc>
+      </w:tr>
+    </w:tbl>
+    <w:p>
+      <w:pPr>
+        <w:pStyle w:val="Heading2"/>
+        <w:spacing w:after="80" w:before="180"/>
+      </w:pPr>
+      <w:r>
+        <w:rPr>
+          <w:b/>
+          <w:bCs/>
+          <w:color w:val="12355B"/>
+          <w:sz w:val="24"/>
+          <w:szCs w:val="24"/>
+        </w:rPr>
+        <w:t xml:space="preserve">4. Check Your Explanation</w:t>
+      </w:r>
+      <w:r>
+        <w:rPr>
+          <w:i/>
+          <w:iCs/>
+          <w:color w:val="1FA6A2"/>
+          <w:sz w:val="19"/>
+          <w:szCs w:val="19"/>
+        </w:rPr>
+        <w:t xml:space="preserve">   five quick checks</w:t>
+      </w:r>
+    </w:p>
+    <w:p>
+      <w:pPr>
+        <w:spacing w:after="80"/>
+      </w:pPr>
+      <w:r>
+        <w:rPr>
+          <w:b/>
+          <w:bCs/>
+          <w:color w:val="1FA6A2"/>
+          <w:sz w:val="22"/>
+          <w:szCs w:val="22"/>
+        </w:rPr>
+        <w:t xml:space="preserve">☐  </w:t>
+      </w:r>
+      <w:r>
+        <w:rPr>
+          <w:sz w:val="20"/>
+          <w:szCs w:val="20"/>
+        </w:rPr>
+        <w:t xml:space="preserve">I answered the question.</w:t>
+      </w:r>
+      <w:r>
+        <w:rPr>
+          <w:i/>
+          <w:iCs/>
+          <w:color w:val="5F6F80"/>
+          <w:sz w:val="18"/>
+          <w:szCs w:val="18"/>
+        </w:rPr>
+        <w:br/>
+        <w:t xml:space="preserve">Respondí la pregunta.</w:t>
+      </w:r>
+    </w:p>
+    <w:p>
+      <w:pPr>
+        <w:spacing w:after="80"/>
+      </w:pPr>
+      <w:r>
+        <w:rPr>
+          <w:b/>
+          <w:bCs/>
+          <w:color w:val="1FA6A2"/>
+          <w:sz w:val="22"/>
+          <w:szCs w:val="22"/>
+        </w:rPr>
+        <w:t xml:space="preserve">☐  </w:t>
+      </w:r>
+      <w:r>
+        <w:rPr>
+          <w:sz w:val="20"/>
+          <w:szCs w:val="20"/>
+        </w:rPr>
+        <w:t xml:space="preserve">I used math evidence: numbers, an equation, a model, or a comparison.</w:t>
+      </w:r>
+      <w:r>
+        <w:rPr>
+          <w:i/>
+          <w:iCs/>
+          <w:color w:val="5F6F80"/>
+          <w:sz w:val="18"/>
+          <w:szCs w:val="18"/>
+        </w:rPr>
+        <w:br/>
+        <w:t xml:space="preserve">Usé evidencia matemática: números, una ecuación, un modelo o una comparación.</w:t>
+      </w:r>
+    </w:p>
+    <w:p>
+      <w:pPr>
+        <w:spacing w:after="80"/>
+      </w:pPr>
+      <w:r>
+        <w:rPr>
+          <w:b/>
+          <w:bCs/>
+          <w:color w:val="1FA6A2"/>
+          <w:sz w:val="22"/>
+          <w:szCs w:val="22"/>
+        </w:rPr>
+        <w:t xml:space="preserve">☐  </w:t>
+      </w:r>
+      <w:r>
+        <w:rPr>
+          <w:sz w:val="20"/>
+          <w:szCs w:val="20"/>
+        </w:rPr>
+        <w:t xml:space="preserve">I explained how the evidence proves my answer.</w:t>
+      </w:r>
+      <w:r>
+        <w:rPr>
+          <w:i/>
+          <w:iCs/>
+          <w:color w:val="5F6F80"/>
+          <w:sz w:val="18"/>
+          <w:szCs w:val="18"/>
+        </w:rPr>
+        <w:br/>
+        <w:t xml:space="preserve">Expliqué cómo la evidencia demuestra mi respuesta.</w:t>
+      </w:r>
+    </w:p>
+    <w:p>
+      <w:pPr>
+        <w:spacing w:after="80"/>
+      </w:pPr>
+      <w:r>
+        <w:rPr>
+          <w:b/>
+          <w:bCs/>
+          <w:color w:val="1FA6A2"/>
+          <w:sz w:val="22"/>
+          <w:szCs w:val="22"/>
+        </w:rPr>
+        <w:t xml:space="preserve">☐  </w:t>
+      </w:r>
+      <w:r>
+        <w:rPr>
+          <w:sz w:val="20"/>
+          <w:szCs w:val="20"/>
+        </w:rPr>
+        <w:t xml:space="preserve">I used at least two math words.</w:t>
+      </w:r>
+      <w:r>
+        <w:rPr>
+          <w:i/>
+          <w:iCs/>
+          <w:color w:val="5F6F80"/>
+          <w:sz w:val="18"/>
+          <w:szCs w:val="18"/>
+        </w:rPr>
+        <w:br/>
+        <w:t xml:space="preserve">Usé por lo menos dos palabras matemáticas.</w:t>
+      </w:r>
+    </w:p>
+    <w:p>
+      <w:pPr>
+        <w:spacing w:after="80"/>
+      </w:pPr>
+      <w:r>
+        <w:rPr>
+          <w:b/>
+          <w:bCs/>
+          <w:color w:val="1FA6A2"/>
+          <w:sz w:val="22"/>
+          <w:szCs w:val="22"/>
+        </w:rPr>
+        <w:t xml:space="preserve">☐  </w:t>
+      </w:r>
+      <w:r>
+        <w:rPr>
+          <w:sz w:val="20"/>
+          <w:szCs w:val="20"/>
+        </w:rPr>
+        <w:t xml:space="preserve">I reread complete sentences and punctuation.</w:t>
+      </w:r>
+      <w:r>
+        <w:rPr>
+          <w:i/>
+          <w:iCs/>
+          <w:color w:val="5F6F80"/>
+          <w:sz w:val="18"/>
+          <w:szCs w:val="18"/>
+        </w:rPr>
+        <w:br/>
+        <w:t xml:space="preserve">Volví a leer mis oraciones completas y la puntuación.</w:t>
       </w:r>
     </w:p>
     <w:p>

--- a/lessons/7-4/downloads/7-4-notes.docx
+++ b/lessons/7-4/downloads/7-4-notes.docx
@@ -835,7 +835,7 @@
                 <w:sz w:val="21"/>
                 <w:szCs w:val="21"/>
               </w:rPr>
-              <w:t xml:space="preserve">To put numbers in order, smallest to biggest or biggest to smallest.</w:t>
+              <w:t xml:space="preserve">To arrange numbers by size, from least to greatest or greatest to least.</w:t>
             </w:r>
           </w:p>
           <w:p>
@@ -1601,7 +1601,7 @@
           <w:sz w:val="22"/>
           <w:szCs w:val="22"/>
         </w:rPr>
-        <w:t xml:space="preserve">__________  —  Use a number line to decide which integers are greater or less and place them in order.</w:t>
+        <w:t xml:space="preserve">On a number line, the number farther to the ___ is always less.</w:t>
       </w:r>
     </w:p>
     <w:p>
@@ -2078,7 +2078,7 @@
           <w:sz w:val="20"/>
           <w:szCs w:val="20"/>
         </w:rPr>
-        <w:t xml:space="preserve">To put numbers in order, smallest to biggest or biggest to smallest.</w:t>
+        <w:t xml:space="preserve">To arrange numbers by size, from least to greatest or greatest to least.</w:t>
       </w:r>
       <w:r>
         <w:rPr>
@@ -2089,7 +2089,7 @@
           <w:szCs w:val="18"/>
         </w:rPr>
         <w:br/>
-        <w:t xml:space="preserve">Ordenar — Poner números en orden, de menor a mayor o de mayor a menor.</w:t>
+        <w:t xml:space="preserve">Ordenar — Acomodar números por tamaño, de menor a mayor o de mayor a menor.</w:t>
       </w:r>
     </w:p>
     <w:p>

--- a/lessons/7-4/downloads/7-4-notes.docx
+++ b/lessons/7-4/downloads/7-4-notes.docx
@@ -219,10 +219,12 @@
     <w:p>
       <w:pPr>
         <w:pStyle w:val="Heading1"/>
+        <w:keepNext/>
+        <w:keepLines/>
         <w:pBdr>
           <w:bottom w:val="single" w:color="1FA6A2" w:sz="14" w:space="6"/>
         </w:pBdr>
-        <w:spacing w:after="140" w:before="260"/>
+        <w:spacing w:after="140" w:before="300"/>
       </w:pPr>
       <w:r>
         <w:rPr>
@@ -1485,10 +1487,12 @@
     <w:p>
       <w:pPr>
         <w:pStyle w:val="Heading1"/>
+        <w:keepNext/>
+        <w:keepLines/>
         <w:pBdr>
           <w:bottom w:val="single" w:color="1FA6A2" w:sz="14" w:space="6"/>
         </w:pBdr>
-        <w:spacing w:after="140" w:before="260"/>
+        <w:spacing w:after="140" w:before="300"/>
       </w:pPr>
       <w:r>
         <w:rPr>
@@ -1584,7 +1588,8 @@
     </w:p>
     <w:p>
       <w:pPr>
-        <w:spacing w:after="120" w:before="80"/>
+        <w:keepLines/>
+        <w:spacing w:after="260" w:before="200"/>
       </w:pPr>
       <w:r>
         <w:rPr>
@@ -1601,34 +1606,27 @@
           <w:sz w:val="22"/>
           <w:szCs w:val="22"/>
         </w:rPr>
-        <w:t xml:space="preserve">On a number line, the number farther to the ___ is always less.</w:t>
-      </w:r>
-    </w:p>
-    <w:p>
-      <w:pPr>
-        <w:spacing w:after="120" w:before="80"/>
-      </w:pPr>
-      <w:r>
-        <w:rPr>
-          <w:b/>
-          <w:bCs/>
-          <w:color w:val="12355B"/>
+        <w:t xml:space="preserve">On a number line, the number farther to the </w:t>
+      </w:r>
+      <w:r>
+        <w:rPr>
           <w:sz w:val="22"/>
           <w:szCs w:val="22"/>
         </w:rPr>
-        <w:t xml:space="preserve">2.  </w:t>
+        <w:t xml:space="preserve">________________</w:t>
       </w:r>
       <w:r>
         <w:rPr>
           <w:sz w:val="22"/>
           <w:szCs w:val="22"/>
         </w:rPr>
-        <w:t xml:space="preserve">To plot integers in order, place them on a ___.</w:t>
-      </w:r>
-    </w:p>
-    <w:p>
-      <w:pPr>
-        <w:spacing w:after="120" w:before="80"/>
+        <w:t xml:space="preserve"> is always less.</w:t>
+      </w:r>
+    </w:p>
+    <w:p>
+      <w:pPr>
+        <w:keepLines/>
+        <w:spacing w:after="260" w:before="200"/>
       </w:pPr>
       <w:r>
         <w:rPr>
@@ -1638,41 +1636,34 @@
           <w:sz w:val="22"/>
           <w:szCs w:val="22"/>
         </w:rPr>
-        <w:t xml:space="preserve">3.  </w:t>
+        <w:t xml:space="preserve">2.  </w:t>
       </w:r>
       <w:r>
         <w:rPr>
           <w:sz w:val="22"/>
           <w:szCs w:val="22"/>
         </w:rPr>
-        <w:t xml:space="preserve">To decide which number is larger or smaller is to ___ them.</w:t>
-      </w:r>
-    </w:p>
-    <w:p>
-      <w:pPr>
-        <w:spacing w:after="120" w:before="80"/>
-      </w:pPr>
-      <w:r>
-        <w:rPr>
-          <w:b/>
-          <w:bCs/>
-          <w:color w:val="12355B"/>
+        <w:t xml:space="preserve">To plot integers in order, place them on a </w:t>
+      </w:r>
+      <w:r>
+        <w:rPr>
           <w:sz w:val="22"/>
           <w:szCs w:val="22"/>
         </w:rPr>
-        <w:t xml:space="preserve">4.  </w:t>
+        <w:t xml:space="preserve">________________</w:t>
       </w:r>
       <w:r>
         <w:rPr>
           <w:sz w:val="22"/>
           <w:szCs w:val="22"/>
         </w:rPr>
-        <w:t xml:space="preserve">To arrange numbers from least to greatest or greatest to least is to ___ them.</w:t>
-      </w:r>
-    </w:p>
-    <w:p>
-      <w:pPr>
-        <w:spacing w:after="120" w:before="80"/>
+        <w:t xml:space="preserve">.</w:t>
+      </w:r>
+    </w:p>
+    <w:p>
+      <w:pPr>
+        <w:keepLines/>
+        <w:spacing w:after="260" w:before="200"/>
       </w:pPr>
       <w:r>
         <w:rPr>
@@ -1682,41 +1673,34 @@
           <w:sz w:val="22"/>
           <w:szCs w:val="22"/>
         </w:rPr>
-        <w:t xml:space="preserve">5.  </w:t>
+        <w:t xml:space="preserve">3.  </w:t>
       </w:r>
       <w:r>
         <w:rPr>
           <w:sz w:val="22"/>
           <w:szCs w:val="22"/>
         </w:rPr>
-        <w:t xml:space="preserve">On a number line, a number farther to the right is ___ another number.</w:t>
-      </w:r>
-    </w:p>
-    <w:p>
-      <w:pPr>
-        <w:spacing w:after="120" w:before="80"/>
-      </w:pPr>
-      <w:r>
-        <w:rPr>
-          <w:b/>
-          <w:bCs/>
-          <w:color w:val="12355B"/>
+        <w:t xml:space="preserve">To decide which number is larger or smaller is to </w:t>
+      </w:r>
+      <w:r>
+        <w:rPr>
           <w:sz w:val="22"/>
           <w:szCs w:val="22"/>
         </w:rPr>
-        <w:t xml:space="preserve">6.  </w:t>
+        <w:t xml:space="preserve">________________</w:t>
       </w:r>
       <w:r>
         <w:rPr>
           <w:sz w:val="22"/>
           <w:szCs w:val="22"/>
         </w:rPr>
-        <w:t xml:space="preserve">On a number line, a number farther to the left is ___ another number.</w:t>
-      </w:r>
-    </w:p>
-    <w:p>
-      <w:pPr>
-        <w:spacing w:after="120" w:before="80"/>
+        <w:t xml:space="preserve"> them.</w:t>
+      </w:r>
+    </w:p>
+    <w:p>
+      <w:pPr>
+        <w:keepLines/>
+        <w:spacing w:after="260" w:before="200"/>
       </w:pPr>
       <w:r>
         <w:rPr>
@@ -1726,46 +1710,187 @@
           <w:sz w:val="22"/>
           <w:szCs w:val="22"/>
         </w:rPr>
-        <w:t xml:space="preserve">7.  </w:t>
+        <w:t xml:space="preserve">4.  </w:t>
       </w:r>
       <w:r>
         <w:rPr>
           <w:sz w:val="22"/>
           <w:szCs w:val="22"/>
         </w:rPr>
-        <w:t xml:space="preserve">An integer less than zero, like −6, is a ___.</w:t>
-      </w:r>
-    </w:p>
-    <w:p>
-      <w:pPr>
-        <w:spacing w:after="120" w:before="80"/>
-      </w:pPr>
-      <w:r>
-        <w:rPr>
-          <w:b/>
-          <w:bCs/>
-          <w:color w:val="12355B"/>
+        <w:t xml:space="preserve">To arrange numbers from least to greatest or greatest to least is to </w:t>
+      </w:r>
+      <w:r>
+        <w:rPr>
           <w:sz w:val="22"/>
           <w:szCs w:val="22"/>
         </w:rPr>
-        <w:t xml:space="preserve">8.  </w:t>
+        <w:t xml:space="preserve">________________</w:t>
       </w:r>
       <w:r>
         <w:rPr>
           <w:sz w:val="22"/>
           <w:szCs w:val="22"/>
         </w:rPr>
-        <w:t xml:space="preserve">A whole number or its opposite is an ___.</w:t>
+        <w:t xml:space="preserve"> them.</w:t>
+      </w:r>
+    </w:p>
+    <w:p>
+      <w:pPr>
+        <w:keepLines/>
+        <w:spacing w:after="260" w:before="200"/>
+      </w:pPr>
+      <w:r>
+        <w:rPr>
+          <w:b/>
+          <w:bCs/>
+          <w:color w:val="12355B"/>
+          <w:sz w:val="22"/>
+          <w:szCs w:val="22"/>
+        </w:rPr>
+        <w:t xml:space="preserve">5.  </w:t>
+      </w:r>
+      <w:r>
+        <w:rPr>
+          <w:sz w:val="22"/>
+          <w:szCs w:val="22"/>
+        </w:rPr>
+        <w:t xml:space="preserve">On a number line, a number farther to the right is </w:t>
+      </w:r>
+      <w:r>
+        <w:rPr>
+          <w:sz w:val="22"/>
+          <w:szCs w:val="22"/>
+        </w:rPr>
+        <w:t xml:space="preserve">________________</w:t>
+      </w:r>
+      <w:r>
+        <w:rPr>
+          <w:sz w:val="22"/>
+          <w:szCs w:val="22"/>
+        </w:rPr>
+        <w:t xml:space="preserve"> another number.</w:t>
+      </w:r>
+    </w:p>
+    <w:p>
+      <w:pPr>
+        <w:keepLines/>
+        <w:spacing w:after="260" w:before="200"/>
+      </w:pPr>
+      <w:r>
+        <w:rPr>
+          <w:b/>
+          <w:bCs/>
+          <w:color w:val="12355B"/>
+          <w:sz w:val="22"/>
+          <w:szCs w:val="22"/>
+        </w:rPr>
+        <w:t xml:space="preserve">6.  </w:t>
+      </w:r>
+      <w:r>
+        <w:rPr>
+          <w:sz w:val="22"/>
+          <w:szCs w:val="22"/>
+        </w:rPr>
+        <w:t xml:space="preserve">On a number line, a number farther to the left is </w:t>
+      </w:r>
+      <w:r>
+        <w:rPr>
+          <w:sz w:val="22"/>
+          <w:szCs w:val="22"/>
+        </w:rPr>
+        <w:t xml:space="preserve">________________</w:t>
+      </w:r>
+      <w:r>
+        <w:rPr>
+          <w:sz w:val="22"/>
+          <w:szCs w:val="22"/>
+        </w:rPr>
+        <w:t xml:space="preserve"> another number.</w:t>
+      </w:r>
+    </w:p>
+    <w:p>
+      <w:pPr>
+        <w:keepLines/>
+        <w:spacing w:after="260" w:before="200"/>
+      </w:pPr>
+      <w:r>
+        <w:rPr>
+          <w:b/>
+          <w:bCs/>
+          <w:color w:val="12355B"/>
+          <w:sz w:val="22"/>
+          <w:szCs w:val="22"/>
+        </w:rPr>
+        <w:t xml:space="preserve">7.  </w:t>
+      </w:r>
+      <w:r>
+        <w:rPr>
+          <w:sz w:val="22"/>
+          <w:szCs w:val="22"/>
+        </w:rPr>
+        <w:t xml:space="preserve">An integer less than zero, like −6, is a </w:t>
+      </w:r>
+      <w:r>
+        <w:rPr>
+          <w:sz w:val="22"/>
+          <w:szCs w:val="22"/>
+        </w:rPr>
+        <w:t xml:space="preserve">________________</w:t>
+      </w:r>
+      <w:r>
+        <w:rPr>
+          <w:sz w:val="22"/>
+          <w:szCs w:val="22"/>
+        </w:rPr>
+        <w:t xml:space="preserve">.</w:t>
+      </w:r>
+    </w:p>
+    <w:p>
+      <w:pPr>
+        <w:keepLines/>
+        <w:spacing w:after="260" w:before="200"/>
+      </w:pPr>
+      <w:r>
+        <w:rPr>
+          <w:b/>
+          <w:bCs/>
+          <w:color w:val="12355B"/>
+          <w:sz w:val="22"/>
+          <w:szCs w:val="22"/>
+        </w:rPr>
+        <w:t xml:space="preserve">8.  </w:t>
+      </w:r>
+      <w:r>
+        <w:rPr>
+          <w:sz w:val="22"/>
+          <w:szCs w:val="22"/>
+        </w:rPr>
+        <w:t xml:space="preserve">A whole number or its opposite is an </w:t>
+      </w:r>
+      <w:r>
+        <w:rPr>
+          <w:sz w:val="22"/>
+          <w:szCs w:val="22"/>
+        </w:rPr>
+        <w:t xml:space="preserve">________________</w:t>
+      </w:r>
+      <w:r>
+        <w:rPr>
+          <w:sz w:val="22"/>
+          <w:szCs w:val="22"/>
+        </w:rPr>
+        <w:t xml:space="preserve">.</w:t>
       </w:r>
     </w:p>
     <w:p>
       <w:pPr>
         <w:pStyle w:val="Heading1"/>
-        <w:pageBreakBefore/>
+        <w:keepNext/>
+        <w:keepLines/>
         <w:pBdr>
           <w:bottom w:val="single" w:color="1FA6A2" w:sz="14" w:space="6"/>
         </w:pBdr>
-        <w:spacing w:after="140" w:before="0"/>
+        <w:spacing w:after="140" w:before="300"/>
       </w:pPr>
       <w:r>
         <w:rPr>
@@ -3046,11 +3171,12 @@
     <w:p>
       <w:pPr>
         <w:pStyle w:val="Heading1"/>
-        <w:pageBreakBefore/>
+        <w:keepNext/>
+        <w:keepLines/>
         <w:pBdr>
           <w:bottom w:val="single" w:color="1FA6A2" w:sz="14" w:space="6"/>
         </w:pBdr>
-        <w:spacing w:after="140" w:before="0"/>
+        <w:spacing w:after="140" w:before="300"/>
       </w:pPr>
       <w:r>
         <w:rPr>
@@ -3383,11 +3509,12 @@
     <w:p>
       <w:pPr>
         <w:pStyle w:val="Heading1"/>
-        <w:pageBreakBefore/>
+        <w:keepNext/>
+        <w:keepLines/>
         <w:pBdr>
           <w:bottom w:val="single" w:color="1FA6A2" w:sz="14" w:space="6"/>
         </w:pBdr>
-        <w:spacing w:after="140" w:before="0"/>
+        <w:spacing w:after="140" w:before="300"/>
       </w:pPr>
       <w:r>
         <w:rPr>
@@ -4189,11 +4316,12 @@
     <w:p>
       <w:pPr>
         <w:pStyle w:val="Heading1"/>
-        <w:pageBreakBefore/>
+        <w:keepNext/>
+        <w:keepLines/>
         <w:pBdr>
           <w:bottom w:val="single" w:color="1FA6A2" w:sz="14" w:space="6"/>
         </w:pBdr>
-        <w:spacing w:after="140" w:before="0"/>
+        <w:spacing w:after="140" w:before="300"/>
       </w:pPr>
       <w:r>
         <w:rPr>
@@ -4562,11 +4690,12 @@
     <w:p>
       <w:pPr>
         <w:pStyle w:val="Heading1"/>
-        <w:pageBreakBefore/>
+        <w:keepNext/>
+        <w:keepLines/>
         <w:pBdr>
           <w:bottom w:val="single" w:color="1FA6A2" w:sz="14" w:space="6"/>
         </w:pBdr>
-        <w:spacing w:after="140" w:before="0"/>
+        <w:spacing w:after="140" w:before="300"/>
       </w:pPr>
       <w:r>
         <w:rPr>

--- a/lessons/7-4/downloads/7-4-notes.docx
+++ b/lessons/7-4/downloads/7-4-notes.docx
@@ -1903,47 +1903,6 @@
         <w:t xml:space="preserve">Write About the Math</w:t>
       </w:r>
     </w:p>
-    <w:p>
-      <w:pPr>
-        <w:spacing w:after="100"/>
-      </w:pPr>
-      <w:r>
-        <w:rPr>
-          <w:i/>
-          <w:iCs/>
-          <w:color w:val="5F6F80"/>
-          <w:sz w:val="19"/>
-          <w:szCs w:val="19"/>
-        </w:rPr>
-        <w:t xml:space="preserve">Use the support level you need. Every level answers the same math question.</w:t>
-      </w:r>
-    </w:p>
-    <w:p>
-      <w:pPr>
-        <w:pStyle w:val="Heading2"/>
-        <w:spacing w:after="80" w:before="180"/>
-      </w:pPr>
-      <w:r>
-        <w:rPr>
-          <w:b/>
-          <w:bCs/>
-          <w:color w:val="12355B"/>
-          <w:sz w:val="24"/>
-          <w:szCs w:val="24"/>
-        </w:rPr>
-        <w:t xml:space="preserve">1. Understand the Question</w:t>
-      </w:r>
-      <w:r>
-        <w:rPr>
-          <w:i/>
-          <w:iCs/>
-          <w:color w:val="B97A12"/>
-          <w:sz w:val="19"/>
-          <w:szCs w:val="19"/>
-        </w:rPr>
-        <w:t xml:space="preserve">   explain</w:t>
-      </w:r>
-    </w:p>
     <w:tbl>
       <w:tblPr>
         <w:tblW w:type="pct" w:w="100%"/>
@@ -1982,38 +1941,16 @@
               </w:rPr>
               <w:t xml:space="preserve">How do you use integer comparison to find the coldest and warmest days?</w:t>
             </w:r>
-          </w:p>
-          <w:p>
-            <w:pPr>
-              <w:spacing w:after="0"/>
-            </w:pPr>
-            <w:r>
-              <w:rPr>
-                <w:b/>
-                <w:bCs/>
-                <w:color w:val="12355B"/>
-                <w:sz w:val="20"/>
-                <w:szCs w:val="20"/>
-              </w:rPr>
-              <w:t xml:space="preserve">Your job:  </w:t>
-            </w:r>
-            <w:r>
-              <w:rPr>
-                <w:sz w:val="20"/>
-                <w:szCs w:val="20"/>
-              </w:rPr>
-              <w:t xml:space="preserve">Answer the question. Use math evidence. Explain how the evidence proves your answer.</w:t>
-            </w:r>
             <w:r>
               <w:rPr>
                 <w:i/>
                 <w:iCs/>
                 <w:color w:val="5F6F80"/>
-                <w:sz w:val="18"/>
-                <w:szCs w:val="18"/>
+                <w:sz w:val="19"/>
+                <w:szCs w:val="19"/>
               </w:rPr>
               <w:br/>
-              <w:t xml:space="preserve">Responde la pregunta. Usa evidencia matemática. Explica cómo la evidencia demuestra tu respuesta.</w:t>
+              <w:t xml:space="preserve">¿Cómo usas la comparación de enteros para hallar el día más frío y el más caluroso?</w:t>
             </w:r>
           </w:p>
         </w:tc>
@@ -2021,33 +1958,22 @@
     </w:tbl>
     <w:p>
       <w:pPr>
-        <w:pStyle w:val="Heading2"/>
-        <w:spacing w:after="80" w:before="180"/>
-      </w:pPr>
-      <w:r>
-        <w:rPr>
-          <w:b/>
-          <w:bCs/>
-          <w:color w:val="12355B"/>
-          <w:sz w:val="24"/>
-          <w:szCs w:val="24"/>
-        </w:rPr>
-        <w:t xml:space="preserve">2. Plan Your Math Words</w:t>
-      </w:r>
+        <w:spacing w:after="100"/>
+      </w:pPr>
       <w:r>
         <w:rPr>
           <w:i/>
           <w:iCs/>
-          <w:color w:val="1FA6A2"/>
+          <w:color w:val="5F6F80"/>
           <w:sz w:val="19"/>
           <w:szCs w:val="19"/>
         </w:rPr>
-        <w:t xml:space="preserve">   check at least two</w:t>
-      </w:r>
-    </w:p>
-    <w:p>
-      <w:pPr>
-        <w:spacing w:after="60"/>
+        <w:t xml:space="preserve">Say your answer to a partner first. Then write it, using at least two of these words:</w:t>
+      </w:r>
+    </w:p>
+    <w:p>
+      <w:pPr>
+        <w:spacing w:after="40"/>
       </w:pPr>
       <w:r>
         <w:rPr>
@@ -2067,14 +1993,7 @@
           <w:sz w:val="20"/>
           <w:szCs w:val="20"/>
         </w:rPr>
-        <w:t xml:space="preserve">Compare and Order Integers — </w:t>
-      </w:r>
-      <w:r>
-        <w:rPr>
-          <w:sz w:val="20"/>
-          <w:szCs w:val="20"/>
-        </w:rPr>
-        <w:t xml:space="preserve">Use a number line to decide which integers are greater or less and place them in order.</w:t>
+        <w:t xml:space="preserve">Number line</w:t>
       </w:r>
       <w:r>
         <w:rPr>
@@ -2084,13 +2003,12 @@
           <w:sz w:val="18"/>
           <w:szCs w:val="18"/>
         </w:rPr>
-        <w:br/>
-        <w:t xml:space="preserve">Comparar y ordenar enteros — Usar una recta numérica para decidir cuáles enteros son mayores o menores y colocarlos en orden.</w:t>
-      </w:r>
-    </w:p>
-    <w:p>
-      <w:pPr>
-        <w:spacing w:after="60"/>
+        <w:t xml:space="preserve">  ·  Recta numérica</w:t>
+      </w:r>
+    </w:p>
+    <w:p>
+      <w:pPr>
+        <w:spacing w:after="40"/>
       </w:pPr>
       <w:r>
         <w:rPr>
@@ -2110,14 +2028,7 @@
           <w:sz w:val="20"/>
           <w:szCs w:val="20"/>
         </w:rPr>
-        <w:t xml:space="preserve">Number line — </w:t>
-      </w:r>
-      <w:r>
-        <w:rPr>
-          <w:sz w:val="20"/>
-          <w:szCs w:val="20"/>
-        </w:rPr>
-        <w:t xml:space="preserve">A straight line where numbers are placed in order; numbers get smaller to the left and larger to the right.</w:t>
+        <w:t xml:space="preserve">Compare</w:t>
       </w:r>
       <w:r>
         <w:rPr>
@@ -2127,13 +2038,12 @@
           <w:sz w:val="18"/>
           <w:szCs w:val="18"/>
         </w:rPr>
-        <w:br/>
-        <w:t xml:space="preserve">Recta numérica — Una recta donde los números se colocan en orden; los números son menores a la izquierda y mayores a la derecha.</w:t>
-      </w:r>
-    </w:p>
-    <w:p>
-      <w:pPr>
-        <w:spacing w:after="60"/>
+        <w:t xml:space="preserve">  ·  Comparar</w:t>
+      </w:r>
+    </w:p>
+    <w:p>
+      <w:pPr>
+        <w:spacing w:after="40"/>
       </w:pPr>
       <w:r>
         <w:rPr>
@@ -2153,14 +2063,7 @@
           <w:sz w:val="20"/>
           <w:szCs w:val="20"/>
         </w:rPr>
-        <w:t xml:space="preserve">Compare — </w:t>
-      </w:r>
-      <w:r>
-        <w:rPr>
-          <w:sz w:val="20"/>
-          <w:szCs w:val="20"/>
-        </w:rPr>
-        <w:t xml:space="preserve">To see if a number is bigger, smaller, or equal to another.</w:t>
+        <w:t xml:space="preserve">Order</w:t>
       </w:r>
       <w:r>
         <w:rPr>
@@ -2170,13 +2073,12 @@
           <w:sz w:val="18"/>
           <w:szCs w:val="18"/>
         </w:rPr>
-        <w:br/>
-        <w:t xml:space="preserve">Comparar — Ver si un número es mayor, menor o igual que otro.</w:t>
-      </w:r>
-    </w:p>
-    <w:p>
-      <w:pPr>
-        <w:spacing w:after="60"/>
+        <w:t xml:space="preserve">  ·  Ordenar</w:t>
+      </w:r>
+    </w:p>
+    <w:p>
+      <w:pPr>
+        <w:spacing w:after="40"/>
       </w:pPr>
       <w:r>
         <w:rPr>
@@ -2196,14 +2098,7 @@
           <w:sz w:val="20"/>
           <w:szCs w:val="20"/>
         </w:rPr>
-        <w:t xml:space="preserve">Order — </w:t>
-      </w:r>
-      <w:r>
-        <w:rPr>
-          <w:sz w:val="20"/>
-          <w:szCs w:val="20"/>
-        </w:rPr>
-        <w:t xml:space="preserve">To arrange numbers by size, from least to greatest or greatest to least.</w:t>
+        <w:t xml:space="preserve">Greater than</w:t>
       </w:r>
       <w:r>
         <w:rPr>
@@ -2213,13 +2108,12 @@
           <w:sz w:val="18"/>
           <w:szCs w:val="18"/>
         </w:rPr>
-        <w:br/>
-        <w:t xml:space="preserve">Ordenar — Acomodar números por tamaño, de menor a mayor o de mayor a menor.</w:t>
-      </w:r>
-    </w:p>
-    <w:p>
-      <w:pPr>
-        <w:spacing w:after="60"/>
+        <w:t xml:space="preserve">  ·  Mayor que</w:t>
+      </w:r>
+    </w:p>
+    <w:p>
+      <w:pPr>
+        <w:spacing w:after="40"/>
       </w:pPr>
       <w:r>
         <w:rPr>
@@ -2239,14 +2133,7 @@
           <w:sz w:val="20"/>
           <w:szCs w:val="20"/>
         </w:rPr>
-        <w:t xml:space="preserve">Greater than — </w:t>
-      </w:r>
-      <w:r>
-        <w:rPr>
-          <w:sz w:val="20"/>
-          <w:szCs w:val="20"/>
-        </w:rPr>
-        <w:t xml:space="preserve">The &gt; sign, showing one number is bigger.</w:t>
+        <w:t xml:space="preserve">Less than</w:t>
       </w:r>
       <w:r>
         <w:rPr>
@@ -2256,109 +2143,7 @@
           <w:sz w:val="18"/>
           <w:szCs w:val="18"/>
         </w:rPr>
-        <w:br/>
-        <w:t xml:space="preserve">Mayor que — El signo &gt;, que muestra que un número es mayor.</w:t>
-      </w:r>
-    </w:p>
-    <w:tbl>
-      <w:tblPr>
-        <w:tblW w:type="pct" w:w="100%"/>
-        <w:tblBorders>
-          <w:top w:val="single" w:color="1FA6A2" w:sz="8"/>
-          <w:left w:val="single" w:color="1FA6A2" w:sz="8"/>
-          <w:bottom w:val="single" w:color="1FA6A2" w:sz="8"/>
-          <w:right w:val="single" w:color="1FA6A2" w:sz="8"/>
-          <w:insideH w:val="single" w:color="auto" w:sz="4"/>
-          <w:insideV w:val="single" w:color="auto" w:sz="4"/>
-        </w:tblBorders>
-      </w:tblPr>
-      <w:tblGrid>
-        <w:gridCol w:w="100"/>
-      </w:tblGrid>
-      <w:tr>
-        <w:tc>
-          <w:tcPr>
-            <w:shd w:fill="F7FFFD" w:color="auto" w:val="clear"/>
-            <w:tcMar>
-              <w:top w:type="dxa" w:w="120"/>
-              <w:left w:type="dxa" w:w="180"/>
-              <w:bottom w:type="dxa" w:w="120"/>
-              <w:right w:type="dxa" w:w="180"/>
-            </w:tcMar>
-          </w:tcPr>
-          <w:p>
-            <w:pPr>
-              <w:spacing w:after="50"/>
-            </w:pPr>
-            <w:r>
-              <w:rPr>
-                <w:b/>
-                <w:bCs/>
-                <w:color w:val="1FA6A2"/>
-                <w:sz w:val="20"/>
-                <w:szCs w:val="20"/>
-              </w:rPr>
-              <w:t xml:space="preserve">Say it first:  </w:t>
-            </w:r>
-            <w:r>
-              <w:rPr>
-                <w:sz w:val="20"/>
-                <w:szCs w:val="20"/>
-              </w:rPr>
-              <w:t xml:space="preserve">Say your idea to a partner or quietly to yourself before you write.</w:t>
-            </w:r>
-          </w:p>
-          <w:p>
-            <w:pPr>
-              <w:spacing w:after="60"/>
-            </w:pPr>
-            <w:r>
-              <w:rPr>
-                <w:color w:val="1A2733"/>
-                <w:sz w:val="21"/>
-                <w:szCs w:val="21"/>
-              </w:rPr>
-              <w:t xml:space="preserve">The coldest day was ___ at ___°F because ___. The warmest day was ___ at ___°F. I ordered them from coldest to warmest by ___.</w:t>
-            </w:r>
-            <w:r>
-              <w:rPr>
-                <w:i/>
-                <w:iCs/>
-                <w:color w:val="5F6F80"/>
-                <w:sz w:val="19"/>
-                <w:szCs w:val="19"/>
-              </w:rPr>
-              <w:br/>
-              <w:t xml:space="preserve">Di tu respuesta primero: Mi respuesta es ___ porque ___.</w:t>
-            </w:r>
-          </w:p>
-        </w:tc>
-      </w:tr>
-    </w:tbl>
-    <w:p>
-      <w:pPr>
-        <w:pStyle w:val="Heading2"/>
-        <w:spacing w:after="80" w:before="180"/>
-      </w:pPr>
-      <w:r>
-        <w:rPr>
-          <w:b/>
-          <w:bCs/>
-          <w:color w:val="12355B"/>
-          <w:sz w:val="24"/>
-          <w:szCs w:val="24"/>
-        </w:rPr>
-        <w:t xml:space="preserve">3. Build Your Explanation</w:t>
-      </w:r>
-      <w:r>
-        <w:rPr>
-          <w:i/>
-          <w:iCs/>
-          <w:color w:val="B97A12"/>
-          <w:sz w:val="19"/>
-          <w:szCs w:val="19"/>
-        </w:rPr>
-        <w:t xml:space="preserve">   choose your support</w:t>
+        <w:t xml:space="preserve">  ·  Menor que</w:t>
       </w:r>
     </w:p>
     <w:tbl>
@@ -2389,21 +2174,6 @@
           </w:tcPr>
           <w:p>
             <w:pPr>
-              <w:spacing w:after="50"/>
-            </w:pPr>
-            <w:r>
-              <w:rPr>
-                <w:i/>
-                <w:iCs/>
-                <w:color w:val="5F6F80"/>
-                <w:sz w:val="19"/>
-                <w:szCs w:val="19"/>
-              </w:rPr>
-              <w:t xml:space="preserve">This model shows the parts of an explanation. It does not answer your writing question.</w:t>
-            </w:r>
-          </w:p>
-          <w:p>
-            <w:pPr>
               <w:spacing w:after="80"/>
             </w:pPr>
             <w:r>
@@ -2414,58 +2184,14 @@
                 <w:sz w:val="19"/>
                 <w:szCs w:val="19"/>
               </w:rPr>
-              <w:t xml:space="preserve">Claim:  </w:t>
+              <w:t xml:space="preserve">Model:  </w:t>
             </w:r>
             <w:r>
               <w:rPr>
                 <w:sz w:val="19"/>
                 <w:szCs w:val="19"/>
               </w:rPr>
-              <w:t xml:space="preserve">-3 is less than 2 because on the number line ___.</w:t>
-            </w:r>
-          </w:p>
-          <w:p>
-            <w:pPr>
-              <w:spacing w:after="80"/>
-            </w:pPr>
-            <w:r>
-              <w:rPr>
-                <w:b/>
-                <w:bCs/>
-                <w:color w:val="12355B"/>
-                <w:sz w:val="19"/>
-                <w:szCs w:val="19"/>
-              </w:rPr>
-              <w:t xml:space="preserve">Evidence:  </w:t>
-            </w:r>
-            <w:r>
-              <w:rPr>
-                <w:sz w:val="19"/>
-                <w:szCs w:val="19"/>
-              </w:rPr>
-              <w:t xml:space="preserve">Student explains that -3 is farther left on the number line than 2, and numbers decrease moving left.</w:t>
-            </w:r>
-          </w:p>
-          <w:p>
-            <w:pPr>
-              <w:spacing w:after="80"/>
-            </w:pPr>
-            <w:r>
-              <w:rPr>
-                <w:b/>
-                <w:bCs/>
-                <w:color w:val="12355B"/>
-                <w:sz w:val="19"/>
-                <w:szCs w:val="19"/>
-              </w:rPr>
-              <w:t xml:space="preserve">Reasoning:  </w:t>
-            </w:r>
-            <w:r>
-              <w:rPr>
-                <w:sz w:val="19"/>
-                <w:szCs w:val="19"/>
-              </w:rPr>
-              <w:t xml:space="preserve">This evidence connects the definition of compare and order integers to the mathematical claim.</w:t>
+              <w:t xml:space="preserve">-3 is less than 2 because on the number line ___. — Student explains that -3 is farther left on the number line than 2, and numbers decrease moving left.</w:t>
             </w:r>
           </w:p>
         </w:tc>
@@ -2544,7 +2270,7 @@
           <w:sz w:val="21"/>
           <w:szCs w:val="21"/>
         </w:rPr>
-        <w:t xml:space="preserve">My answer is ___.</w:t>
+        <w:t xml:space="preserve">My answer is ___ because ___.</w:t>
       </w:r>
       <w:r>
         <w:rPr>
@@ -2555,7 +2281,7 @@
           <w:szCs w:val="19"/>
         </w:rPr>
         <w:br/>
-        <w:t xml:space="preserve">Mi respuesta es ___.</w:t>
+        <w:t xml:space="preserve">Mi respuesta es ___ porque ___.</w:t>
       </w:r>
     </w:p>
     <w:tbl>
@@ -2695,7 +2421,7 @@
           <w:sz w:val="21"/>
           <w:szCs w:val="21"/>
         </w:rPr>
-        <w:t xml:space="preserve">I know because ___.</w:t>
+        <w:t xml:space="preserve">My evidence is ___, so ___.</w:t>
       </w:r>
       <w:r>
         <w:rPr>
@@ -2706,31 +2432,7 @@
           <w:szCs w:val="19"/>
         </w:rPr>
         <w:br/>
-        <w:t xml:space="preserve">Lo sé porque ___.</w:t>
-      </w:r>
-    </w:p>
-    <w:p>
-      <w:pPr>
-        <w:spacing w:after="60"/>
-      </w:pPr>
-      <w:r>
-        <w:rPr>
-          <w:color w:val="1A2733"/>
-          <w:sz w:val="21"/>
-          <w:szCs w:val="21"/>
-        </w:rPr>
-        <w:t xml:space="preserve">So ___.</w:t>
-      </w:r>
-      <w:r>
-        <w:rPr>
-          <w:i/>
-          <w:iCs/>
-          <w:color w:val="5F6F80"/>
-          <w:sz w:val="19"/>
-          <w:szCs w:val="19"/>
-        </w:rPr>
-        <w:br/>
-        <w:t xml:space="preserve">Entonces ___.</w:t>
+        <w:t xml:space="preserve">Mi evidencia es ___, entonces ___.</w:t>
       </w:r>
     </w:p>
     <w:tbl>
@@ -2836,78 +2538,6 @@
         <w:t xml:space="preserve">Escribe una afirmación, da evidencia matemática y explica tu razonamiento.</w:t>
       </w:r>
     </w:p>
-    <w:p>
-      <w:pPr>
-        <w:spacing w:after="60"/>
-      </w:pPr>
-      <w:r>
-        <w:rPr>
-          <w:color w:val="1A2733"/>
-          <w:sz w:val="21"/>
-          <w:szCs w:val="21"/>
-        </w:rPr>
-        <w:t xml:space="preserve">My claim is ___.</w:t>
-      </w:r>
-      <w:r>
-        <w:rPr>
-          <w:i/>
-          <w:iCs/>
-          <w:color w:val="5F6F80"/>
-          <w:sz w:val="19"/>
-          <w:szCs w:val="19"/>
-        </w:rPr>
-        <w:br/>
-        <w:t xml:space="preserve">Mi afirmación es ___.</w:t>
-      </w:r>
-    </w:p>
-    <w:p>
-      <w:pPr>
-        <w:spacing w:after="60"/>
-      </w:pPr>
-      <w:r>
-        <w:rPr>
-          <w:color w:val="1A2733"/>
-          <w:sz w:val="21"/>
-          <w:szCs w:val="21"/>
-        </w:rPr>
-        <w:t xml:space="preserve">My math evidence is ___.</w:t>
-      </w:r>
-      <w:r>
-        <w:rPr>
-          <w:i/>
-          <w:iCs/>
-          <w:color w:val="5F6F80"/>
-          <w:sz w:val="19"/>
-          <w:szCs w:val="19"/>
-        </w:rPr>
-        <w:br/>
-        <w:t xml:space="preserve">Mi evidencia matemática es ___.</w:t>
-      </w:r>
-    </w:p>
-    <w:p>
-      <w:pPr>
-        <w:spacing w:after="60"/>
-      </w:pPr>
-      <w:r>
-        <w:rPr>
-          <w:color w:val="1A2733"/>
-          <w:sz w:val="21"/>
-          <w:szCs w:val="21"/>
-        </w:rPr>
-        <w:t xml:space="preserve">This proves ___ because ___.</w:t>
-      </w:r>
-      <w:r>
-        <w:rPr>
-          <w:i/>
-          <w:iCs/>
-          <w:color w:val="5F6F80"/>
-          <w:sz w:val="19"/>
-          <w:szCs w:val="19"/>
-        </w:rPr>
-        <w:br/>
-        <w:t xml:space="preserve">Esto demuestra ___ porque ___.</w:t>
-      </w:r>
-    </w:p>
     <w:tbl>
       <w:tblPr>
         <w:tblW w:type="pct" w:w="100%"/>
@@ -2990,7 +2620,7 @@
           <w:sz w:val="24"/>
           <w:szCs w:val="24"/>
         </w:rPr>
-        <w:t xml:space="preserve">4. Check Your Explanation</w:t>
+        <w:t xml:space="preserve">Check Your Explanation</w:t>
       </w:r>
       <w:r>
         <w:rPr>
@@ -3000,7 +2630,7 @@
           <w:sz w:val="19"/>
           <w:szCs w:val="19"/>
         </w:rPr>
-        <w:t xml:space="preserve">   five quick checks</w:t>
+        <w:t xml:space="preserve">   three quick checks</w:t>
       </w:r>
     </w:p>
     <w:p>
@@ -3024,17 +2654,6 @@
         </w:rPr>
         <w:t xml:space="preserve">I answered the question.</w:t>
       </w:r>
-      <w:r>
-        <w:rPr>
-          <w:i/>
-          <w:iCs/>
-          <w:color w:val="5F6F80"/>
-          <w:sz w:val="18"/>
-          <w:szCs w:val="18"/>
-        </w:rPr>
-        <w:br/>
-        <w:t xml:space="preserve">Respondí la pregunta.</w:t>
-      </w:r>
     </w:p>
     <w:p>
       <w:pPr>
@@ -3055,18 +2674,7 @@
           <w:sz w:val="20"/>
           <w:szCs w:val="20"/>
         </w:rPr>
-        <w:t xml:space="preserve">I used math evidence: numbers, an equation, a model, or a comparison.</w:t>
-      </w:r>
-      <w:r>
-        <w:rPr>
-          <w:i/>
-          <w:iCs/>
-          <w:color w:val="5F6F80"/>
-          <w:sz w:val="18"/>
-          <w:szCs w:val="18"/>
-        </w:rPr>
-        <w:br/>
-        <w:t xml:space="preserve">Usé evidencia matemática: números, una ecuación, un modelo o una comparación.</w:t>
+        <w:t xml:space="preserve">I used math evidence: numbers, an equation, or a model.</w:t>
       </w:r>
     </w:p>
     <w:p>
@@ -3088,84 +2696,7 @@
           <w:sz w:val="20"/>
           <w:szCs w:val="20"/>
         </w:rPr>
-        <w:t xml:space="preserve">I explained how the evidence proves my answer.</w:t>
-      </w:r>
-      <w:r>
-        <w:rPr>
-          <w:i/>
-          <w:iCs/>
-          <w:color w:val="5F6F80"/>
-          <w:sz w:val="18"/>
-          <w:szCs w:val="18"/>
-        </w:rPr>
-        <w:br/>
-        <w:t xml:space="preserve">Expliqué cómo la evidencia demuestra mi respuesta.</w:t>
-      </w:r>
-    </w:p>
-    <w:p>
-      <w:pPr>
-        <w:spacing w:after="80"/>
-      </w:pPr>
-      <w:r>
-        <w:rPr>
-          <w:b/>
-          <w:bCs/>
-          <w:color w:val="1FA6A2"/>
-          <w:sz w:val="22"/>
-          <w:szCs w:val="22"/>
-        </w:rPr>
-        <w:t xml:space="preserve">☐  </w:t>
-      </w:r>
-      <w:r>
-        <w:rPr>
-          <w:sz w:val="20"/>
-          <w:szCs w:val="20"/>
-        </w:rPr>
         <w:t xml:space="preserve">I used at least two math words.</w:t>
-      </w:r>
-      <w:r>
-        <w:rPr>
-          <w:i/>
-          <w:iCs/>
-          <w:color w:val="5F6F80"/>
-          <w:sz w:val="18"/>
-          <w:szCs w:val="18"/>
-        </w:rPr>
-        <w:br/>
-        <w:t xml:space="preserve">Usé por lo menos dos palabras matemáticas.</w:t>
-      </w:r>
-    </w:p>
-    <w:p>
-      <w:pPr>
-        <w:spacing w:after="80"/>
-      </w:pPr>
-      <w:r>
-        <w:rPr>
-          <w:b/>
-          <w:bCs/>
-          <w:color w:val="1FA6A2"/>
-          <w:sz w:val="22"/>
-          <w:szCs w:val="22"/>
-        </w:rPr>
-        <w:t xml:space="preserve">☐  </w:t>
-      </w:r>
-      <w:r>
-        <w:rPr>
-          <w:sz w:val="20"/>
-          <w:szCs w:val="20"/>
-        </w:rPr>
-        <w:t xml:space="preserve">I reread complete sentences and punctuation.</w:t>
-      </w:r>
-      <w:r>
-        <w:rPr>
-          <w:i/>
-          <w:iCs/>
-          <w:color w:val="5F6F80"/>
-          <w:sz w:val="18"/>
-          <w:szCs w:val="18"/>
-        </w:rPr>
-        <w:br/>
-        <w:t xml:space="preserve">Volví a leer mis oraciones completas y la puntuación.</w:t>
       </w:r>
     </w:p>
     <w:p>
@@ -3253,7 +2784,7 @@
                 <w:sz w:val="22"/>
                 <w:szCs w:val="22"/>
               </w:rPr>
-              <w:t xml:space="preserve">Ranking Treasure Depths</w:t>
+              <w:t xml:space="preserve">Trivia Game</w:t>
             </w:r>
           </w:p>
           <w:p>
@@ -3265,7 +2796,7 @@
                 <w:sz w:val="21"/>
                 <w:szCs w:val="21"/>
               </w:rPr>
-              <w:t xml:space="preserve">Captain Vega's crew found treasures at different depths underwater! The deeper the treasure, the more negative the elevation. A gold coin is at -2 meters, a silver crown is at -7 meters, and a ruby ring is at -5 meters. The crew needs to rank them from the shallowest (closest to the surface) to the deepest.</w:t>
+              <w:t xml:space="preserve">Lucy and Yuzuki are playing a trivia game with these rules: if a player answers a question correctly, they receive 1 point; if they answer incorrectly, they lose 0.25 point. The player with the greatest score wins the game. The final scores for two games are shown in the table. Who is the winner of each game?</w:t>
             </w:r>
           </w:p>
         </w:tc>
